--- a/docs_docx/tickets.docx
+++ b/docs_docx/tickets.docx
@@ -2,139 +2,41 @@
 <file path=word/document.xml><?xml version="1.0" encoding="utf-8"?>
 <w:document xmlns:wpc="http://schemas.microsoft.com/office/word/2010/wordprocessingCanvas" xmlns:mo="http://schemas.microsoft.com/office/mac/office/2008/main" xmlns:mc="http://schemas.openxmlformats.org/markup-compatibility/2006" xmlns:mv="urn:schemas-microsoft-com:mac:vml" xmlns:o="urn:schemas-microsoft-com:office:office" xmlns:r="http://schemas.openxmlformats.org/officeDocument/2006/relationships" xmlns:m="http://schemas.openxmlformats.org/officeDocument/2006/math" xmlns:v="urn:schemas-microsoft-com:vml" xmlns:wp14="http://schemas.microsoft.com/office/word/2010/wordprocessingDrawing" xmlns:wp="http://schemas.openxmlformats.org/drawingml/2006/wordprocessingDrawing" xmlns:w10="urn:schemas-microsoft-com:office:word" xmlns:w="http://schemas.openxmlformats.org/wordprocessingml/2006/main" xmlns:w14="http://schemas.microsoft.com/office/word/2010/wordml" xmlns:wpg="http://schemas.microsoft.com/office/word/2010/wordprocessingGroup" xmlns:wpi="http://schemas.microsoft.com/office/word/2010/wordprocessingInk" xmlns:wne="http://schemas.microsoft.com/office/word/2006/wordml" xmlns:wps="http://schemas.microsoft.com/office/word/2010/wordprocessingShape" mc:Ignorable="w14 wp14">
   <w:body>
+    <w:p>
+      <w:pPr>
+        <w:pStyle w:val="Heading1"/>
+        <w:jc w:val="left"/>
+      </w:pPr>
+      <w:r>
+        <w:t>Implementation Tickets: Multimodal Crime / Incident Report Analyzer</w:t>
+      </w:r>
+    </w:p>
     <w:tbl>
       <w:tblPr>
-        <w:tblW w:type="pct" w:w="5000"/>
+        <w:tblStyle w:val="TableGrid"/>
+        <w:tblW w:type="auto" w:w="0"/>
         <w:jc w:val="center"/>
-        <w:tblLayout w:type="autofit"/>
         <w:tblLook w:firstColumn="1" w:firstRow="1" w:lastColumn="0" w:lastRow="0" w:noHBand="0" w:noVBand="1" w:val="04A0"/>
       </w:tblPr>
       <w:tblGrid>
-        <w:gridCol w:w="14256"/>
+        <w:gridCol w:w="2592"/>
+        <w:gridCol w:w="2592"/>
+        <w:gridCol w:w="2592"/>
+        <w:gridCol w:w="2592"/>
       </w:tblGrid>
       <w:tr>
         <w:tc>
           <w:tcPr>
-            <w:tcW w:type="dxa" w:w="14256"/>
-            <w:shd w:fill="12385B"/>
-            <w:tcBorders>
-              <w:top w:val="single" w:sz="6" w:space="0" w:color="12385B"/>
-              <w:left w:val="single" w:sz="6" w:space="0" w:color="12385B"/>
-              <w:bottom w:val="single" w:sz="6" w:space="0" w:color="12385B"/>
-              <w:right w:val="single" w:sz="6" w:space="0" w:color="12385B"/>
-            </w:tcBorders>
-            <w:tcMar>
-              <w:top w:w="190" w:type="dxa"/>
-              <w:start w:w="180" w:type="dxa"/>
-              <w:bottom w:w="160" w:type="dxa"/>
-              <w:end w:w="180" w:type="dxa"/>
-            </w:tcMar>
+            <w:tcW w:type="dxa" w:w="2592"/>
+            <w:shd w:fill="D9EAF7"/>
+            <w:vAlign w:val="center"/>
           </w:tcPr>
           <w:p>
-            <w:pPr>
-              <w:jc w:val="left"/>
-            </w:pPr>
+            <w:r/>
             <w:r>
               <w:rPr>
-                <w:rFonts w:ascii="Times New Roman" w:hAnsi="Times New Roman" w:eastAsia="Times New Roman"/>
                 <w:b/>
-                <w:i w:val="0"/>
-                <w:color w:val="FFFFFF"/>
-                <w:sz w:val="40"/>
-              </w:rPr>
-              <w:t>Implementation Tickets</w:t>
-            </w:r>
-          </w:p>
-          <w:p>
-            <w:r>
-              <w:rPr>
-                <w:rFonts w:ascii="Times New Roman" w:hAnsi="Times New Roman" w:eastAsia="Times New Roman"/>
-                <w:b w:val="0"/>
-                <w:i w:val="0"/>
-                <w:color w:val="DDEBF7"/>
-                <w:sz w:val="25"/>
-              </w:rPr>
-              <w:t>Multimodal Crime / Incident Report Analyzer</w:t>
-            </w:r>
-          </w:p>
-        </w:tc>
-      </w:tr>
-      <w:tr>
-        <w:tc>
-          <w:tcPr>
-            <w:tcW w:type="dxa" w:w="14256"/>
-            <w:shd w:fill="D9EAF7"/>
-            <w:tcBorders>
-              <w:top w:val="single" w:sz="6" w:space="0" w:color="AAB8C5"/>
-              <w:left w:val="single" w:sz="6" w:space="0" w:color="AAB8C5"/>
-              <w:bottom w:val="single" w:sz="6" w:space="0" w:color="AAB8C5"/>
-              <w:right w:val="single" w:sz="6" w:space="0" w:color="AAB8C5"/>
-            </w:tcBorders>
-            <w:tcMar>
-              <w:top w:w="120" w:type="dxa"/>
-              <w:start w:w="180" w:type="dxa"/>
-              <w:bottom w:w="120" w:type="dxa"/>
-              <w:end w:w="180" w:type="dxa"/>
-            </w:tcMar>
-          </w:tcPr>
-          <w:p>
-            <w:r>
-              <w:rPr>
-                <w:rFonts w:ascii="Times New Roman" w:hAnsi="Times New Roman" w:eastAsia="Times New Roman"/>
-                <w:b w:val="0"/>
-                <w:i/>
-                <w:color w:val="12385B"/>
-                <w:sz w:val="25"/>
-              </w:rPr>
-              <w:t>Sprint goal, task board, owners, priorities, and recommended work order.</w:t>
-            </w:r>
-          </w:p>
-        </w:tc>
-      </w:tr>
-    </w:tbl>
-    <w:p/>
-    <w:tbl>
-      <w:tblPr>
-        <w:tblW w:type="pct" w:w="5000"/>
-        <w:jc w:val="center"/>
-        <w:tblLayout w:type="autofit"/>
-        <w:tblLook w:firstColumn="1" w:firstRow="1" w:lastColumn="0" w:lastRow="0" w:noHBand="0" w:noVBand="1" w:val="04A0"/>
-      </w:tblPr>
-      <w:tblGrid>
-        <w:gridCol w:w="3564"/>
-        <w:gridCol w:w="3564"/>
-        <w:gridCol w:w="3564"/>
-        <w:gridCol w:w="3564"/>
-      </w:tblGrid>
-      <w:tr>
-        <w:tc>
-          <w:tcPr>
-            <w:tcW w:type="dxa" w:w="3564"/>
-            <w:shd w:fill="1F4E79"/>
-            <w:tcBorders>
-              <w:top w:val="single" w:sz="4" w:space="0" w:color="FFFFFF"/>
-              <w:left w:val="single" w:sz="4" w:space="0" w:color="FFFFFF"/>
-              <w:bottom w:val="single" w:sz="4" w:space="0" w:color="FFFFFF"/>
-              <w:right w:val="single" w:sz="4" w:space="0" w:color="FFFFFF"/>
-            </w:tcBorders>
-            <w:tcMar>
-              <w:top w:w="70" w:type="dxa"/>
-              <w:start w:w="80" w:type="dxa"/>
-              <w:bottom w:w="70" w:type="dxa"/>
-              <w:end w:w="80" w:type="dxa"/>
-            </w:tcMar>
-          </w:tcPr>
-          <w:p>
-            <w:pPr>
-              <w:jc w:val="center"/>
-            </w:pPr>
-            <w:r>
-              <w:rPr>
-                <w:rFonts w:ascii="Times New Roman" w:hAnsi="Times New Roman" w:eastAsia="Times New Roman"/>
-                <w:b/>
-                <w:i w:val="0"/>
-                <w:color w:val="FFFFFF"/>
-                <w:sz w:val="21"/>
+                <w:sz w:val="17"/>
               </w:rPr>
               <w:t>Owner</w:t>
             </w:r>
@@ -142,32 +44,16 @@
         </w:tc>
         <w:tc>
           <w:tcPr>
-            <w:tcW w:type="dxa" w:w="3564"/>
-            <w:shd w:fill="1F4E79"/>
-            <w:tcBorders>
-              <w:top w:val="single" w:sz="4" w:space="0" w:color="FFFFFF"/>
-              <w:left w:val="single" w:sz="4" w:space="0" w:color="FFFFFF"/>
-              <w:bottom w:val="single" w:sz="4" w:space="0" w:color="FFFFFF"/>
-              <w:right w:val="single" w:sz="4" w:space="0" w:color="FFFFFF"/>
-            </w:tcBorders>
-            <w:tcMar>
-              <w:top w:w="70" w:type="dxa"/>
-              <w:start w:w="80" w:type="dxa"/>
-              <w:bottom w:w="70" w:type="dxa"/>
-              <w:end w:w="80" w:type="dxa"/>
-            </w:tcMar>
+            <w:tcW w:type="dxa" w:w="2592"/>
+            <w:shd w:fill="D9EAF7"/>
+            <w:vAlign w:val="center"/>
           </w:tcPr>
           <w:p>
-            <w:pPr>
-              <w:jc w:val="center"/>
-            </w:pPr>
+            <w:r/>
             <w:r>
               <w:rPr>
-                <w:rFonts w:ascii="Times New Roman" w:hAnsi="Times New Roman" w:eastAsia="Times New Roman"/>
                 <w:b/>
-                <w:i w:val="0"/>
-                <w:color w:val="FFFFFF"/>
-                <w:sz w:val="21"/>
+                <w:sz w:val="17"/>
               </w:rPr>
               <w:t>Project Type</w:t>
             </w:r>
@@ -175,32 +61,16 @@
         </w:tc>
         <w:tc>
           <w:tcPr>
-            <w:tcW w:type="dxa" w:w="3564"/>
-            <w:shd w:fill="1F4E79"/>
-            <w:tcBorders>
-              <w:top w:val="single" w:sz="4" w:space="0" w:color="FFFFFF"/>
-              <w:left w:val="single" w:sz="4" w:space="0" w:color="FFFFFF"/>
-              <w:bottom w:val="single" w:sz="4" w:space="0" w:color="FFFFFF"/>
-              <w:right w:val="single" w:sz="4" w:space="0" w:color="FFFFFF"/>
-            </w:tcBorders>
-            <w:tcMar>
-              <w:top w:w="70" w:type="dxa"/>
-              <w:start w:w="80" w:type="dxa"/>
-              <w:bottom w:w="70" w:type="dxa"/>
-              <w:end w:w="80" w:type="dxa"/>
-            </w:tcMar>
+            <w:tcW w:type="dxa" w:w="2592"/>
+            <w:shd w:fill="D9EAF7"/>
+            <w:vAlign w:val="center"/>
           </w:tcPr>
           <w:p>
-            <w:pPr>
-              <w:jc w:val="center"/>
-            </w:pPr>
+            <w:r/>
             <w:r>
               <w:rPr>
-                <w:rFonts w:ascii="Times New Roman" w:hAnsi="Times New Roman" w:eastAsia="Times New Roman"/>
                 <w:b/>
-                <w:i w:val="0"/>
-                <w:color w:val="FFFFFF"/>
-                <w:sz w:val="21"/>
+                <w:sz w:val="17"/>
               </w:rPr>
               <w:t>Date</w:t>
             </w:r>
@@ -208,32 +78,16 @@
         </w:tc>
         <w:tc>
           <w:tcPr>
-            <w:tcW w:type="dxa" w:w="3564"/>
-            <w:shd w:fill="1F4E79"/>
-            <w:tcBorders>
-              <w:top w:val="single" w:sz="4" w:space="0" w:color="FFFFFF"/>
-              <w:left w:val="single" w:sz="4" w:space="0" w:color="FFFFFF"/>
-              <w:bottom w:val="single" w:sz="4" w:space="0" w:color="FFFFFF"/>
-              <w:right w:val="single" w:sz="4" w:space="0" w:color="FFFFFF"/>
-            </w:tcBorders>
-            <w:tcMar>
-              <w:top w:w="70" w:type="dxa"/>
-              <w:start w:w="80" w:type="dxa"/>
-              <w:bottom w:w="70" w:type="dxa"/>
-              <w:end w:w="80" w:type="dxa"/>
-            </w:tcMar>
+            <w:tcW w:type="dxa" w:w="2592"/>
+            <w:shd w:fill="D9EAF7"/>
+            <w:vAlign w:val="center"/>
           </w:tcPr>
           <w:p>
-            <w:pPr>
-              <w:jc w:val="center"/>
-            </w:pPr>
+            <w:r/>
             <w:r>
               <w:rPr>
-                <w:rFonts w:ascii="Times New Roman" w:hAnsi="Times New Roman" w:eastAsia="Times New Roman"/>
                 <w:b/>
-                <w:i w:val="0"/>
-                <w:color w:val="FFFFFF"/>
-                <w:sz w:val="21"/>
+                <w:sz w:val="17"/>
               </w:rPr>
               <w:t>Submission</w:t>
             </w:r>
@@ -243,32 +97,15 @@
       <w:tr>
         <w:tc>
           <w:tcPr>
-            <w:tcW w:type="dxa" w:w="3564"/>
-            <w:shd w:fill="F3F6F8"/>
-            <w:tcBorders>
-              <w:top w:val="single" w:sz="4" w:space="0" w:color="D0D7DE"/>
-              <w:left w:val="single" w:sz="4" w:space="0" w:color="D0D7DE"/>
-              <w:bottom w:val="single" w:sz="4" w:space="0" w:color="D0D7DE"/>
-              <w:right w:val="single" w:sz="4" w:space="0" w:color="D0D7DE"/>
-            </w:tcBorders>
-            <w:tcMar>
-              <w:top w:w="70" w:type="dxa"/>
-              <w:start w:w="80" w:type="dxa"/>
-              <w:bottom w:w="70" w:type="dxa"/>
-              <w:end w:w="80" w:type="dxa"/>
-            </w:tcMar>
+            <w:tcW w:type="dxa" w:w="2592"/>
+            <w:vAlign w:val="top"/>
           </w:tcPr>
           <w:p>
-            <w:pPr>
-              <w:jc w:val="center"/>
-            </w:pPr>
+            <w:r/>
             <w:r>
               <w:rPr>
-                <w:rFonts w:ascii="Times New Roman" w:hAnsi="Times New Roman" w:eastAsia="Times New Roman"/>
                 <w:b w:val="0"/>
-                <w:i w:val="0"/>
-                <w:color w:val="1F1F1F"/>
-                <w:sz w:val="21"/>
+                <w:sz w:val="17"/>
               </w:rPr>
               <w:t>Group 2</w:t>
             </w:r>
@@ -276,32 +113,15 @@
         </w:tc>
         <w:tc>
           <w:tcPr>
-            <w:tcW w:type="dxa" w:w="3564"/>
-            <w:shd w:fill="F3F6F8"/>
-            <w:tcBorders>
-              <w:top w:val="single" w:sz="4" w:space="0" w:color="D0D7DE"/>
-              <w:left w:val="single" w:sz="4" w:space="0" w:color="D0D7DE"/>
-              <w:bottom w:val="single" w:sz="4" w:space="0" w:color="D0D7DE"/>
-              <w:right w:val="single" w:sz="4" w:space="0" w:color="D0D7DE"/>
-            </w:tcBorders>
-            <w:tcMar>
-              <w:top w:w="70" w:type="dxa"/>
-              <w:start w:w="80" w:type="dxa"/>
-              <w:bottom w:w="70" w:type="dxa"/>
-              <w:end w:w="80" w:type="dxa"/>
-            </w:tcMar>
+            <w:tcW w:type="dxa" w:w="2592"/>
+            <w:vAlign w:val="top"/>
           </w:tcPr>
           <w:p>
-            <w:pPr>
-              <w:jc w:val="center"/>
-            </w:pPr>
+            <w:r/>
             <w:r>
               <w:rPr>
-                <w:rFonts w:ascii="Times New Roman" w:hAnsi="Times New Roman" w:eastAsia="Times New Roman"/>
                 <w:b w:val="0"/>
-                <w:i w:val="0"/>
-                <w:color w:val="1F1F1F"/>
-                <w:sz w:val="21"/>
+                <w:sz w:val="17"/>
               </w:rPr>
               <w:t>Class prototype only</w:t>
             </w:r>
@@ -309,65 +129,31 @@
         </w:tc>
         <w:tc>
           <w:tcPr>
-            <w:tcW w:type="dxa" w:w="3564"/>
-            <w:shd w:fill="F3F6F8"/>
-            <w:tcBorders>
-              <w:top w:val="single" w:sz="4" w:space="0" w:color="D0D7DE"/>
-              <w:left w:val="single" w:sz="4" w:space="0" w:color="D0D7DE"/>
-              <w:bottom w:val="single" w:sz="4" w:space="0" w:color="D0D7DE"/>
-              <w:right w:val="single" w:sz="4" w:space="0" w:color="D0D7DE"/>
-            </w:tcBorders>
-            <w:tcMar>
-              <w:top w:w="70" w:type="dxa"/>
-              <w:start w:w="80" w:type="dxa"/>
-              <w:bottom w:w="70" w:type="dxa"/>
-              <w:end w:w="80" w:type="dxa"/>
-            </w:tcMar>
+            <w:tcW w:type="dxa" w:w="2592"/>
+            <w:vAlign w:val="top"/>
           </w:tcPr>
           <w:p>
-            <w:pPr>
-              <w:jc w:val="center"/>
-            </w:pPr>
+            <w:r/>
             <w:r>
               <w:rPr>
-                <w:rFonts w:ascii="Times New Roman" w:hAnsi="Times New Roman" w:eastAsia="Times New Roman"/>
                 <w:b w:val="0"/>
-                <w:i w:val="0"/>
-                <w:color w:val="1F1F1F"/>
-                <w:sz w:val="21"/>
+                <w:sz w:val="17"/>
               </w:rPr>
-              <w:t>June 15, 2026</w:t>
+              <w:t>June 19, 2026</w:t>
             </w:r>
           </w:p>
         </w:tc>
         <w:tc>
           <w:tcPr>
-            <w:tcW w:type="dxa" w:w="3564"/>
-            <w:shd w:fill="F3F6F8"/>
-            <w:tcBorders>
-              <w:top w:val="single" w:sz="4" w:space="0" w:color="D0D7DE"/>
-              <w:left w:val="single" w:sz="4" w:space="0" w:color="D0D7DE"/>
-              <w:bottom w:val="single" w:sz="4" w:space="0" w:color="D0D7DE"/>
-              <w:right w:val="single" w:sz="4" w:space="0" w:color="D0D7DE"/>
-            </w:tcBorders>
-            <w:tcMar>
-              <w:top w:w="70" w:type="dxa"/>
-              <w:start w:w="80" w:type="dxa"/>
-              <w:bottom w:w="70" w:type="dxa"/>
-              <w:end w:w="80" w:type="dxa"/>
-            </w:tcMar>
+            <w:tcW w:type="dxa" w:w="2592"/>
+            <w:vAlign w:val="top"/>
           </w:tcPr>
           <w:p>
-            <w:pPr>
-              <w:jc w:val="center"/>
-            </w:pPr>
+            <w:r/>
             <w:r>
               <w:rPr>
-                <w:rFonts w:ascii="Times New Roman" w:hAnsi="Times New Roman" w:eastAsia="Times New Roman"/>
                 <w:b w:val="0"/>
-                <w:i w:val="0"/>
-                <w:color w:val="1F1F1F"/>
-                <w:sz w:val="21"/>
+                <w:sz w:val="17"/>
               </w:rPr>
               <w:t>June 26, 2026</w:t>
             </w:r>
@@ -378,101 +164,65 @@
     <w:p/>
     <w:p>
       <w:pPr>
-        <w:pStyle w:val="Heading1"/>
-        <w:pBdr>
-          <w:bottom w:val="single" w:sz="6" w:space="4" w:color="D9EAF7"/>
-        </w:pBdr>
+        <w:pStyle w:val="Heading2"/>
       </w:pPr>
       <w:r>
-        <w:rPr>
-          <w:rFonts w:ascii="Times New Roman" w:hAnsi="Times New Roman" w:eastAsia="Times New Roman"/>
-          <w:b/>
-          <w:i w:val="0"/>
-          <w:color w:val="12385B"/>
-          <w:sz w:val="36"/>
-        </w:rPr>
-        <w:t>Sprint Goal</w:t>
-      </w:r>
-    </w:p>
-    <w:p>
-      <w:r>
-        <w:rPr>
-          <w:rFonts w:ascii="Times New Roman" w:hAnsi="Times New Roman" w:eastAsia="Times New Roman"/>
-          <w:b w:val="0"/>
-          <w:i w:val="0"/>
-          <w:sz w:val="26"/>
-        </w:rPr>
-        <w:t>Build a working class prototype that processes five evidence modalities, creates a final six-column incident CSV, and displays it in a Streamlit dashboard by June 26, 2026.</w:t>
+        <w:t>1. Sprint Goal</w:t>
       </w:r>
     </w:p>
     <w:p>
       <w:pPr>
-        <w:pStyle w:val="Heading1"/>
-        <w:pBdr>
-          <w:bottom w:val="single" w:sz="6" w:space="4" w:color="D9EAF7"/>
-        </w:pBdr>
+        <w:spacing w:after="80"/>
       </w:pPr>
       <w:r>
+        <w:t xml:space="preserve">Build a working class prototype that uploads one evidence file at a time through Streamlit, processes it synchronously, standardizes extractor output through Student 6 integration, enriches each incident row with a summary from the separate LLM summarizer folder/function, inserts one or more incident rows into a Supabase </w:t>
+      </w:r>
+      <w:r>
         <w:rPr>
-          <w:rFonts w:ascii="Times New Roman" w:hAnsi="Times New Roman" w:eastAsia="Times New Roman"/>
-          <w:b/>
-          <w:i w:val="0"/>
-          <w:color w:val="12385B"/>
-          <w:sz w:val="36"/>
+          <w:rFonts w:ascii="Courier New" w:hAnsi="Courier New" w:eastAsia="Courier New"/>
+          <w:sz w:val="18"/>
         </w:rPr>
-        <w:t>Ticket Board</w:t>
+        <w:t>incidents</w:t>
+      </w:r>
+      <w:r>
+        <w:t xml:space="preserve"> table, and displays/filters/exports the approved six-column incident CSV by June 26, 2026.</w:t>
+      </w:r>
+    </w:p>
+    <w:p>
+      <w:pPr>
+        <w:pStyle w:val="Heading2"/>
+      </w:pPr>
+      <w:r>
+        <w:t>2. Ticket Board</w:t>
       </w:r>
     </w:p>
     <w:tbl>
       <w:tblPr>
         <w:tblStyle w:val="TableGrid"/>
-        <w:tblW w:type="pct" w:w="5000"/>
+        <w:tblW w:type="auto" w:w="0"/>
         <w:jc w:val="center"/>
-        <w:tblLayout w:type="autofit"/>
         <w:tblLook w:firstColumn="1" w:firstRow="1" w:lastColumn="0" w:lastRow="0" w:noHBand="0" w:noVBand="1" w:val="04A0"/>
       </w:tblPr>
       <w:tblGrid>
-        <w:gridCol w:w="2851"/>
-        <w:gridCol w:w="2851"/>
-        <w:gridCol w:w="2851"/>
-        <w:gridCol w:w="2851"/>
-        <w:gridCol w:w="2851"/>
+        <w:gridCol w:w="2074"/>
+        <w:gridCol w:w="2074"/>
+        <w:gridCol w:w="2074"/>
+        <w:gridCol w:w="2074"/>
+        <w:gridCol w:w="2074"/>
       </w:tblGrid>
       <w:tr>
-        <w:trPr>
-          <w:tblHeader w:val="true"/>
-        </w:trPr>
         <w:tc>
           <w:tcPr>
-            <w:tcW w:type="dxa" w:w="2851"/>
+            <w:tcW w:type="dxa" w:w="2074"/>
+            <w:shd w:fill="D9EAF7"/>
             <w:vAlign w:val="center"/>
-            <w:tcMar>
-              <w:top w:w="85" w:type="dxa"/>
-              <w:start w:w="90" w:type="dxa"/>
-              <w:bottom w:w="85" w:type="dxa"/>
-              <w:end w:w="90" w:type="dxa"/>
-            </w:tcMar>
-            <w:tcBorders>
-              <w:top w:val="single" w:sz="6" w:space="0" w:color="AAB8C5"/>
-              <w:left w:val="single" w:sz="6" w:space="0" w:color="AAB8C5"/>
-              <w:bottom w:val="single" w:sz="6" w:space="0" w:color="AAB8C5"/>
-              <w:right w:val="single" w:sz="6" w:space="0" w:color="AAB8C5"/>
-            </w:tcBorders>
-            <w:shd w:fill="1F4E79"/>
           </w:tcPr>
           <w:p>
-            <w:pPr>
-              <w:spacing w:after="0"/>
-              <w:jc w:val="center"/>
-            </w:pPr>
             <w:r/>
             <w:r>
               <w:rPr>
-                <w:rFonts w:ascii="Times New Roman" w:hAnsi="Times New Roman" w:eastAsia="Times New Roman"/>
                 <w:b/>
-                <w:i w:val="0"/>
-                <w:color w:val="FFFFFF"/>
-                <w:sz w:val="21"/>
+                <w:sz w:val="17"/>
               </w:rPr>
               <w:t>ID</w:t>
             </w:r>
@@ -480,35 +230,16 @@
         </w:tc>
         <w:tc>
           <w:tcPr>
-            <w:tcW w:type="dxa" w:w="2851"/>
+            <w:tcW w:type="dxa" w:w="2074"/>
+            <w:shd w:fill="D9EAF7"/>
             <w:vAlign w:val="center"/>
-            <w:tcMar>
-              <w:top w:w="85" w:type="dxa"/>
-              <w:start w:w="90" w:type="dxa"/>
-              <w:bottom w:w="85" w:type="dxa"/>
-              <w:end w:w="90" w:type="dxa"/>
-            </w:tcMar>
-            <w:tcBorders>
-              <w:top w:val="single" w:sz="6" w:space="0" w:color="AAB8C5"/>
-              <w:left w:val="single" w:sz="6" w:space="0" w:color="AAB8C5"/>
-              <w:bottom w:val="single" w:sz="6" w:space="0" w:color="AAB8C5"/>
-              <w:right w:val="single" w:sz="6" w:space="0" w:color="AAB8C5"/>
-            </w:tcBorders>
-            <w:shd w:fill="1F4E79"/>
           </w:tcPr>
           <w:p>
-            <w:pPr>
-              <w:spacing w:after="0"/>
-              <w:jc w:val="center"/>
-            </w:pPr>
             <w:r/>
             <w:r>
               <w:rPr>
-                <w:rFonts w:ascii="Times New Roman" w:hAnsi="Times New Roman" w:eastAsia="Times New Roman"/>
                 <w:b/>
-                <w:i w:val="0"/>
-                <w:color w:val="FFFFFF"/>
-                <w:sz w:val="21"/>
+                <w:sz w:val="17"/>
               </w:rPr>
               <w:t>Task</w:t>
             </w:r>
@@ -516,35 +247,16 @@
         </w:tc>
         <w:tc>
           <w:tcPr>
-            <w:tcW w:type="dxa" w:w="2851"/>
+            <w:tcW w:type="dxa" w:w="2074"/>
+            <w:shd w:fill="D9EAF7"/>
             <w:vAlign w:val="center"/>
-            <w:tcMar>
-              <w:top w:w="85" w:type="dxa"/>
-              <w:start w:w="90" w:type="dxa"/>
-              <w:bottom w:w="85" w:type="dxa"/>
-              <w:end w:w="90" w:type="dxa"/>
-            </w:tcMar>
-            <w:tcBorders>
-              <w:top w:val="single" w:sz="6" w:space="0" w:color="AAB8C5"/>
-              <w:left w:val="single" w:sz="6" w:space="0" w:color="AAB8C5"/>
-              <w:bottom w:val="single" w:sz="6" w:space="0" w:color="AAB8C5"/>
-              <w:right w:val="single" w:sz="6" w:space="0" w:color="AAB8C5"/>
-            </w:tcBorders>
-            <w:shd w:fill="1F4E79"/>
           </w:tcPr>
           <w:p>
-            <w:pPr>
-              <w:spacing w:after="0"/>
-              <w:jc w:val="center"/>
-            </w:pPr>
             <w:r/>
             <w:r>
               <w:rPr>
-                <w:rFonts w:ascii="Times New Roman" w:hAnsi="Times New Roman" w:eastAsia="Times New Roman"/>
                 <w:b/>
-                <w:i w:val="0"/>
-                <w:color w:val="FFFFFF"/>
-                <w:sz w:val="21"/>
+                <w:sz w:val="17"/>
               </w:rPr>
               <w:t>Owner</w:t>
             </w:r>
@@ -552,35 +264,16 @@
         </w:tc>
         <w:tc>
           <w:tcPr>
-            <w:tcW w:type="dxa" w:w="2851"/>
+            <w:tcW w:type="dxa" w:w="2074"/>
+            <w:shd w:fill="D9EAF7"/>
             <w:vAlign w:val="center"/>
-            <w:tcMar>
-              <w:top w:w="85" w:type="dxa"/>
-              <w:start w:w="90" w:type="dxa"/>
-              <w:bottom w:w="85" w:type="dxa"/>
-              <w:end w:w="90" w:type="dxa"/>
-            </w:tcMar>
-            <w:tcBorders>
-              <w:top w:val="single" w:sz="6" w:space="0" w:color="AAB8C5"/>
-              <w:left w:val="single" w:sz="6" w:space="0" w:color="AAB8C5"/>
-              <w:bottom w:val="single" w:sz="6" w:space="0" w:color="AAB8C5"/>
-              <w:right w:val="single" w:sz="6" w:space="0" w:color="AAB8C5"/>
-            </w:tcBorders>
-            <w:shd w:fill="1F4E79"/>
           </w:tcPr>
           <w:p>
-            <w:pPr>
-              <w:spacing w:after="0"/>
-              <w:jc w:val="center"/>
-            </w:pPr>
             <w:r/>
             <w:r>
               <w:rPr>
-                <w:rFonts w:ascii="Times New Roman" w:hAnsi="Times New Roman" w:eastAsia="Times New Roman"/>
                 <w:b/>
-                <w:i w:val="0"/>
-                <w:color w:val="FFFFFF"/>
-                <w:sz w:val="21"/>
+                <w:sz w:val="17"/>
               </w:rPr>
               <w:t>Priority</w:t>
             </w:r>
@@ -588,35 +281,16 @@
         </w:tc>
         <w:tc>
           <w:tcPr>
-            <w:tcW w:type="dxa" w:w="2851"/>
+            <w:tcW w:type="dxa" w:w="2074"/>
+            <w:shd w:fill="D9EAF7"/>
             <w:vAlign w:val="center"/>
-            <w:tcMar>
-              <w:top w:w="85" w:type="dxa"/>
-              <w:start w:w="90" w:type="dxa"/>
-              <w:bottom w:w="85" w:type="dxa"/>
-              <w:end w:w="90" w:type="dxa"/>
-            </w:tcMar>
-            <w:tcBorders>
-              <w:top w:val="single" w:sz="6" w:space="0" w:color="AAB8C5"/>
-              <w:left w:val="single" w:sz="6" w:space="0" w:color="AAB8C5"/>
-              <w:bottom w:val="single" w:sz="6" w:space="0" w:color="AAB8C5"/>
-              <w:right w:val="single" w:sz="6" w:space="0" w:color="AAB8C5"/>
-            </w:tcBorders>
-            <w:shd w:fill="1F4E79"/>
           </w:tcPr>
           <w:p>
-            <w:pPr>
-              <w:spacing w:after="0"/>
-              <w:jc w:val="center"/>
-            </w:pPr>
             <w:r/>
             <w:r>
               <w:rPr>
-                <w:rFonts w:ascii="Times New Roman" w:hAnsi="Times New Roman" w:eastAsia="Times New Roman"/>
                 <w:b/>
-                <w:i w:val="0"/>
-                <w:color w:val="FFFFFF"/>
-                <w:sz w:val="21"/>
+                <w:sz w:val="17"/>
               </w:rPr>
               <w:t>Done When</w:t>
             </w:r>
@@ -624,40 +298,17 @@
         </w:tc>
       </w:tr>
       <w:tr>
-        <w:trPr>
-          <w:cantSplit/>
-        </w:trPr>
         <w:tc>
           <w:tcPr>
-            <w:tcW w:type="dxa" w:w="2851"/>
-            <w:vAlign w:val="center"/>
-            <w:tcMar>
-              <w:top w:w="85" w:type="dxa"/>
-              <w:start w:w="90" w:type="dxa"/>
-              <w:bottom w:w="85" w:type="dxa"/>
-              <w:end w:w="90" w:type="dxa"/>
-            </w:tcMar>
-            <w:tcBorders>
-              <w:top w:val="single" w:sz="6" w:space="0" w:color="D0D7DE"/>
-              <w:left w:val="single" w:sz="6" w:space="0" w:color="D0D7DE"/>
-              <w:bottom w:val="single" w:sz="6" w:space="0" w:color="D0D7DE"/>
-              <w:right w:val="single" w:sz="6" w:space="0" w:color="D0D7DE"/>
-            </w:tcBorders>
-            <w:shd w:fill="FFFFFF"/>
+            <w:tcW w:type="dxa" w:w="2074"/>
+            <w:vAlign w:val="top"/>
           </w:tcPr>
           <w:p>
-            <w:pPr>
-              <w:spacing w:after="0"/>
-              <w:jc w:val="left"/>
-            </w:pPr>
             <w:r/>
             <w:r>
               <w:rPr>
-                <w:rFonts w:ascii="Times New Roman" w:hAnsi="Times New Roman" w:eastAsia="Times New Roman"/>
                 <w:b w:val="0"/>
-                <w:i w:val="0"/>
-                <w:color w:val="1F1F1F"/>
-                <w:sz w:val="21"/>
+                <w:sz w:val="17"/>
               </w:rPr>
               <w:t>T-001</w:t>
             </w:r>
@@ -665,71 +316,31 @@
         </w:tc>
         <w:tc>
           <w:tcPr>
-            <w:tcW w:type="dxa" w:w="2851"/>
-            <w:vAlign w:val="center"/>
-            <w:tcMar>
-              <w:top w:w="85" w:type="dxa"/>
-              <w:start w:w="90" w:type="dxa"/>
-              <w:bottom w:w="85" w:type="dxa"/>
-              <w:end w:w="90" w:type="dxa"/>
-            </w:tcMar>
-            <w:tcBorders>
-              <w:top w:val="single" w:sz="6" w:space="0" w:color="D0D7DE"/>
-              <w:left w:val="single" w:sz="6" w:space="0" w:color="D0D7DE"/>
-              <w:bottom w:val="single" w:sz="6" w:space="0" w:color="D0D7DE"/>
-              <w:right w:val="single" w:sz="6" w:space="0" w:color="D0D7DE"/>
-            </w:tcBorders>
-            <w:shd w:fill="FFFFFF"/>
+            <w:tcW w:type="dxa" w:w="2074"/>
+            <w:vAlign w:val="top"/>
           </w:tcPr>
           <w:p>
-            <w:pPr>
-              <w:spacing w:after="0"/>
-              <w:jc w:val="left"/>
-            </w:pPr>
             <w:r/>
             <w:r>
               <w:rPr>
-                <w:rFonts w:ascii="Times New Roman" w:hAnsi="Times New Roman" w:eastAsia="Times New Roman"/>
                 <w:b w:val="0"/>
-                <w:i w:val="0"/>
-                <w:color w:val="1F1F1F"/>
-                <w:sz w:val="21"/>
+                <w:sz w:val="17"/>
               </w:rPr>
-              <w:t>Create repo structure</w:t>
+              <w:t>Create updated repo structure</w:t>
             </w:r>
           </w:p>
         </w:tc>
         <w:tc>
           <w:tcPr>
-            <w:tcW w:type="dxa" w:w="2851"/>
-            <w:vAlign w:val="center"/>
-            <w:tcMar>
-              <w:top w:w="85" w:type="dxa"/>
-              <w:start w:w="90" w:type="dxa"/>
-              <w:bottom w:w="85" w:type="dxa"/>
-              <w:end w:w="90" w:type="dxa"/>
-            </w:tcMar>
-            <w:tcBorders>
-              <w:top w:val="single" w:sz="6" w:space="0" w:color="D0D7DE"/>
-              <w:left w:val="single" w:sz="6" w:space="0" w:color="D0D7DE"/>
-              <w:bottom w:val="single" w:sz="6" w:space="0" w:color="D0D7DE"/>
-              <w:right w:val="single" w:sz="6" w:space="0" w:color="D0D7DE"/>
-            </w:tcBorders>
-            <w:shd w:fill="FFFFFF"/>
+            <w:tcW w:type="dxa" w:w="2074"/>
+            <w:vAlign w:val="top"/>
           </w:tcPr>
           <w:p>
-            <w:pPr>
-              <w:spacing w:after="0"/>
-              <w:jc w:val="left"/>
-            </w:pPr>
             <w:r/>
             <w:r>
               <w:rPr>
-                <w:rFonts w:ascii="Times New Roman" w:hAnsi="Times New Roman" w:eastAsia="Times New Roman"/>
                 <w:b w:val="0"/>
-                <w:i w:val="0"/>
-                <w:color w:val="1F1F1F"/>
-                <w:sz w:val="21"/>
+                <w:sz w:val="17"/>
               </w:rPr>
               <w:t>Student 06</w:t>
             </w:r>
@@ -737,35 +348,15 @@
         </w:tc>
         <w:tc>
           <w:tcPr>
-            <w:tcW w:type="dxa" w:w="2851"/>
-            <w:vAlign w:val="center"/>
-            <w:tcMar>
-              <w:top w:w="85" w:type="dxa"/>
-              <w:start w:w="90" w:type="dxa"/>
-              <w:bottom w:w="85" w:type="dxa"/>
-              <w:end w:w="90" w:type="dxa"/>
-            </w:tcMar>
-            <w:tcBorders>
-              <w:top w:val="single" w:sz="6" w:space="0" w:color="D0D7DE"/>
-              <w:left w:val="single" w:sz="6" w:space="0" w:color="D0D7DE"/>
-              <w:bottom w:val="single" w:sz="6" w:space="0" w:color="D0D7DE"/>
-              <w:right w:val="single" w:sz="6" w:space="0" w:color="D0D7DE"/>
-            </w:tcBorders>
-            <w:shd w:fill="FFFFFF"/>
+            <w:tcW w:type="dxa" w:w="2074"/>
+            <w:vAlign w:val="top"/>
           </w:tcPr>
           <w:p>
-            <w:pPr>
-              <w:spacing w:after="0"/>
-              <w:jc w:val="left"/>
-            </w:pPr>
             <w:r/>
             <w:r>
               <w:rPr>
-                <w:rFonts w:ascii="Times New Roman" w:hAnsi="Times New Roman" w:eastAsia="Times New Roman"/>
                 <w:b w:val="0"/>
-                <w:i w:val="0"/>
-                <w:color w:val="1F1F1F"/>
-                <w:sz w:val="21"/>
+                <w:sz w:val="17"/>
               </w:rPr>
               <w:t>High</w:t>
             </w:r>
@@ -773,76 +364,33 @@
         </w:tc>
         <w:tc>
           <w:tcPr>
-            <w:tcW w:type="dxa" w:w="2851"/>
-            <w:vAlign w:val="center"/>
-            <w:tcMar>
-              <w:top w:w="85" w:type="dxa"/>
-              <w:start w:w="90" w:type="dxa"/>
-              <w:bottom w:w="85" w:type="dxa"/>
-              <w:end w:w="90" w:type="dxa"/>
-            </w:tcMar>
-            <w:tcBorders>
-              <w:top w:val="single" w:sz="6" w:space="0" w:color="D0D7DE"/>
-              <w:left w:val="single" w:sz="6" w:space="0" w:color="D0D7DE"/>
-              <w:bottom w:val="single" w:sz="6" w:space="0" w:color="D0D7DE"/>
-              <w:right w:val="single" w:sz="6" w:space="0" w:color="D0D7DE"/>
-            </w:tcBorders>
-            <w:shd w:fill="FFFFFF"/>
+            <w:tcW w:type="dxa" w:w="2074"/>
+            <w:vAlign w:val="top"/>
           </w:tcPr>
           <w:p>
-            <w:pPr>
-              <w:spacing w:after="0"/>
-              <w:jc w:val="left"/>
-            </w:pPr>
             <w:r/>
             <w:r>
               <w:rPr>
-                <w:rFonts w:ascii="Times New Roman" w:hAnsi="Times New Roman" w:eastAsia="Times New Roman"/>
                 <w:b w:val="0"/>
-                <w:i w:val="0"/>
-                <w:color w:val="1F1F1F"/>
-                <w:sz w:val="21"/>
+                <w:sz w:val="17"/>
               </w:rPr>
-              <w:t>Folders match tech.md</w:t>
+              <w:t>Folders match updated tech.md, including `src/llm_summarizer/`</w:t>
             </w:r>
           </w:p>
         </w:tc>
       </w:tr>
       <w:tr>
-        <w:trPr>
-          <w:cantSplit/>
-        </w:trPr>
         <w:tc>
           <w:tcPr>
-            <w:tcW w:type="dxa" w:w="2851"/>
-            <w:vAlign w:val="center"/>
-            <w:tcMar>
-              <w:top w:w="85" w:type="dxa"/>
-              <w:start w:w="90" w:type="dxa"/>
-              <w:bottom w:w="85" w:type="dxa"/>
-              <w:end w:w="90" w:type="dxa"/>
-            </w:tcMar>
-            <w:tcBorders>
-              <w:top w:val="single" w:sz="6" w:space="0" w:color="D0D7DE"/>
-              <w:left w:val="single" w:sz="6" w:space="0" w:color="D0D7DE"/>
-              <w:bottom w:val="single" w:sz="6" w:space="0" w:color="D0D7DE"/>
-              <w:right w:val="single" w:sz="6" w:space="0" w:color="D0D7DE"/>
-            </w:tcBorders>
-            <w:shd w:fill="F8FAFC"/>
+            <w:tcW w:type="dxa" w:w="2074"/>
+            <w:vAlign w:val="top"/>
           </w:tcPr>
           <w:p>
-            <w:pPr>
-              <w:spacing w:after="0"/>
-              <w:jc w:val="left"/>
-            </w:pPr>
             <w:r/>
             <w:r>
               <w:rPr>
-                <w:rFonts w:ascii="Times New Roman" w:hAnsi="Times New Roman" w:eastAsia="Times New Roman"/>
                 <w:b w:val="0"/>
-                <w:i w:val="0"/>
-                <w:color w:val="1F1F1F"/>
-                <w:sz w:val="21"/>
+                <w:sz w:val="17"/>
               </w:rPr>
               <w:t>T-002</w:t>
             </w:r>
@@ -850,35 +398,15 @@
         </w:tc>
         <w:tc>
           <w:tcPr>
-            <w:tcW w:type="dxa" w:w="2851"/>
-            <w:vAlign w:val="center"/>
-            <w:tcMar>
-              <w:top w:w="85" w:type="dxa"/>
-              <w:start w:w="90" w:type="dxa"/>
-              <w:bottom w:w="85" w:type="dxa"/>
-              <w:end w:w="90" w:type="dxa"/>
-            </w:tcMar>
-            <w:tcBorders>
-              <w:top w:val="single" w:sz="6" w:space="0" w:color="D0D7DE"/>
-              <w:left w:val="single" w:sz="6" w:space="0" w:color="D0D7DE"/>
-              <w:bottom w:val="single" w:sz="6" w:space="0" w:color="D0D7DE"/>
-              <w:right w:val="single" w:sz="6" w:space="0" w:color="D0D7DE"/>
-            </w:tcBorders>
-            <w:shd w:fill="F8FAFC"/>
+            <w:tcW w:type="dxa" w:w="2074"/>
+            <w:vAlign w:val="top"/>
           </w:tcPr>
           <w:p>
-            <w:pPr>
-              <w:spacing w:after="0"/>
-              <w:jc w:val="left"/>
-            </w:pPr>
             <w:r/>
             <w:r>
               <w:rPr>
-                <w:rFonts w:ascii="Times New Roman" w:hAnsi="Times New Roman" w:eastAsia="Times New Roman"/>
                 <w:b w:val="0"/>
-                <w:i w:val="0"/>
-                <w:color w:val="1F1F1F"/>
-                <w:sz w:val="21"/>
+                <w:sz w:val="17"/>
               </w:rPr>
               <w:t>Add README setup instructions</w:t>
             </w:r>
@@ -886,35 +414,15 @@
         </w:tc>
         <w:tc>
           <w:tcPr>
-            <w:tcW w:type="dxa" w:w="2851"/>
-            <w:vAlign w:val="center"/>
-            <w:tcMar>
-              <w:top w:w="85" w:type="dxa"/>
-              <w:start w:w="90" w:type="dxa"/>
-              <w:bottom w:w="85" w:type="dxa"/>
-              <w:end w:w="90" w:type="dxa"/>
-            </w:tcMar>
-            <w:tcBorders>
-              <w:top w:val="single" w:sz="6" w:space="0" w:color="D0D7DE"/>
-              <w:left w:val="single" w:sz="6" w:space="0" w:color="D0D7DE"/>
-              <w:bottom w:val="single" w:sz="6" w:space="0" w:color="D0D7DE"/>
-              <w:right w:val="single" w:sz="6" w:space="0" w:color="D0D7DE"/>
-            </w:tcBorders>
-            <w:shd w:fill="F8FAFC"/>
+            <w:tcW w:type="dxa" w:w="2074"/>
+            <w:vAlign w:val="top"/>
           </w:tcPr>
           <w:p>
-            <w:pPr>
-              <w:spacing w:after="0"/>
-              <w:jc w:val="left"/>
-            </w:pPr>
             <w:r/>
             <w:r>
               <w:rPr>
-                <w:rFonts w:ascii="Times New Roman" w:hAnsi="Times New Roman" w:eastAsia="Times New Roman"/>
                 <w:b w:val="0"/>
-                <w:i w:val="0"/>
-                <w:color w:val="1F1F1F"/>
-                <w:sz w:val="21"/>
+                <w:sz w:val="17"/>
               </w:rPr>
               <w:t>Student 06</w:t>
             </w:r>
@@ -922,35 +430,15 @@
         </w:tc>
         <w:tc>
           <w:tcPr>
-            <w:tcW w:type="dxa" w:w="2851"/>
-            <w:vAlign w:val="center"/>
-            <w:tcMar>
-              <w:top w:w="85" w:type="dxa"/>
-              <w:start w:w="90" w:type="dxa"/>
-              <w:bottom w:w="85" w:type="dxa"/>
-              <w:end w:w="90" w:type="dxa"/>
-            </w:tcMar>
-            <w:tcBorders>
-              <w:top w:val="single" w:sz="6" w:space="0" w:color="D0D7DE"/>
-              <w:left w:val="single" w:sz="6" w:space="0" w:color="D0D7DE"/>
-              <w:bottom w:val="single" w:sz="6" w:space="0" w:color="D0D7DE"/>
-              <w:right w:val="single" w:sz="6" w:space="0" w:color="D0D7DE"/>
-            </w:tcBorders>
-            <w:shd w:fill="F8FAFC"/>
+            <w:tcW w:type="dxa" w:w="2074"/>
+            <w:vAlign w:val="top"/>
           </w:tcPr>
           <w:p>
-            <w:pPr>
-              <w:spacing w:after="0"/>
-              <w:jc w:val="left"/>
-            </w:pPr>
             <w:r/>
             <w:r>
               <w:rPr>
-                <w:rFonts w:ascii="Times New Roman" w:hAnsi="Times New Roman" w:eastAsia="Times New Roman"/>
                 <w:b w:val="0"/>
-                <w:i w:val="0"/>
-                <w:color w:val="1F1F1F"/>
-                <w:sz w:val="21"/>
+                <w:sz w:val="17"/>
               </w:rPr>
               <w:t>High</w:t>
             </w:r>
@@ -958,76 +446,33 @@
         </w:tc>
         <w:tc>
           <w:tcPr>
-            <w:tcW w:type="dxa" w:w="2851"/>
-            <w:vAlign w:val="center"/>
-            <w:tcMar>
-              <w:top w:w="85" w:type="dxa"/>
-              <w:start w:w="90" w:type="dxa"/>
-              <w:bottom w:w="85" w:type="dxa"/>
-              <w:end w:w="90" w:type="dxa"/>
-            </w:tcMar>
-            <w:tcBorders>
-              <w:top w:val="single" w:sz="6" w:space="0" w:color="D0D7DE"/>
-              <w:left w:val="single" w:sz="6" w:space="0" w:color="D0D7DE"/>
-              <w:bottom w:val="single" w:sz="6" w:space="0" w:color="D0D7DE"/>
-              <w:right w:val="single" w:sz="6" w:space="0" w:color="D0D7DE"/>
-            </w:tcBorders>
-            <w:shd w:fill="F8FAFC"/>
+            <w:tcW w:type="dxa" w:w="2074"/>
+            <w:vAlign w:val="top"/>
           </w:tcPr>
           <w:p>
-            <w:pPr>
-              <w:spacing w:after="0"/>
-              <w:jc w:val="left"/>
-            </w:pPr>
             <w:r/>
             <w:r>
               <w:rPr>
-                <w:rFonts w:ascii="Times New Roman" w:hAnsi="Times New Roman" w:eastAsia="Times New Roman"/>
                 <w:b w:val="0"/>
-                <w:i w:val="0"/>
-                <w:color w:val="1F1F1F"/>
-                <w:sz w:val="21"/>
+                <w:sz w:val="17"/>
               </w:rPr>
-              <w:t>Fresh user can install and run demo</w:t>
+              <w:t>Fresh user can install, configure Supabase, and run Streamlit</w:t>
             </w:r>
           </w:p>
         </w:tc>
       </w:tr>
       <w:tr>
-        <w:trPr>
-          <w:cantSplit/>
-        </w:trPr>
         <w:tc>
           <w:tcPr>
-            <w:tcW w:type="dxa" w:w="2851"/>
-            <w:vAlign w:val="center"/>
-            <w:tcMar>
-              <w:top w:w="85" w:type="dxa"/>
-              <w:start w:w="90" w:type="dxa"/>
-              <w:bottom w:w="85" w:type="dxa"/>
-              <w:end w:w="90" w:type="dxa"/>
-            </w:tcMar>
-            <w:tcBorders>
-              <w:top w:val="single" w:sz="6" w:space="0" w:color="D0D7DE"/>
-              <w:left w:val="single" w:sz="6" w:space="0" w:color="D0D7DE"/>
-              <w:bottom w:val="single" w:sz="6" w:space="0" w:color="D0D7DE"/>
-              <w:right w:val="single" w:sz="6" w:space="0" w:color="D0D7DE"/>
-            </w:tcBorders>
-            <w:shd w:fill="FFFFFF"/>
+            <w:tcW w:type="dxa" w:w="2074"/>
+            <w:vAlign w:val="top"/>
           </w:tcPr>
           <w:p>
-            <w:pPr>
-              <w:spacing w:after="0"/>
-              <w:jc w:val="left"/>
-            </w:pPr>
             <w:r/>
             <w:r>
               <w:rPr>
-                <w:rFonts w:ascii="Times New Roman" w:hAnsi="Times New Roman" w:eastAsia="Times New Roman"/>
                 <w:b w:val="0"/>
-                <w:i w:val="0"/>
-                <w:color w:val="1F1F1F"/>
-                <w:sz w:val="21"/>
+                <w:sz w:val="17"/>
               </w:rPr>
               <w:t>T-003</w:t>
             </w:r>
@@ -1035,71 +480,31 @@
         </w:tc>
         <w:tc>
           <w:tcPr>
-            <w:tcW w:type="dxa" w:w="2851"/>
-            <w:vAlign w:val="center"/>
-            <w:tcMar>
-              <w:top w:w="85" w:type="dxa"/>
-              <w:start w:w="90" w:type="dxa"/>
-              <w:bottom w:w="85" w:type="dxa"/>
-              <w:end w:w="90" w:type="dxa"/>
-            </w:tcMar>
-            <w:tcBorders>
-              <w:top w:val="single" w:sz="6" w:space="0" w:color="D0D7DE"/>
-              <w:left w:val="single" w:sz="6" w:space="0" w:color="D0D7DE"/>
-              <w:bottom w:val="single" w:sz="6" w:space="0" w:color="D0D7DE"/>
-              <w:right w:val="single" w:sz="6" w:space="0" w:color="D0D7DE"/>
-            </w:tcBorders>
-            <w:shd w:fill="FFFFFF"/>
+            <w:tcW w:type="dxa" w:w="2074"/>
+            <w:vAlign w:val="top"/>
           </w:tcPr>
           <w:p>
-            <w:pPr>
-              <w:spacing w:after="0"/>
-              <w:jc w:val="left"/>
-            </w:pPr>
             <w:r/>
             <w:r>
               <w:rPr>
-                <w:rFonts w:ascii="Times New Roman" w:hAnsi="Times New Roman" w:eastAsia="Times New Roman"/>
                 <w:b w:val="0"/>
-                <w:i w:val="0"/>
-                <w:color w:val="1F1F1F"/>
-                <w:sz w:val="21"/>
+                <w:sz w:val="17"/>
               </w:rPr>
-              <w:t>Add requirements.txt</w:t>
+              <w:t>Add requirements.txt and .env.example</w:t>
             </w:r>
           </w:p>
         </w:tc>
         <w:tc>
           <w:tcPr>
-            <w:tcW w:type="dxa" w:w="2851"/>
-            <w:vAlign w:val="center"/>
-            <w:tcMar>
-              <w:top w:w="85" w:type="dxa"/>
-              <w:start w:w="90" w:type="dxa"/>
-              <w:bottom w:w="85" w:type="dxa"/>
-              <w:end w:w="90" w:type="dxa"/>
-            </w:tcMar>
-            <w:tcBorders>
-              <w:top w:val="single" w:sz="6" w:space="0" w:color="D0D7DE"/>
-              <w:left w:val="single" w:sz="6" w:space="0" w:color="D0D7DE"/>
-              <w:bottom w:val="single" w:sz="6" w:space="0" w:color="D0D7DE"/>
-              <w:right w:val="single" w:sz="6" w:space="0" w:color="D0D7DE"/>
-            </w:tcBorders>
-            <w:shd w:fill="FFFFFF"/>
+            <w:tcW w:type="dxa" w:w="2074"/>
+            <w:vAlign w:val="top"/>
           </w:tcPr>
           <w:p>
-            <w:pPr>
-              <w:spacing w:after="0"/>
-              <w:jc w:val="left"/>
-            </w:pPr>
             <w:r/>
             <w:r>
               <w:rPr>
-                <w:rFonts w:ascii="Times New Roman" w:hAnsi="Times New Roman" w:eastAsia="Times New Roman"/>
                 <w:b w:val="0"/>
-                <w:i w:val="0"/>
-                <w:color w:val="1F1F1F"/>
-                <w:sz w:val="21"/>
+                <w:sz w:val="17"/>
               </w:rPr>
               <w:t>Student 06</w:t>
             </w:r>
@@ -1107,35 +512,15 @@
         </w:tc>
         <w:tc>
           <w:tcPr>
-            <w:tcW w:type="dxa" w:w="2851"/>
-            <w:vAlign w:val="center"/>
-            <w:tcMar>
-              <w:top w:w="85" w:type="dxa"/>
-              <w:start w:w="90" w:type="dxa"/>
-              <w:bottom w:w="85" w:type="dxa"/>
-              <w:end w:w="90" w:type="dxa"/>
-            </w:tcMar>
-            <w:tcBorders>
-              <w:top w:val="single" w:sz="6" w:space="0" w:color="D0D7DE"/>
-              <w:left w:val="single" w:sz="6" w:space="0" w:color="D0D7DE"/>
-              <w:bottom w:val="single" w:sz="6" w:space="0" w:color="D0D7DE"/>
-              <w:right w:val="single" w:sz="6" w:space="0" w:color="D0D7DE"/>
-            </w:tcBorders>
-            <w:shd w:fill="FFFFFF"/>
+            <w:tcW w:type="dxa" w:w="2074"/>
+            <w:vAlign w:val="top"/>
           </w:tcPr>
           <w:p>
-            <w:pPr>
-              <w:spacing w:after="0"/>
-              <w:jc w:val="left"/>
-            </w:pPr>
             <w:r/>
             <w:r>
               <w:rPr>
-                <w:rFonts w:ascii="Times New Roman" w:hAnsi="Times New Roman" w:eastAsia="Times New Roman"/>
                 <w:b w:val="0"/>
-                <w:i w:val="0"/>
-                <w:color w:val="1F1F1F"/>
-                <w:sz w:val="21"/>
+                <w:sz w:val="17"/>
               </w:rPr>
               <w:t>High</w:t>
             </w:r>
@@ -1143,76 +528,33 @@
         </w:tc>
         <w:tc>
           <w:tcPr>
-            <w:tcW w:type="dxa" w:w="2851"/>
-            <w:vAlign w:val="center"/>
-            <w:tcMar>
-              <w:top w:w="85" w:type="dxa"/>
-              <w:start w:w="90" w:type="dxa"/>
-              <w:bottom w:w="85" w:type="dxa"/>
-              <w:end w:w="90" w:type="dxa"/>
-            </w:tcMar>
-            <w:tcBorders>
-              <w:top w:val="single" w:sz="6" w:space="0" w:color="D0D7DE"/>
-              <w:left w:val="single" w:sz="6" w:space="0" w:color="D0D7DE"/>
-              <w:bottom w:val="single" w:sz="6" w:space="0" w:color="D0D7DE"/>
-              <w:right w:val="single" w:sz="6" w:space="0" w:color="D0D7DE"/>
-            </w:tcBorders>
-            <w:shd w:fill="FFFFFF"/>
+            <w:tcW w:type="dxa" w:w="2074"/>
+            <w:vAlign w:val="top"/>
           </w:tcPr>
           <w:p>
-            <w:pPr>
-              <w:spacing w:after="0"/>
-              <w:jc w:val="left"/>
-            </w:pPr>
             <w:r/>
             <w:r>
               <w:rPr>
-                <w:rFonts w:ascii="Times New Roman" w:hAnsi="Times New Roman" w:eastAsia="Times New Roman"/>
                 <w:b w:val="0"/>
-                <w:i w:val="0"/>
-                <w:color w:val="1F1F1F"/>
-                <w:sz w:val="21"/>
+                <w:sz w:val="17"/>
               </w:rPr>
-              <w:t>Dependencies install successfully</w:t>
+              <w:t>Dependencies install and env variables are documented</w:t>
             </w:r>
           </w:p>
         </w:tc>
       </w:tr>
       <w:tr>
-        <w:trPr>
-          <w:cantSplit/>
-        </w:trPr>
         <w:tc>
           <w:tcPr>
-            <w:tcW w:type="dxa" w:w="2851"/>
-            <w:vAlign w:val="center"/>
-            <w:tcMar>
-              <w:top w:w="85" w:type="dxa"/>
-              <w:start w:w="90" w:type="dxa"/>
-              <w:bottom w:w="85" w:type="dxa"/>
-              <w:end w:w="90" w:type="dxa"/>
-            </w:tcMar>
-            <w:tcBorders>
-              <w:top w:val="single" w:sz="6" w:space="0" w:color="D0D7DE"/>
-              <w:left w:val="single" w:sz="6" w:space="0" w:color="D0D7DE"/>
-              <w:bottom w:val="single" w:sz="6" w:space="0" w:color="D0D7DE"/>
-              <w:right w:val="single" w:sz="6" w:space="0" w:color="D0D7DE"/>
-            </w:tcBorders>
-            <w:shd w:fill="F8FAFC"/>
+            <w:tcW w:type="dxa" w:w="2074"/>
+            <w:vAlign w:val="top"/>
           </w:tcPr>
           <w:p>
-            <w:pPr>
-              <w:spacing w:after="0"/>
-              <w:jc w:val="left"/>
-            </w:pPr>
             <w:r/>
             <w:r>
               <w:rPr>
-                <w:rFonts w:ascii="Times New Roman" w:hAnsi="Times New Roman" w:eastAsia="Times New Roman"/>
                 <w:b w:val="0"/>
-                <w:i w:val="0"/>
-                <w:color w:val="1F1F1F"/>
-                <w:sz w:val="21"/>
+                <w:sz w:val="17"/>
               </w:rPr>
               <w:t>T-004</w:t>
             </w:r>
@@ -1220,71 +562,31 @@
         </w:tc>
         <w:tc>
           <w:tcPr>
-            <w:tcW w:type="dxa" w:w="2851"/>
-            <w:vAlign w:val="center"/>
-            <w:tcMar>
-              <w:top w:w="85" w:type="dxa"/>
-              <w:start w:w="90" w:type="dxa"/>
-              <w:bottom w:w="85" w:type="dxa"/>
-              <w:end w:w="90" w:type="dxa"/>
-            </w:tcMar>
-            <w:tcBorders>
-              <w:top w:val="single" w:sz="6" w:space="0" w:color="D0D7DE"/>
-              <w:left w:val="single" w:sz="6" w:space="0" w:color="D0D7DE"/>
-              <w:bottom w:val="single" w:sz="6" w:space="0" w:color="D0D7DE"/>
-              <w:right w:val="single" w:sz="6" w:space="0" w:color="D0D7DE"/>
-            </w:tcBorders>
-            <w:shd w:fill="F8FAFC"/>
+            <w:tcW w:type="dxa" w:w="2074"/>
+            <w:vAlign w:val="top"/>
           </w:tcPr>
           <w:p>
-            <w:pPr>
-              <w:spacing w:after="0"/>
-              <w:jc w:val="left"/>
-            </w:pPr>
             <w:r/>
             <w:r>
               <w:rPr>
-                <w:rFonts w:ascii="Times New Roman" w:hAnsi="Times New Roman" w:eastAsia="Times New Roman"/>
                 <w:b w:val="0"/>
-                <w:i w:val="0"/>
-                <w:color w:val="1F1F1F"/>
-                <w:sz w:val="21"/>
+                <w:sz w:val="17"/>
               </w:rPr>
-              <w:t>Build sample data/raw/INC_001/ layout</w:t>
+              <w:t>Create Supabase incidents table SQL</w:t>
             </w:r>
           </w:p>
         </w:tc>
         <w:tc>
           <w:tcPr>
-            <w:tcW w:type="dxa" w:w="2851"/>
-            <w:vAlign w:val="center"/>
-            <w:tcMar>
-              <w:top w:w="85" w:type="dxa"/>
-              <w:start w:w="90" w:type="dxa"/>
-              <w:bottom w:w="85" w:type="dxa"/>
-              <w:end w:w="90" w:type="dxa"/>
-            </w:tcMar>
-            <w:tcBorders>
-              <w:top w:val="single" w:sz="6" w:space="0" w:color="D0D7DE"/>
-              <w:left w:val="single" w:sz="6" w:space="0" w:color="D0D7DE"/>
-              <w:bottom w:val="single" w:sz="6" w:space="0" w:color="D0D7DE"/>
-              <w:right w:val="single" w:sz="6" w:space="0" w:color="D0D7DE"/>
-            </w:tcBorders>
-            <w:shd w:fill="F8FAFC"/>
+            <w:tcW w:type="dxa" w:w="2074"/>
+            <w:vAlign w:val="top"/>
           </w:tcPr>
           <w:p>
-            <w:pPr>
-              <w:spacing w:after="0"/>
-              <w:jc w:val="left"/>
-            </w:pPr>
             <w:r/>
             <w:r>
               <w:rPr>
-                <w:rFonts w:ascii="Times New Roman" w:hAnsi="Times New Roman" w:eastAsia="Times New Roman"/>
                 <w:b w:val="0"/>
-                <w:i w:val="0"/>
-                <w:color w:val="1F1F1F"/>
-                <w:sz w:val="21"/>
+                <w:sz w:val="17"/>
               </w:rPr>
               <w:t>Student 06</w:t>
             </w:r>
@@ -1292,35 +594,15 @@
         </w:tc>
         <w:tc>
           <w:tcPr>
-            <w:tcW w:type="dxa" w:w="2851"/>
-            <w:vAlign w:val="center"/>
-            <w:tcMar>
-              <w:top w:w="85" w:type="dxa"/>
-              <w:start w:w="90" w:type="dxa"/>
-              <w:bottom w:w="85" w:type="dxa"/>
-              <w:end w:w="90" w:type="dxa"/>
-            </w:tcMar>
-            <w:tcBorders>
-              <w:top w:val="single" w:sz="6" w:space="0" w:color="D0D7DE"/>
-              <w:left w:val="single" w:sz="6" w:space="0" w:color="D0D7DE"/>
-              <w:bottom w:val="single" w:sz="6" w:space="0" w:color="D0D7DE"/>
-              <w:right w:val="single" w:sz="6" w:space="0" w:color="D0D7DE"/>
-            </w:tcBorders>
-            <w:shd w:fill="F8FAFC"/>
+            <w:tcW w:type="dxa" w:w="2074"/>
+            <w:vAlign w:val="top"/>
           </w:tcPr>
           <w:p>
-            <w:pPr>
-              <w:spacing w:after="0"/>
-              <w:jc w:val="left"/>
-            </w:pPr>
             <w:r/>
             <w:r>
               <w:rPr>
-                <w:rFonts w:ascii="Times New Roman" w:hAnsi="Times New Roman" w:eastAsia="Times New Roman"/>
                 <w:b w:val="0"/>
-                <w:i w:val="0"/>
-                <w:color w:val="1F1F1F"/>
-                <w:sz w:val="21"/>
+                <w:sz w:val="17"/>
               </w:rPr>
               <w:t>High</w:t>
             </w:r>
@@ -1328,76 +610,33 @@
         </w:tc>
         <w:tc>
           <w:tcPr>
-            <w:tcW w:type="dxa" w:w="2851"/>
-            <w:vAlign w:val="center"/>
-            <w:tcMar>
-              <w:top w:w="85" w:type="dxa"/>
-              <w:start w:w="90" w:type="dxa"/>
-              <w:bottom w:w="85" w:type="dxa"/>
-              <w:end w:w="90" w:type="dxa"/>
-            </w:tcMar>
-            <w:tcBorders>
-              <w:top w:val="single" w:sz="6" w:space="0" w:color="D0D7DE"/>
-              <w:left w:val="single" w:sz="6" w:space="0" w:color="D0D7DE"/>
-              <w:bottom w:val="single" w:sz="6" w:space="0" w:color="D0D7DE"/>
-              <w:right w:val="single" w:sz="6" w:space="0" w:color="D0D7DE"/>
-            </w:tcBorders>
-            <w:shd w:fill="F8FAFC"/>
+            <w:tcW w:type="dxa" w:w="2074"/>
+            <w:vAlign w:val="top"/>
           </w:tcPr>
           <w:p>
-            <w:pPr>
-              <w:spacing w:after="0"/>
-              <w:jc w:val="left"/>
-            </w:pPr>
             <w:r/>
             <w:r>
               <w:rPr>
-                <w:rFonts w:ascii="Times New Roman" w:hAnsi="Times New Roman" w:eastAsia="Times New Roman"/>
                 <w:b w:val="0"/>
-                <w:i w:val="0"/>
-                <w:color w:val="1F1F1F"/>
-                <w:sz w:val="21"/>
+                <w:sz w:val="17"/>
               </w:rPr>
-              <w:t>All modality folders exist</w:t>
+              <w:t>SQL creates one main table with summary columns</w:t>
             </w:r>
           </w:p>
         </w:tc>
       </w:tr>
       <w:tr>
-        <w:trPr>
-          <w:cantSplit/>
-        </w:trPr>
         <w:tc>
           <w:tcPr>
-            <w:tcW w:type="dxa" w:w="2851"/>
-            <w:vAlign w:val="center"/>
-            <w:tcMar>
-              <w:top w:w="85" w:type="dxa"/>
-              <w:start w:w="90" w:type="dxa"/>
-              <w:bottom w:w="85" w:type="dxa"/>
-              <w:end w:w="90" w:type="dxa"/>
-            </w:tcMar>
-            <w:tcBorders>
-              <w:top w:val="single" w:sz="6" w:space="0" w:color="D0D7DE"/>
-              <w:left w:val="single" w:sz="6" w:space="0" w:color="D0D7DE"/>
-              <w:bottom w:val="single" w:sz="6" w:space="0" w:color="D0D7DE"/>
-              <w:right w:val="single" w:sz="6" w:space="0" w:color="D0D7DE"/>
-            </w:tcBorders>
-            <w:shd w:fill="FFFFFF"/>
+            <w:tcW w:type="dxa" w:w="2074"/>
+            <w:vAlign w:val="top"/>
           </w:tcPr>
           <w:p>
-            <w:pPr>
-              <w:spacing w:after="0"/>
-              <w:jc w:val="left"/>
-            </w:pPr>
             <w:r/>
             <w:r>
               <w:rPr>
-                <w:rFonts w:ascii="Times New Roman" w:hAnsi="Times New Roman" w:eastAsia="Times New Roman"/>
                 <w:b w:val="0"/>
-                <w:i w:val="0"/>
-                <w:color w:val="1F1F1F"/>
-                <w:sz w:val="21"/>
+                <w:sz w:val="17"/>
               </w:rPr>
               <w:t>T-005</w:t>
             </w:r>
@@ -1405,71 +644,31 @@
         </w:tc>
         <w:tc>
           <w:tcPr>
-            <w:tcW w:type="dxa" w:w="2851"/>
-            <w:vAlign w:val="center"/>
-            <w:tcMar>
-              <w:top w:w="85" w:type="dxa"/>
-              <w:start w:w="90" w:type="dxa"/>
-              <w:bottom w:w="85" w:type="dxa"/>
-              <w:end w:w="90" w:type="dxa"/>
-            </w:tcMar>
-            <w:tcBorders>
-              <w:top w:val="single" w:sz="6" w:space="0" w:color="D0D7DE"/>
-              <w:left w:val="single" w:sz="6" w:space="0" w:color="D0D7DE"/>
-              <w:bottom w:val="single" w:sz="6" w:space="0" w:color="D0D7DE"/>
-              <w:right w:val="single" w:sz="6" w:space="0" w:color="D0D7DE"/>
-            </w:tcBorders>
-            <w:shd w:fill="FFFFFF"/>
+            <w:tcW w:type="dxa" w:w="2074"/>
+            <w:vAlign w:val="top"/>
           </w:tcPr>
           <w:p>
-            <w:pPr>
-              <w:spacing w:after="0"/>
-              <w:jc w:val="left"/>
-            </w:pPr>
             <w:r/>
             <w:r>
               <w:rPr>
-                <w:rFonts w:ascii="Times New Roman" w:hAnsi="Times New Roman" w:eastAsia="Times New Roman"/>
                 <w:b w:val="0"/>
-                <w:i w:val="0"/>
-                <w:color w:val="1F1F1F"/>
-                <w:sz w:val="21"/>
+                <w:sz w:val="17"/>
               </w:rPr>
-              <w:t>Build ingestion script</w:t>
+              <w:t>Build Streamlit single-file upload UI</w:t>
             </w:r>
           </w:p>
         </w:tc>
         <w:tc>
           <w:tcPr>
-            <w:tcW w:type="dxa" w:w="2851"/>
-            <w:vAlign w:val="center"/>
-            <w:tcMar>
-              <w:top w:w="85" w:type="dxa"/>
-              <w:start w:w="90" w:type="dxa"/>
-              <w:bottom w:w="85" w:type="dxa"/>
-              <w:end w:w="90" w:type="dxa"/>
-            </w:tcMar>
-            <w:tcBorders>
-              <w:top w:val="single" w:sz="6" w:space="0" w:color="D0D7DE"/>
-              <w:left w:val="single" w:sz="6" w:space="0" w:color="D0D7DE"/>
-              <w:bottom w:val="single" w:sz="6" w:space="0" w:color="D0D7DE"/>
-              <w:right w:val="single" w:sz="6" w:space="0" w:color="D0D7DE"/>
-            </w:tcBorders>
-            <w:shd w:fill="FFFFFF"/>
+            <w:tcW w:type="dxa" w:w="2074"/>
+            <w:vAlign w:val="top"/>
           </w:tcPr>
           <w:p>
-            <w:pPr>
-              <w:spacing w:after="0"/>
-              <w:jc w:val="left"/>
-            </w:pPr>
             <w:r/>
             <w:r>
               <w:rPr>
-                <w:rFonts w:ascii="Times New Roman" w:hAnsi="Times New Roman" w:eastAsia="Times New Roman"/>
                 <w:b w:val="0"/>
-                <w:i w:val="0"/>
-                <w:color w:val="1F1F1F"/>
-                <w:sz w:val="21"/>
+                <w:sz w:val="17"/>
               </w:rPr>
               <w:t>Student 06</w:t>
             </w:r>
@@ -1477,35 +676,15 @@
         </w:tc>
         <w:tc>
           <w:tcPr>
-            <w:tcW w:type="dxa" w:w="2851"/>
-            <w:vAlign w:val="center"/>
-            <w:tcMar>
-              <w:top w:w="85" w:type="dxa"/>
-              <w:start w:w="90" w:type="dxa"/>
-              <w:bottom w:w="85" w:type="dxa"/>
-              <w:end w:w="90" w:type="dxa"/>
-            </w:tcMar>
-            <w:tcBorders>
-              <w:top w:val="single" w:sz="6" w:space="0" w:color="D0D7DE"/>
-              <w:left w:val="single" w:sz="6" w:space="0" w:color="D0D7DE"/>
-              <w:bottom w:val="single" w:sz="6" w:space="0" w:color="D0D7DE"/>
-              <w:right w:val="single" w:sz="6" w:space="0" w:color="D0D7DE"/>
-            </w:tcBorders>
-            <w:shd w:fill="FFFFFF"/>
+            <w:tcW w:type="dxa" w:w="2074"/>
+            <w:vAlign w:val="top"/>
           </w:tcPr>
           <w:p>
-            <w:pPr>
-              <w:spacing w:after="0"/>
-              <w:jc w:val="left"/>
-            </w:pPr>
             <w:r/>
             <w:r>
               <w:rPr>
-                <w:rFonts w:ascii="Times New Roman" w:hAnsi="Times New Roman" w:eastAsia="Times New Roman"/>
                 <w:b w:val="0"/>
-                <w:i w:val="0"/>
-                <w:color w:val="1F1F1F"/>
-                <w:sz w:val="21"/>
+                <w:sz w:val="17"/>
               </w:rPr>
               <w:t>High</w:t>
             </w:r>
@@ -1513,76 +692,33 @@
         </w:tc>
         <w:tc>
           <w:tcPr>
-            <w:tcW w:type="dxa" w:w="2851"/>
-            <w:vAlign w:val="center"/>
-            <w:tcMar>
-              <w:top w:w="85" w:type="dxa"/>
-              <w:start w:w="90" w:type="dxa"/>
-              <w:bottom w:w="85" w:type="dxa"/>
-              <w:end w:w="90" w:type="dxa"/>
-            </w:tcMar>
-            <w:tcBorders>
-              <w:top w:val="single" w:sz="6" w:space="0" w:color="D0D7DE"/>
-              <w:left w:val="single" w:sz="6" w:space="0" w:color="D0D7DE"/>
-              <w:bottom w:val="single" w:sz="6" w:space="0" w:color="D0D7DE"/>
-              <w:right w:val="single" w:sz="6" w:space="0" w:color="D0D7DE"/>
-            </w:tcBorders>
-            <w:shd w:fill="FFFFFF"/>
+            <w:tcW w:type="dxa" w:w="2074"/>
+            <w:vAlign w:val="top"/>
           </w:tcPr>
           <w:p>
-            <w:pPr>
-              <w:spacing w:after="0"/>
-              <w:jc w:val="left"/>
-            </w:pPr>
             <w:r/>
             <w:r>
               <w:rPr>
-                <w:rFonts w:ascii="Times New Roman" w:hAnsi="Times New Roman" w:eastAsia="Times New Roman"/>
                 <w:b w:val="0"/>
-                <w:i w:val="0"/>
-                <w:color w:val="1F1F1F"/>
-                <w:sz w:val="21"/>
+                <w:sz w:val="17"/>
               </w:rPr>
-              <w:t>Generates INC_### and organizes files</w:t>
+              <w:t>User can upload exactly one supported file</w:t>
             </w:r>
           </w:p>
         </w:tc>
       </w:tr>
       <w:tr>
-        <w:trPr>
-          <w:cantSplit/>
-        </w:trPr>
         <w:tc>
           <w:tcPr>
-            <w:tcW w:type="dxa" w:w="2851"/>
-            <w:vAlign w:val="center"/>
-            <w:tcMar>
-              <w:top w:w="85" w:type="dxa"/>
-              <w:start w:w="90" w:type="dxa"/>
-              <w:bottom w:w="85" w:type="dxa"/>
-              <w:end w:w="90" w:type="dxa"/>
-            </w:tcMar>
-            <w:tcBorders>
-              <w:top w:val="single" w:sz="6" w:space="0" w:color="D0D7DE"/>
-              <w:left w:val="single" w:sz="6" w:space="0" w:color="D0D7DE"/>
-              <w:bottom w:val="single" w:sz="6" w:space="0" w:color="D0D7DE"/>
-              <w:right w:val="single" w:sz="6" w:space="0" w:color="D0D7DE"/>
-            </w:tcBorders>
-            <w:shd w:fill="F8FAFC"/>
+            <w:tcW w:type="dxa" w:w="2074"/>
+            <w:vAlign w:val="top"/>
           </w:tcPr>
           <w:p>
-            <w:pPr>
-              <w:spacing w:after="0"/>
-              <w:jc w:val="left"/>
-            </w:pPr>
             <w:r/>
             <w:r>
               <w:rPr>
-                <w:rFonts w:ascii="Times New Roman" w:hAnsi="Times New Roman" w:eastAsia="Times New Roman"/>
                 <w:b w:val="0"/>
-                <w:i w:val="0"/>
-                <w:color w:val="1F1F1F"/>
-                <w:sz w:val="21"/>
+                <w:sz w:val="17"/>
               </w:rPr>
               <w:t>T-006</w:t>
             </w:r>
@@ -1590,35 +726,97 @@
         </w:tc>
         <w:tc>
           <w:tcPr>
-            <w:tcW w:type="dxa" w:w="2851"/>
-            <w:vAlign w:val="center"/>
-            <w:tcMar>
-              <w:top w:w="85" w:type="dxa"/>
-              <w:start w:w="90" w:type="dxa"/>
-              <w:bottom w:w="85" w:type="dxa"/>
-              <w:end w:w="90" w:type="dxa"/>
-            </w:tcMar>
-            <w:tcBorders>
-              <w:top w:val="single" w:sz="6" w:space="0" w:color="D0D7DE"/>
-              <w:left w:val="single" w:sz="6" w:space="0" w:color="D0D7DE"/>
-              <w:bottom w:val="single" w:sz="6" w:space="0" w:color="D0D7DE"/>
-              <w:right w:val="single" w:sz="6" w:space="0" w:color="D0D7DE"/>
-            </w:tcBorders>
-            <w:shd w:fill="F8FAFC"/>
+            <w:tcW w:type="dxa" w:w="2074"/>
+            <w:vAlign w:val="top"/>
           </w:tcPr>
           <w:p>
-            <w:pPr>
-              <w:spacing w:after="0"/>
-              <w:jc w:val="left"/>
-            </w:pPr>
             <w:r/>
             <w:r>
               <w:rPr>
-                <w:rFonts w:ascii="Times New Roman" w:hAnsi="Times New Roman" w:eastAsia="Times New Roman"/>
                 <w:b w:val="0"/>
-                <w:i w:val="0"/>
-                <w:color w:val="1F1F1F"/>
-                <w:sz w:val="21"/>
+                <w:sz w:val="17"/>
+              </w:rPr>
+              <w:t>Build file type detector</w:t>
+            </w:r>
+          </w:p>
+        </w:tc>
+        <w:tc>
+          <w:tcPr>
+            <w:tcW w:type="dxa" w:w="2074"/>
+            <w:vAlign w:val="top"/>
+          </w:tcPr>
+          <w:p>
+            <w:r/>
+            <w:r>
+              <w:rPr>
+                <w:b w:val="0"/>
+                <w:sz w:val="17"/>
+              </w:rPr>
+              <w:t>Student 06</w:t>
+            </w:r>
+          </w:p>
+        </w:tc>
+        <w:tc>
+          <w:tcPr>
+            <w:tcW w:type="dxa" w:w="2074"/>
+            <w:vAlign w:val="top"/>
+          </w:tcPr>
+          <w:p>
+            <w:r/>
+            <w:r>
+              <w:rPr>
+                <w:b w:val="0"/>
+                <w:sz w:val="17"/>
+              </w:rPr>
+              <w:t>High</w:t>
+            </w:r>
+          </w:p>
+        </w:tc>
+        <w:tc>
+          <w:tcPr>
+            <w:tcW w:type="dxa" w:w="2074"/>
+            <w:vAlign w:val="top"/>
+          </w:tcPr>
+          <w:p>
+            <w:r/>
+            <w:r>
+              <w:rPr>
+                <w:b w:val="0"/>
+                <w:sz w:val="17"/>
+              </w:rPr>
+              <w:t>Extensions map to AUD, PDF, IMG, VID, TXT, CSV, JSON</w:t>
+            </w:r>
+          </w:p>
+        </w:tc>
+      </w:tr>
+      <w:tr>
+        <w:tc>
+          <w:tcPr>
+            <w:tcW w:type="dxa" w:w="2074"/>
+            <w:vAlign w:val="top"/>
+          </w:tcPr>
+          <w:p>
+            <w:r/>
+            <w:r>
+              <w:rPr>
+                <w:b w:val="0"/>
+                <w:sz w:val="17"/>
+              </w:rPr>
+              <w:t>T-007</w:t>
+            </w:r>
+          </w:p>
+        </w:tc>
+        <w:tc>
+          <w:tcPr>
+            <w:tcW w:type="dxa" w:w="2074"/>
+            <w:vAlign w:val="top"/>
+          </w:tcPr>
+          <w:p>
+            <w:r/>
+            <w:r>
+              <w:rPr>
+                <w:b w:val="0"/>
+                <w:sz w:val="17"/>
               </w:rPr>
               <w:t>Build audio processor</w:t>
             </w:r>
@@ -1626,35 +824,15 @@
         </w:tc>
         <w:tc>
           <w:tcPr>
-            <w:tcW w:type="dxa" w:w="2851"/>
-            <w:vAlign w:val="center"/>
-            <w:tcMar>
-              <w:top w:w="85" w:type="dxa"/>
-              <w:start w:w="90" w:type="dxa"/>
-              <w:bottom w:w="85" w:type="dxa"/>
-              <w:end w:w="90" w:type="dxa"/>
-            </w:tcMar>
-            <w:tcBorders>
-              <w:top w:val="single" w:sz="6" w:space="0" w:color="D0D7DE"/>
-              <w:left w:val="single" w:sz="6" w:space="0" w:color="D0D7DE"/>
-              <w:bottom w:val="single" w:sz="6" w:space="0" w:color="D0D7DE"/>
-              <w:right w:val="single" w:sz="6" w:space="0" w:color="D0D7DE"/>
-            </w:tcBorders>
-            <w:shd w:fill="F8FAFC"/>
+            <w:tcW w:type="dxa" w:w="2074"/>
+            <w:vAlign w:val="top"/>
           </w:tcPr>
           <w:p>
-            <w:pPr>
-              <w:spacing w:after="0"/>
-              <w:jc w:val="left"/>
-            </w:pPr>
             <w:r/>
             <w:r>
               <w:rPr>
-                <w:rFonts w:ascii="Times New Roman" w:hAnsi="Times New Roman" w:eastAsia="Times New Roman"/>
                 <w:b w:val="0"/>
-                <w:i w:val="0"/>
-                <w:color w:val="1F1F1F"/>
-                <w:sz w:val="21"/>
+                <w:sz w:val="17"/>
               </w:rPr>
               <w:t>Student 01</w:t>
             </w:r>
@@ -1662,35 +840,15 @@
         </w:tc>
         <w:tc>
           <w:tcPr>
-            <w:tcW w:type="dxa" w:w="2851"/>
-            <w:vAlign w:val="center"/>
-            <w:tcMar>
-              <w:top w:w="85" w:type="dxa"/>
-              <w:start w:w="90" w:type="dxa"/>
-              <w:bottom w:w="85" w:type="dxa"/>
-              <w:end w:w="90" w:type="dxa"/>
-            </w:tcMar>
-            <w:tcBorders>
-              <w:top w:val="single" w:sz="6" w:space="0" w:color="D0D7DE"/>
-              <w:left w:val="single" w:sz="6" w:space="0" w:color="D0D7DE"/>
-              <w:bottom w:val="single" w:sz="6" w:space="0" w:color="D0D7DE"/>
-              <w:right w:val="single" w:sz="6" w:space="0" w:color="D0D7DE"/>
-            </w:tcBorders>
-            <w:shd w:fill="F8FAFC"/>
+            <w:tcW w:type="dxa" w:w="2074"/>
+            <w:vAlign w:val="top"/>
           </w:tcPr>
           <w:p>
-            <w:pPr>
-              <w:spacing w:after="0"/>
-              <w:jc w:val="left"/>
-            </w:pPr>
             <w:r/>
             <w:r>
               <w:rPr>
-                <w:rFonts w:ascii="Times New Roman" w:hAnsi="Times New Roman" w:eastAsia="Times New Roman"/>
                 <w:b w:val="0"/>
-                <w:i w:val="0"/>
-                <w:color w:val="1F1F1F"/>
-                <w:sz w:val="21"/>
+                <w:sz w:val="17"/>
               </w:rPr>
               <w:t>High</w:t>
             </w:r>
@@ -1698,112 +856,49 @@
         </w:tc>
         <w:tc>
           <w:tcPr>
-            <w:tcW w:type="dxa" w:w="2851"/>
-            <w:vAlign w:val="center"/>
-            <w:tcMar>
-              <w:top w:w="85" w:type="dxa"/>
-              <w:start w:w="90" w:type="dxa"/>
-              <w:bottom w:w="85" w:type="dxa"/>
-              <w:end w:w="90" w:type="dxa"/>
-            </w:tcMar>
-            <w:tcBorders>
-              <w:top w:val="single" w:sz="6" w:space="0" w:color="D0D7DE"/>
-              <w:left w:val="single" w:sz="6" w:space="0" w:color="D0D7DE"/>
-              <w:bottom w:val="single" w:sz="6" w:space="0" w:color="D0D7DE"/>
-              <w:right w:val="single" w:sz="6" w:space="0" w:color="D0D7DE"/>
-            </w:tcBorders>
-            <w:shd w:fill="F8FAFC"/>
+            <w:tcW w:type="dxa" w:w="2074"/>
+            <w:vAlign w:val="top"/>
           </w:tcPr>
           <w:p>
-            <w:pPr>
-              <w:spacing w:after="0"/>
-              <w:jc w:val="left"/>
-            </w:pPr>
             <w:r/>
             <w:r>
               <w:rPr>
-                <w:rFonts w:ascii="Times New Roman" w:hAnsi="Times New Roman" w:eastAsia="Times New Roman"/>
                 <w:b w:val="0"/>
-                <w:i w:val="0"/>
-                <w:color w:val="1F1F1F"/>
-                <w:sz w:val="21"/>
+                <w:sz w:val="17"/>
               </w:rPr>
-              <w:t>Creates audio_intermediate.csv</w:t>
+              <w:t>Returns required extractor DataFrame schema</w:t>
             </w:r>
           </w:p>
         </w:tc>
       </w:tr>
       <w:tr>
-        <w:trPr>
-          <w:cantSplit/>
-        </w:trPr>
         <w:tc>
           <w:tcPr>
-            <w:tcW w:type="dxa" w:w="2851"/>
-            <w:vAlign w:val="center"/>
-            <w:tcMar>
-              <w:top w:w="85" w:type="dxa"/>
-              <w:start w:w="90" w:type="dxa"/>
-              <w:bottom w:w="85" w:type="dxa"/>
-              <w:end w:w="90" w:type="dxa"/>
-            </w:tcMar>
-            <w:tcBorders>
-              <w:top w:val="single" w:sz="6" w:space="0" w:color="D0D7DE"/>
-              <w:left w:val="single" w:sz="6" w:space="0" w:color="D0D7DE"/>
-              <w:bottom w:val="single" w:sz="6" w:space="0" w:color="D0D7DE"/>
-              <w:right w:val="single" w:sz="6" w:space="0" w:color="D0D7DE"/>
-            </w:tcBorders>
-            <w:shd w:fill="FFFFFF"/>
+            <w:tcW w:type="dxa" w:w="2074"/>
+            <w:vAlign w:val="top"/>
           </w:tcPr>
           <w:p>
-            <w:pPr>
-              <w:spacing w:after="0"/>
-              <w:jc w:val="left"/>
-            </w:pPr>
             <w:r/>
             <w:r>
               <w:rPr>
-                <w:rFonts w:ascii="Times New Roman" w:hAnsi="Times New Roman" w:eastAsia="Times New Roman"/>
                 <w:b w:val="0"/>
-                <w:i w:val="0"/>
-                <w:color w:val="1F1F1F"/>
-                <w:sz w:val="21"/>
+                <w:sz w:val="17"/>
               </w:rPr>
-              <w:t>T-007</w:t>
+              <w:t>T-008</w:t>
             </w:r>
           </w:p>
         </w:tc>
         <w:tc>
           <w:tcPr>
-            <w:tcW w:type="dxa" w:w="2851"/>
-            <w:vAlign w:val="center"/>
-            <w:tcMar>
-              <w:top w:w="85" w:type="dxa"/>
-              <w:start w:w="90" w:type="dxa"/>
-              <w:bottom w:w="85" w:type="dxa"/>
-              <w:end w:w="90" w:type="dxa"/>
-            </w:tcMar>
-            <w:tcBorders>
-              <w:top w:val="single" w:sz="6" w:space="0" w:color="D0D7DE"/>
-              <w:left w:val="single" w:sz="6" w:space="0" w:color="D0D7DE"/>
-              <w:bottom w:val="single" w:sz="6" w:space="0" w:color="D0D7DE"/>
-              <w:right w:val="single" w:sz="6" w:space="0" w:color="D0D7DE"/>
-            </w:tcBorders>
-            <w:shd w:fill="FFFFFF"/>
+            <w:tcW w:type="dxa" w:w="2074"/>
+            <w:vAlign w:val="top"/>
           </w:tcPr>
           <w:p>
-            <w:pPr>
-              <w:spacing w:after="0"/>
-              <w:jc w:val="left"/>
-            </w:pPr>
             <w:r/>
             <w:r>
               <w:rPr>
-                <w:rFonts w:ascii="Times New Roman" w:hAnsi="Times New Roman" w:eastAsia="Times New Roman"/>
                 <w:b w:val="0"/>
-                <w:i w:val="0"/>
-                <w:color w:val="1F1F1F"/>
-                <w:sz w:val="21"/>
+                <w:sz w:val="17"/>
               </w:rPr>
               <w:t>Extract audio event/location/urgency</w:t>
             </w:r>
@@ -1811,35 +906,15 @@
         </w:tc>
         <w:tc>
           <w:tcPr>
-            <w:tcW w:type="dxa" w:w="2851"/>
-            <w:vAlign w:val="center"/>
-            <w:tcMar>
-              <w:top w:w="85" w:type="dxa"/>
-              <w:start w:w="90" w:type="dxa"/>
-              <w:bottom w:w="85" w:type="dxa"/>
-              <w:end w:w="90" w:type="dxa"/>
-            </w:tcMar>
-            <w:tcBorders>
-              <w:top w:val="single" w:sz="6" w:space="0" w:color="D0D7DE"/>
-              <w:left w:val="single" w:sz="6" w:space="0" w:color="D0D7DE"/>
-              <w:bottom w:val="single" w:sz="6" w:space="0" w:color="D0D7DE"/>
-              <w:right w:val="single" w:sz="6" w:space="0" w:color="D0D7DE"/>
-            </w:tcBorders>
-            <w:shd w:fill="FFFFFF"/>
+            <w:tcW w:type="dxa" w:w="2074"/>
+            <w:vAlign w:val="top"/>
           </w:tcPr>
           <w:p>
-            <w:pPr>
-              <w:spacing w:after="0"/>
-              <w:jc w:val="left"/>
-            </w:pPr>
             <w:r/>
             <w:r>
               <w:rPr>
-                <w:rFonts w:ascii="Times New Roman" w:hAnsi="Times New Roman" w:eastAsia="Times New Roman"/>
                 <w:b w:val="0"/>
-                <w:i w:val="0"/>
-                <w:color w:val="1F1F1F"/>
-                <w:sz w:val="21"/>
+                <w:sz w:val="17"/>
               </w:rPr>
               <w:t>Student 01</w:t>
             </w:r>
@@ -1847,35 +922,15 @@
         </w:tc>
         <w:tc>
           <w:tcPr>
-            <w:tcW w:type="dxa" w:w="2851"/>
-            <w:vAlign w:val="center"/>
-            <w:tcMar>
-              <w:top w:w="85" w:type="dxa"/>
-              <w:start w:w="90" w:type="dxa"/>
-              <w:bottom w:w="85" w:type="dxa"/>
-              <w:end w:w="90" w:type="dxa"/>
-            </w:tcMar>
-            <w:tcBorders>
-              <w:top w:val="single" w:sz="6" w:space="0" w:color="D0D7DE"/>
-              <w:left w:val="single" w:sz="6" w:space="0" w:color="D0D7DE"/>
-              <w:bottom w:val="single" w:sz="6" w:space="0" w:color="D0D7DE"/>
-              <w:right w:val="single" w:sz="6" w:space="0" w:color="D0D7DE"/>
-            </w:tcBorders>
-            <w:shd w:fill="FFFFFF"/>
+            <w:tcW w:type="dxa" w:w="2074"/>
+            <w:vAlign w:val="top"/>
           </w:tcPr>
           <w:p>
-            <w:pPr>
-              <w:spacing w:after="0"/>
-              <w:jc w:val="left"/>
-            </w:pPr>
             <w:r/>
             <w:r>
               <w:rPr>
-                <w:rFonts w:ascii="Times New Roman" w:hAnsi="Times New Roman" w:eastAsia="Times New Roman"/>
                 <w:b w:val="0"/>
-                <w:i w:val="0"/>
-                <w:color w:val="1F1F1F"/>
-                <w:sz w:val="21"/>
+                <w:sz w:val="17"/>
               </w:rPr>
               <w:t>Medium</w:t>
             </w:r>
@@ -1883,35 +938,15 @@
         </w:tc>
         <w:tc>
           <w:tcPr>
-            <w:tcW w:type="dxa" w:w="2851"/>
-            <w:vAlign w:val="center"/>
-            <w:tcMar>
-              <w:top w:w="85" w:type="dxa"/>
-              <w:start w:w="90" w:type="dxa"/>
-              <w:bottom w:w="85" w:type="dxa"/>
-              <w:end w:w="90" w:type="dxa"/>
-            </w:tcMar>
-            <w:tcBorders>
-              <w:top w:val="single" w:sz="6" w:space="0" w:color="D0D7DE"/>
-              <w:left w:val="single" w:sz="6" w:space="0" w:color="D0D7DE"/>
-              <w:bottom w:val="single" w:sz="6" w:space="0" w:color="D0D7DE"/>
-              <w:right w:val="single" w:sz="6" w:space="0" w:color="D0D7DE"/>
-            </w:tcBorders>
-            <w:shd w:fill="FFFFFF"/>
+            <w:tcW w:type="dxa" w:w="2074"/>
+            <w:vAlign w:val="top"/>
           </w:tcPr>
           <w:p>
-            <w:pPr>
-              <w:spacing w:after="0"/>
-              <w:jc w:val="left"/>
-            </w:pPr>
             <w:r/>
             <w:r>
               <w:rPr>
-                <w:rFonts w:ascii="Times New Roman" w:hAnsi="Times New Roman" w:eastAsia="Times New Roman"/>
                 <w:b w:val="0"/>
-                <w:i w:val="0"/>
-                <w:color w:val="1F1F1F"/>
-                <w:sz w:val="21"/>
+                <w:sz w:val="17"/>
               </w:rPr>
               <w:t>Audio fields are populated or Unknown</w:t>
             </w:r>
@@ -1919,76 +954,33 @@
         </w:tc>
       </w:tr>
       <w:tr>
-        <w:trPr>
-          <w:cantSplit/>
-        </w:trPr>
         <w:tc>
           <w:tcPr>
-            <w:tcW w:type="dxa" w:w="2851"/>
-            <w:vAlign w:val="center"/>
-            <w:tcMar>
-              <w:top w:w="85" w:type="dxa"/>
-              <w:start w:w="90" w:type="dxa"/>
-              <w:bottom w:w="85" w:type="dxa"/>
-              <w:end w:w="90" w:type="dxa"/>
-            </w:tcMar>
-            <w:tcBorders>
-              <w:top w:val="single" w:sz="6" w:space="0" w:color="D0D7DE"/>
-              <w:left w:val="single" w:sz="6" w:space="0" w:color="D0D7DE"/>
-              <w:bottom w:val="single" w:sz="6" w:space="0" w:color="D0D7DE"/>
-              <w:right w:val="single" w:sz="6" w:space="0" w:color="D0D7DE"/>
-            </w:tcBorders>
-            <w:shd w:fill="F8FAFC"/>
+            <w:tcW w:type="dxa" w:w="2074"/>
+            <w:vAlign w:val="top"/>
           </w:tcPr>
           <w:p>
-            <w:pPr>
-              <w:spacing w:after="0"/>
-              <w:jc w:val="left"/>
-            </w:pPr>
             <w:r/>
             <w:r>
               <w:rPr>
-                <w:rFonts w:ascii="Times New Roman" w:hAnsi="Times New Roman" w:eastAsia="Times New Roman"/>
                 <w:b w:val="0"/>
-                <w:i w:val="0"/>
-                <w:color w:val="1F1F1F"/>
-                <w:sz w:val="21"/>
+                <w:sz w:val="17"/>
               </w:rPr>
-              <w:t>T-008</w:t>
+              <w:t>T-009</w:t>
             </w:r>
           </w:p>
         </w:tc>
         <w:tc>
           <w:tcPr>
-            <w:tcW w:type="dxa" w:w="2851"/>
-            <w:vAlign w:val="center"/>
-            <w:tcMar>
-              <w:top w:w="85" w:type="dxa"/>
-              <w:start w:w="90" w:type="dxa"/>
-              <w:bottom w:w="85" w:type="dxa"/>
-              <w:end w:w="90" w:type="dxa"/>
-            </w:tcMar>
-            <w:tcBorders>
-              <w:top w:val="single" w:sz="6" w:space="0" w:color="D0D7DE"/>
-              <w:left w:val="single" w:sz="6" w:space="0" w:color="D0D7DE"/>
-              <w:bottom w:val="single" w:sz="6" w:space="0" w:color="D0D7DE"/>
-              <w:right w:val="single" w:sz="6" w:space="0" w:color="D0D7DE"/>
-            </w:tcBorders>
-            <w:shd w:fill="F8FAFC"/>
+            <w:tcW w:type="dxa" w:w="2074"/>
+            <w:vAlign w:val="top"/>
           </w:tcPr>
           <w:p>
-            <w:pPr>
-              <w:spacing w:after="0"/>
-              <w:jc w:val="left"/>
-            </w:pPr>
             <w:r/>
             <w:r>
               <w:rPr>
-                <w:rFonts w:ascii="Times New Roman" w:hAnsi="Times New Roman" w:eastAsia="Times New Roman"/>
                 <w:b w:val="0"/>
-                <w:i w:val="0"/>
-                <w:color w:val="1F1F1F"/>
-                <w:sz w:val="21"/>
+                <w:sz w:val="17"/>
               </w:rPr>
               <w:t>Build PDF processor</w:t>
             </w:r>
@@ -1996,35 +988,15 @@
         </w:tc>
         <w:tc>
           <w:tcPr>
-            <w:tcW w:type="dxa" w:w="2851"/>
-            <w:vAlign w:val="center"/>
-            <w:tcMar>
-              <w:top w:w="85" w:type="dxa"/>
-              <w:start w:w="90" w:type="dxa"/>
-              <w:bottom w:w="85" w:type="dxa"/>
-              <w:end w:w="90" w:type="dxa"/>
-            </w:tcMar>
-            <w:tcBorders>
-              <w:top w:val="single" w:sz="6" w:space="0" w:color="D0D7DE"/>
-              <w:left w:val="single" w:sz="6" w:space="0" w:color="D0D7DE"/>
-              <w:bottom w:val="single" w:sz="6" w:space="0" w:color="D0D7DE"/>
-              <w:right w:val="single" w:sz="6" w:space="0" w:color="D0D7DE"/>
-            </w:tcBorders>
-            <w:shd w:fill="F8FAFC"/>
+            <w:tcW w:type="dxa" w:w="2074"/>
+            <w:vAlign w:val="top"/>
           </w:tcPr>
           <w:p>
-            <w:pPr>
-              <w:spacing w:after="0"/>
-              <w:jc w:val="left"/>
-            </w:pPr>
             <w:r/>
             <w:r>
               <w:rPr>
-                <w:rFonts w:ascii="Times New Roman" w:hAnsi="Times New Roman" w:eastAsia="Times New Roman"/>
                 <w:b w:val="0"/>
-                <w:i w:val="0"/>
-                <w:color w:val="1F1F1F"/>
-                <w:sz w:val="21"/>
+                <w:sz w:val="17"/>
               </w:rPr>
               <w:t>Student 02</w:t>
             </w:r>
@@ -2032,35 +1004,15 @@
         </w:tc>
         <w:tc>
           <w:tcPr>
-            <w:tcW w:type="dxa" w:w="2851"/>
-            <w:vAlign w:val="center"/>
-            <w:tcMar>
-              <w:top w:w="85" w:type="dxa"/>
-              <w:start w:w="90" w:type="dxa"/>
-              <w:bottom w:w="85" w:type="dxa"/>
-              <w:end w:w="90" w:type="dxa"/>
-            </w:tcMar>
-            <w:tcBorders>
-              <w:top w:val="single" w:sz="6" w:space="0" w:color="D0D7DE"/>
-              <w:left w:val="single" w:sz="6" w:space="0" w:color="D0D7DE"/>
-              <w:bottom w:val="single" w:sz="6" w:space="0" w:color="D0D7DE"/>
-              <w:right w:val="single" w:sz="6" w:space="0" w:color="D0D7DE"/>
-            </w:tcBorders>
-            <w:shd w:fill="F8FAFC"/>
+            <w:tcW w:type="dxa" w:w="2074"/>
+            <w:vAlign w:val="top"/>
           </w:tcPr>
           <w:p>
-            <w:pPr>
-              <w:spacing w:after="0"/>
-              <w:jc w:val="left"/>
-            </w:pPr>
             <w:r/>
             <w:r>
               <w:rPr>
-                <w:rFonts w:ascii="Times New Roman" w:hAnsi="Times New Roman" w:eastAsia="Times New Roman"/>
                 <w:b w:val="0"/>
-                <w:i w:val="0"/>
-                <w:color w:val="1F1F1F"/>
-                <w:sz w:val="21"/>
+                <w:sz w:val="17"/>
               </w:rPr>
               <w:t>High</w:t>
             </w:r>
@@ -2068,112 +1020,49 @@
         </w:tc>
         <w:tc>
           <w:tcPr>
-            <w:tcW w:type="dxa" w:w="2851"/>
-            <w:vAlign w:val="center"/>
-            <w:tcMar>
-              <w:top w:w="85" w:type="dxa"/>
-              <w:start w:w="90" w:type="dxa"/>
-              <w:bottom w:w="85" w:type="dxa"/>
-              <w:end w:w="90" w:type="dxa"/>
-            </w:tcMar>
-            <w:tcBorders>
-              <w:top w:val="single" w:sz="6" w:space="0" w:color="D0D7DE"/>
-              <w:left w:val="single" w:sz="6" w:space="0" w:color="D0D7DE"/>
-              <w:bottom w:val="single" w:sz="6" w:space="0" w:color="D0D7DE"/>
-              <w:right w:val="single" w:sz="6" w:space="0" w:color="D0D7DE"/>
-            </w:tcBorders>
-            <w:shd w:fill="F8FAFC"/>
+            <w:tcW w:type="dxa" w:w="2074"/>
+            <w:vAlign w:val="top"/>
           </w:tcPr>
           <w:p>
-            <w:pPr>
-              <w:spacing w:after="0"/>
-              <w:jc w:val="left"/>
-            </w:pPr>
             <w:r/>
             <w:r>
               <w:rPr>
-                <w:rFonts w:ascii="Times New Roman" w:hAnsi="Times New Roman" w:eastAsia="Times New Roman"/>
                 <w:b w:val="0"/>
-                <w:i w:val="0"/>
-                <w:color w:val="1F1F1F"/>
-                <w:sz w:val="21"/>
+                <w:sz w:val="17"/>
               </w:rPr>
-              <w:t>Creates pdf_intermediate.csv</w:t>
+              <w:t>Returns required extractor DataFrame schema</w:t>
             </w:r>
           </w:p>
         </w:tc>
       </w:tr>
       <w:tr>
-        <w:trPr>
-          <w:cantSplit/>
-        </w:trPr>
         <w:tc>
           <w:tcPr>
-            <w:tcW w:type="dxa" w:w="2851"/>
-            <w:vAlign w:val="center"/>
-            <w:tcMar>
-              <w:top w:w="85" w:type="dxa"/>
-              <w:start w:w="90" w:type="dxa"/>
-              <w:bottom w:w="85" w:type="dxa"/>
-              <w:end w:w="90" w:type="dxa"/>
-            </w:tcMar>
-            <w:tcBorders>
-              <w:top w:val="single" w:sz="6" w:space="0" w:color="D0D7DE"/>
-              <w:left w:val="single" w:sz="6" w:space="0" w:color="D0D7DE"/>
-              <w:bottom w:val="single" w:sz="6" w:space="0" w:color="D0D7DE"/>
-              <w:right w:val="single" w:sz="6" w:space="0" w:color="D0D7DE"/>
-            </w:tcBorders>
-            <w:shd w:fill="FFFFFF"/>
+            <w:tcW w:type="dxa" w:w="2074"/>
+            <w:vAlign w:val="top"/>
           </w:tcPr>
           <w:p>
-            <w:pPr>
-              <w:spacing w:after="0"/>
-              <w:jc w:val="left"/>
-            </w:pPr>
             <w:r/>
             <w:r>
               <w:rPr>
-                <w:rFonts w:ascii="Times New Roman" w:hAnsi="Times New Roman" w:eastAsia="Times New Roman"/>
                 <w:b w:val="0"/>
-                <w:i w:val="0"/>
-                <w:color w:val="1F1F1F"/>
-                <w:sz w:val="21"/>
+                <w:sz w:val="17"/>
               </w:rPr>
-              <w:t>T-009</w:t>
+              <w:t>T-010</w:t>
             </w:r>
           </w:p>
         </w:tc>
         <w:tc>
           <w:tcPr>
-            <w:tcW w:type="dxa" w:w="2851"/>
-            <w:vAlign w:val="center"/>
-            <w:tcMar>
-              <w:top w:w="85" w:type="dxa"/>
-              <w:start w:w="90" w:type="dxa"/>
-              <w:bottom w:w="85" w:type="dxa"/>
-              <w:end w:w="90" w:type="dxa"/>
-            </w:tcMar>
-            <w:tcBorders>
-              <w:top w:val="single" w:sz="6" w:space="0" w:color="D0D7DE"/>
-              <w:left w:val="single" w:sz="6" w:space="0" w:color="D0D7DE"/>
-              <w:bottom w:val="single" w:sz="6" w:space="0" w:color="D0D7DE"/>
-              <w:right w:val="single" w:sz="6" w:space="0" w:color="D0D7DE"/>
-            </w:tcBorders>
-            <w:shd w:fill="FFFFFF"/>
+            <w:tcW w:type="dxa" w:w="2074"/>
+            <w:vAlign w:val="top"/>
           </w:tcPr>
           <w:p>
-            <w:pPr>
-              <w:spacing w:after="0"/>
-              <w:jc w:val="left"/>
-            </w:pPr>
             <w:r/>
             <w:r>
               <w:rPr>
-                <w:rFonts w:ascii="Times New Roman" w:hAnsi="Times New Roman" w:eastAsia="Times New Roman"/>
                 <w:b w:val="0"/>
-                <w:i w:val="0"/>
-                <w:color w:val="1F1F1F"/>
-                <w:sz w:val="21"/>
+                <w:sz w:val="17"/>
               </w:rPr>
               <w:t>Add PDF OCR fallback</w:t>
             </w:r>
@@ -2181,35 +1070,15 @@
         </w:tc>
         <w:tc>
           <w:tcPr>
-            <w:tcW w:type="dxa" w:w="2851"/>
-            <w:vAlign w:val="center"/>
-            <w:tcMar>
-              <w:top w:w="85" w:type="dxa"/>
-              <w:start w:w="90" w:type="dxa"/>
-              <w:bottom w:w="85" w:type="dxa"/>
-              <w:end w:w="90" w:type="dxa"/>
-            </w:tcMar>
-            <w:tcBorders>
-              <w:top w:val="single" w:sz="6" w:space="0" w:color="D0D7DE"/>
-              <w:left w:val="single" w:sz="6" w:space="0" w:color="D0D7DE"/>
-              <w:bottom w:val="single" w:sz="6" w:space="0" w:color="D0D7DE"/>
-              <w:right w:val="single" w:sz="6" w:space="0" w:color="D0D7DE"/>
-            </w:tcBorders>
-            <w:shd w:fill="FFFFFF"/>
+            <w:tcW w:type="dxa" w:w="2074"/>
+            <w:vAlign w:val="top"/>
           </w:tcPr>
           <w:p>
-            <w:pPr>
-              <w:spacing w:after="0"/>
-              <w:jc w:val="left"/>
-            </w:pPr>
             <w:r/>
             <w:r>
               <w:rPr>
-                <w:rFonts w:ascii="Times New Roman" w:hAnsi="Times New Roman" w:eastAsia="Times New Roman"/>
                 <w:b w:val="0"/>
-                <w:i w:val="0"/>
-                <w:color w:val="1F1F1F"/>
-                <w:sz w:val="21"/>
+                <w:sz w:val="17"/>
               </w:rPr>
               <w:t>Student 02</w:t>
             </w:r>
@@ -2217,35 +1086,15 @@
         </w:tc>
         <w:tc>
           <w:tcPr>
-            <w:tcW w:type="dxa" w:w="2851"/>
-            <w:vAlign w:val="center"/>
-            <w:tcMar>
-              <w:top w:w="85" w:type="dxa"/>
-              <w:start w:w="90" w:type="dxa"/>
-              <w:bottom w:w="85" w:type="dxa"/>
-              <w:end w:w="90" w:type="dxa"/>
-            </w:tcMar>
-            <w:tcBorders>
-              <w:top w:val="single" w:sz="6" w:space="0" w:color="D0D7DE"/>
-              <w:left w:val="single" w:sz="6" w:space="0" w:color="D0D7DE"/>
-              <w:bottom w:val="single" w:sz="6" w:space="0" w:color="D0D7DE"/>
-              <w:right w:val="single" w:sz="6" w:space="0" w:color="D0D7DE"/>
-            </w:tcBorders>
-            <w:shd w:fill="FFFFFF"/>
+            <w:tcW w:type="dxa" w:w="2074"/>
+            <w:vAlign w:val="top"/>
           </w:tcPr>
           <w:p>
-            <w:pPr>
-              <w:spacing w:after="0"/>
-              <w:jc w:val="left"/>
-            </w:pPr>
             <w:r/>
             <w:r>
               <w:rPr>
-                <w:rFonts w:ascii="Times New Roman" w:hAnsi="Times New Roman" w:eastAsia="Times New Roman"/>
                 <w:b w:val="0"/>
-                <w:i w:val="0"/>
-                <w:color w:val="1F1F1F"/>
-                <w:sz w:val="21"/>
+                <w:sz w:val="17"/>
               </w:rPr>
               <w:t>Medium</w:t>
             </w:r>
@@ -2253,35 +1102,15 @@
         </w:tc>
         <w:tc>
           <w:tcPr>
-            <w:tcW w:type="dxa" w:w="2851"/>
-            <w:vAlign w:val="center"/>
-            <w:tcMar>
-              <w:top w:w="85" w:type="dxa"/>
-              <w:start w:w="90" w:type="dxa"/>
-              <w:bottom w:w="85" w:type="dxa"/>
-              <w:end w:w="90" w:type="dxa"/>
-            </w:tcMar>
-            <w:tcBorders>
-              <w:top w:val="single" w:sz="6" w:space="0" w:color="D0D7DE"/>
-              <w:left w:val="single" w:sz="6" w:space="0" w:color="D0D7DE"/>
-              <w:bottom w:val="single" w:sz="6" w:space="0" w:color="D0D7DE"/>
-              <w:right w:val="single" w:sz="6" w:space="0" w:color="D0D7DE"/>
-            </w:tcBorders>
-            <w:shd w:fill="FFFFFF"/>
+            <w:tcW w:type="dxa" w:w="2074"/>
+            <w:vAlign w:val="top"/>
           </w:tcPr>
           <w:p>
-            <w:pPr>
-              <w:spacing w:after="0"/>
-              <w:jc w:val="left"/>
-            </w:pPr>
             <w:r/>
             <w:r>
               <w:rPr>
-                <w:rFonts w:ascii="Times New Roman" w:hAnsi="Times New Roman" w:eastAsia="Times New Roman"/>
                 <w:b w:val="0"/>
-                <w:i w:val="0"/>
-                <w:color w:val="1F1F1F"/>
-                <w:sz w:val="21"/>
+                <w:sz w:val="17"/>
               </w:rPr>
               <w:t>Empty PDFs attempt OCR or return Unknown</w:t>
             </w:r>
@@ -2289,76 +1118,33 @@
         </w:tc>
       </w:tr>
       <w:tr>
-        <w:trPr>
-          <w:cantSplit/>
-        </w:trPr>
         <w:tc>
           <w:tcPr>
-            <w:tcW w:type="dxa" w:w="2851"/>
-            <w:vAlign w:val="center"/>
-            <w:tcMar>
-              <w:top w:w="85" w:type="dxa"/>
-              <w:start w:w="90" w:type="dxa"/>
-              <w:bottom w:w="85" w:type="dxa"/>
-              <w:end w:w="90" w:type="dxa"/>
-            </w:tcMar>
-            <w:tcBorders>
-              <w:top w:val="single" w:sz="6" w:space="0" w:color="D0D7DE"/>
-              <w:left w:val="single" w:sz="6" w:space="0" w:color="D0D7DE"/>
-              <w:bottom w:val="single" w:sz="6" w:space="0" w:color="D0D7DE"/>
-              <w:right w:val="single" w:sz="6" w:space="0" w:color="D0D7DE"/>
-            </w:tcBorders>
-            <w:shd w:fill="F8FAFC"/>
+            <w:tcW w:type="dxa" w:w="2074"/>
+            <w:vAlign w:val="top"/>
           </w:tcPr>
           <w:p>
-            <w:pPr>
-              <w:spacing w:after="0"/>
-              <w:jc w:val="left"/>
-            </w:pPr>
             <w:r/>
             <w:r>
               <w:rPr>
-                <w:rFonts w:ascii="Times New Roman" w:hAnsi="Times New Roman" w:eastAsia="Times New Roman"/>
                 <w:b w:val="0"/>
-                <w:i w:val="0"/>
-                <w:color w:val="1F1F1F"/>
-                <w:sz w:val="21"/>
+                <w:sz w:val="17"/>
               </w:rPr>
-              <w:t>T-010</w:t>
+              <w:t>T-011</w:t>
             </w:r>
           </w:p>
         </w:tc>
         <w:tc>
           <w:tcPr>
-            <w:tcW w:type="dxa" w:w="2851"/>
-            <w:vAlign w:val="center"/>
-            <w:tcMar>
-              <w:top w:w="85" w:type="dxa"/>
-              <w:start w:w="90" w:type="dxa"/>
-              <w:bottom w:w="85" w:type="dxa"/>
-              <w:end w:w="90" w:type="dxa"/>
-            </w:tcMar>
-            <w:tcBorders>
-              <w:top w:val="single" w:sz="6" w:space="0" w:color="D0D7DE"/>
-              <w:left w:val="single" w:sz="6" w:space="0" w:color="D0D7DE"/>
-              <w:bottom w:val="single" w:sz="6" w:space="0" w:color="D0D7DE"/>
-              <w:right w:val="single" w:sz="6" w:space="0" w:color="D0D7DE"/>
-            </w:tcBorders>
-            <w:shd w:fill="F8FAFC"/>
+            <w:tcW w:type="dxa" w:w="2074"/>
+            <w:vAlign w:val="top"/>
           </w:tcPr>
           <w:p>
-            <w:pPr>
-              <w:spacing w:after="0"/>
-              <w:jc w:val="left"/>
-            </w:pPr>
             <w:r/>
             <w:r>
               <w:rPr>
-                <w:rFonts w:ascii="Times New Roman" w:hAnsi="Times New Roman" w:eastAsia="Times New Roman"/>
                 <w:b w:val="0"/>
-                <w:i w:val="0"/>
-                <w:color w:val="1F1F1F"/>
-                <w:sz w:val="21"/>
+                <w:sz w:val="17"/>
               </w:rPr>
               <w:t>Build image processor</w:t>
             </w:r>
@@ -2366,35 +1152,15 @@
         </w:tc>
         <w:tc>
           <w:tcPr>
-            <w:tcW w:type="dxa" w:w="2851"/>
-            <w:vAlign w:val="center"/>
-            <w:tcMar>
-              <w:top w:w="85" w:type="dxa"/>
-              <w:start w:w="90" w:type="dxa"/>
-              <w:bottom w:w="85" w:type="dxa"/>
-              <w:end w:w="90" w:type="dxa"/>
-            </w:tcMar>
-            <w:tcBorders>
-              <w:top w:val="single" w:sz="6" w:space="0" w:color="D0D7DE"/>
-              <w:left w:val="single" w:sz="6" w:space="0" w:color="D0D7DE"/>
-              <w:bottom w:val="single" w:sz="6" w:space="0" w:color="D0D7DE"/>
-              <w:right w:val="single" w:sz="6" w:space="0" w:color="D0D7DE"/>
-            </w:tcBorders>
-            <w:shd w:fill="F8FAFC"/>
+            <w:tcW w:type="dxa" w:w="2074"/>
+            <w:vAlign w:val="top"/>
           </w:tcPr>
           <w:p>
-            <w:pPr>
-              <w:spacing w:after="0"/>
-              <w:jc w:val="left"/>
-            </w:pPr>
             <w:r/>
             <w:r>
               <w:rPr>
-                <w:rFonts w:ascii="Times New Roman" w:hAnsi="Times New Roman" w:eastAsia="Times New Roman"/>
                 <w:b w:val="0"/>
-                <w:i w:val="0"/>
-                <w:color w:val="1F1F1F"/>
-                <w:sz w:val="21"/>
+                <w:sz w:val="17"/>
               </w:rPr>
               <w:t>Student 03</w:t>
             </w:r>
@@ -2402,35 +1168,15 @@
         </w:tc>
         <w:tc>
           <w:tcPr>
-            <w:tcW w:type="dxa" w:w="2851"/>
-            <w:vAlign w:val="center"/>
-            <w:tcMar>
-              <w:top w:w="85" w:type="dxa"/>
-              <w:start w:w="90" w:type="dxa"/>
-              <w:bottom w:w="85" w:type="dxa"/>
-              <w:end w:w="90" w:type="dxa"/>
-            </w:tcMar>
-            <w:tcBorders>
-              <w:top w:val="single" w:sz="6" w:space="0" w:color="D0D7DE"/>
-              <w:left w:val="single" w:sz="6" w:space="0" w:color="D0D7DE"/>
-              <w:bottom w:val="single" w:sz="6" w:space="0" w:color="D0D7DE"/>
-              <w:right w:val="single" w:sz="6" w:space="0" w:color="D0D7DE"/>
-            </w:tcBorders>
-            <w:shd w:fill="F8FAFC"/>
+            <w:tcW w:type="dxa" w:w="2074"/>
+            <w:vAlign w:val="top"/>
           </w:tcPr>
           <w:p>
-            <w:pPr>
-              <w:spacing w:after="0"/>
-              <w:jc w:val="left"/>
-            </w:pPr>
             <w:r/>
             <w:r>
               <w:rPr>
-                <w:rFonts w:ascii="Times New Roman" w:hAnsi="Times New Roman" w:eastAsia="Times New Roman"/>
                 <w:b w:val="0"/>
-                <w:i w:val="0"/>
-                <w:color w:val="1F1F1F"/>
-                <w:sz w:val="21"/>
+                <w:sz w:val="17"/>
               </w:rPr>
               <w:t>High</w:t>
             </w:r>
@@ -2438,148 +1184,65 @@
         </w:tc>
         <w:tc>
           <w:tcPr>
-            <w:tcW w:type="dxa" w:w="2851"/>
-            <w:vAlign w:val="center"/>
-            <w:tcMar>
-              <w:top w:w="85" w:type="dxa"/>
-              <w:start w:w="90" w:type="dxa"/>
-              <w:bottom w:w="85" w:type="dxa"/>
-              <w:end w:w="90" w:type="dxa"/>
-            </w:tcMar>
-            <w:tcBorders>
-              <w:top w:val="single" w:sz="6" w:space="0" w:color="D0D7DE"/>
-              <w:left w:val="single" w:sz="6" w:space="0" w:color="D0D7DE"/>
-              <w:bottom w:val="single" w:sz="6" w:space="0" w:color="D0D7DE"/>
-              <w:right w:val="single" w:sz="6" w:space="0" w:color="D0D7DE"/>
-            </w:tcBorders>
-            <w:shd w:fill="F8FAFC"/>
+            <w:tcW w:type="dxa" w:w="2074"/>
+            <w:vAlign w:val="top"/>
           </w:tcPr>
           <w:p>
-            <w:pPr>
-              <w:spacing w:after="0"/>
-              <w:jc w:val="left"/>
-            </w:pPr>
             <w:r/>
             <w:r>
               <w:rPr>
-                <w:rFonts w:ascii="Times New Roman" w:hAnsi="Times New Roman" w:eastAsia="Times New Roman"/>
                 <w:b w:val="0"/>
-                <w:i w:val="0"/>
-                <w:color w:val="1F1F1F"/>
-                <w:sz w:val="21"/>
+                <w:sz w:val="17"/>
               </w:rPr>
-              <w:t>Creates image_intermediate.csv</w:t>
+              <w:t>Returns required extractor DataFrame schema</w:t>
             </w:r>
           </w:p>
         </w:tc>
       </w:tr>
       <w:tr>
-        <w:trPr>
-          <w:cantSplit/>
-        </w:trPr>
         <w:tc>
           <w:tcPr>
-            <w:tcW w:type="dxa" w:w="2851"/>
-            <w:vAlign w:val="center"/>
-            <w:tcMar>
-              <w:top w:w="85" w:type="dxa"/>
-              <w:start w:w="90" w:type="dxa"/>
-              <w:bottom w:w="85" w:type="dxa"/>
-              <w:end w:w="90" w:type="dxa"/>
-            </w:tcMar>
-            <w:tcBorders>
-              <w:top w:val="single" w:sz="6" w:space="0" w:color="D0D7DE"/>
-              <w:left w:val="single" w:sz="6" w:space="0" w:color="D0D7DE"/>
-              <w:bottom w:val="single" w:sz="6" w:space="0" w:color="D0D7DE"/>
-              <w:right w:val="single" w:sz="6" w:space="0" w:color="D0D7DE"/>
-            </w:tcBorders>
-            <w:shd w:fill="FFFFFF"/>
+            <w:tcW w:type="dxa" w:w="2074"/>
+            <w:vAlign w:val="top"/>
           </w:tcPr>
           <w:p>
-            <w:pPr>
-              <w:spacing w:after="0"/>
-              <w:jc w:val="left"/>
-            </w:pPr>
             <w:r/>
             <w:r>
               <w:rPr>
-                <w:rFonts w:ascii="Times New Roman" w:hAnsi="Times New Roman" w:eastAsia="Times New Roman"/>
                 <w:b w:val="0"/>
-                <w:i w:val="0"/>
-                <w:color w:val="1F1F1F"/>
-                <w:sz w:val="21"/>
+                <w:sz w:val="17"/>
               </w:rPr>
-              <w:t>T-011</w:t>
+              <w:t>T-012</w:t>
             </w:r>
           </w:p>
         </w:tc>
         <w:tc>
           <w:tcPr>
-            <w:tcW w:type="dxa" w:w="2851"/>
-            <w:vAlign w:val="center"/>
-            <w:tcMar>
-              <w:top w:w="85" w:type="dxa"/>
-              <w:start w:w="90" w:type="dxa"/>
-              <w:bottom w:w="85" w:type="dxa"/>
-              <w:end w:w="90" w:type="dxa"/>
-            </w:tcMar>
-            <w:tcBorders>
-              <w:top w:val="single" w:sz="6" w:space="0" w:color="D0D7DE"/>
-              <w:left w:val="single" w:sz="6" w:space="0" w:color="D0D7DE"/>
-              <w:bottom w:val="single" w:sz="6" w:space="0" w:color="D0D7DE"/>
-              <w:right w:val="single" w:sz="6" w:space="0" w:color="D0D7DE"/>
-            </w:tcBorders>
-            <w:shd w:fill="FFFFFF"/>
+            <w:tcW w:type="dxa" w:w="2074"/>
+            <w:vAlign w:val="top"/>
           </w:tcPr>
           <w:p>
-            <w:pPr>
-              <w:spacing w:after="0"/>
-              <w:jc w:val="left"/>
-            </w:pPr>
             <w:r/>
             <w:r>
               <w:rPr>
-                <w:rFonts w:ascii="Times New Roman" w:hAnsi="Times New Roman" w:eastAsia="Times New Roman"/>
                 <w:b w:val="0"/>
-                <w:i w:val="0"/>
-                <w:color w:val="1F1F1F"/>
-                <w:sz w:val="21"/>
+                <w:sz w:val="17"/>
               </w:rPr>
-              <w:t>Add image OCR/object detection mapping</w:t>
+              <w:t>Add image OCR/object mapping</w:t>
             </w:r>
           </w:p>
         </w:tc>
         <w:tc>
           <w:tcPr>
-            <w:tcW w:type="dxa" w:w="2851"/>
-            <w:vAlign w:val="center"/>
-            <w:tcMar>
-              <w:top w:w="85" w:type="dxa"/>
-              <w:start w:w="90" w:type="dxa"/>
-              <w:bottom w:w="85" w:type="dxa"/>
-              <w:end w:w="90" w:type="dxa"/>
-            </w:tcMar>
-            <w:tcBorders>
-              <w:top w:val="single" w:sz="6" w:space="0" w:color="D0D7DE"/>
-              <w:left w:val="single" w:sz="6" w:space="0" w:color="D0D7DE"/>
-              <w:bottom w:val="single" w:sz="6" w:space="0" w:color="D0D7DE"/>
-              <w:right w:val="single" w:sz="6" w:space="0" w:color="D0D7DE"/>
-            </w:tcBorders>
-            <w:shd w:fill="FFFFFF"/>
+            <w:tcW w:type="dxa" w:w="2074"/>
+            <w:vAlign w:val="top"/>
           </w:tcPr>
           <w:p>
-            <w:pPr>
-              <w:spacing w:after="0"/>
-              <w:jc w:val="left"/>
-            </w:pPr>
             <w:r/>
             <w:r>
               <w:rPr>
-                <w:rFonts w:ascii="Times New Roman" w:hAnsi="Times New Roman" w:eastAsia="Times New Roman"/>
                 <w:b w:val="0"/>
-                <w:i w:val="0"/>
-                <w:color w:val="1F1F1F"/>
-                <w:sz w:val="21"/>
+                <w:sz w:val="17"/>
               </w:rPr>
               <w:t>Student 03</w:t>
             </w:r>
@@ -2587,35 +1250,15 @@
         </w:tc>
         <w:tc>
           <w:tcPr>
-            <w:tcW w:type="dxa" w:w="2851"/>
-            <w:vAlign w:val="center"/>
-            <w:tcMar>
-              <w:top w:w="85" w:type="dxa"/>
-              <w:start w:w="90" w:type="dxa"/>
-              <w:bottom w:w="85" w:type="dxa"/>
-              <w:end w:w="90" w:type="dxa"/>
-            </w:tcMar>
-            <w:tcBorders>
-              <w:top w:val="single" w:sz="6" w:space="0" w:color="D0D7DE"/>
-              <w:left w:val="single" w:sz="6" w:space="0" w:color="D0D7DE"/>
-              <w:bottom w:val="single" w:sz="6" w:space="0" w:color="D0D7DE"/>
-              <w:right w:val="single" w:sz="6" w:space="0" w:color="D0D7DE"/>
-            </w:tcBorders>
-            <w:shd w:fill="FFFFFF"/>
+            <w:tcW w:type="dxa" w:w="2074"/>
+            <w:vAlign w:val="top"/>
           </w:tcPr>
           <w:p>
-            <w:pPr>
-              <w:spacing w:after="0"/>
-              <w:jc w:val="left"/>
-            </w:pPr>
             <w:r/>
             <w:r>
               <w:rPr>
-                <w:rFonts w:ascii="Times New Roman" w:hAnsi="Times New Roman" w:eastAsia="Times New Roman"/>
                 <w:b w:val="0"/>
-                <w:i w:val="0"/>
-                <w:color w:val="1F1F1F"/>
-                <w:sz w:val="21"/>
+                <w:sz w:val="17"/>
               </w:rPr>
               <w:t>Medium</w:t>
             </w:r>
@@ -2623,148 +1266,65 @@
         </w:tc>
         <w:tc>
           <w:tcPr>
-            <w:tcW w:type="dxa" w:w="2851"/>
-            <w:vAlign w:val="center"/>
-            <w:tcMar>
-              <w:top w:w="85" w:type="dxa"/>
-              <w:start w:w="90" w:type="dxa"/>
-              <w:bottom w:w="85" w:type="dxa"/>
-              <w:end w:w="90" w:type="dxa"/>
-            </w:tcMar>
-            <w:tcBorders>
-              <w:top w:val="single" w:sz="6" w:space="0" w:color="D0D7DE"/>
-              <w:left w:val="single" w:sz="6" w:space="0" w:color="D0D7DE"/>
-              <w:bottom w:val="single" w:sz="6" w:space="0" w:color="D0D7DE"/>
-              <w:right w:val="single" w:sz="6" w:space="0" w:color="D0D7DE"/>
-            </w:tcBorders>
-            <w:shd w:fill="FFFFFF"/>
+            <w:tcW w:type="dxa" w:w="2074"/>
+            <w:vAlign w:val="top"/>
           </w:tcPr>
           <w:p>
-            <w:pPr>
-              <w:spacing w:after="0"/>
-              <w:jc w:val="left"/>
-            </w:pPr>
             <w:r/>
             <w:r>
               <w:rPr>
-                <w:rFonts w:ascii="Times New Roman" w:hAnsi="Times New Roman" w:eastAsia="Times New Roman"/>
                 <w:b w:val="0"/>
-                <w:i w:val="0"/>
-                <w:color w:val="1F1F1F"/>
-                <w:sz w:val="21"/>
+                <w:sz w:val="17"/>
               </w:rPr>
-              <w:t>Objects/text map to event signals</w:t>
+              <w:t>Objects/text map to event signals or Unknown</w:t>
             </w:r>
           </w:p>
         </w:tc>
       </w:tr>
       <w:tr>
-        <w:trPr>
-          <w:cantSplit/>
-        </w:trPr>
         <w:tc>
           <w:tcPr>
-            <w:tcW w:type="dxa" w:w="2851"/>
-            <w:vAlign w:val="center"/>
-            <w:tcMar>
-              <w:top w:w="85" w:type="dxa"/>
-              <w:start w:w="90" w:type="dxa"/>
-              <w:bottom w:w="85" w:type="dxa"/>
-              <w:end w:w="90" w:type="dxa"/>
-            </w:tcMar>
-            <w:tcBorders>
-              <w:top w:val="single" w:sz="6" w:space="0" w:color="D0D7DE"/>
-              <w:left w:val="single" w:sz="6" w:space="0" w:color="D0D7DE"/>
-              <w:bottom w:val="single" w:sz="6" w:space="0" w:color="D0D7DE"/>
-              <w:right w:val="single" w:sz="6" w:space="0" w:color="D0D7DE"/>
-            </w:tcBorders>
-            <w:shd w:fill="F8FAFC"/>
+            <w:tcW w:type="dxa" w:w="2074"/>
+            <w:vAlign w:val="top"/>
           </w:tcPr>
           <w:p>
-            <w:pPr>
-              <w:spacing w:after="0"/>
-              <w:jc w:val="left"/>
-            </w:pPr>
             <w:r/>
             <w:r>
               <w:rPr>
-                <w:rFonts w:ascii="Times New Roman" w:hAnsi="Times New Roman" w:eastAsia="Times New Roman"/>
                 <w:b w:val="0"/>
-                <w:i w:val="0"/>
-                <w:color w:val="1F1F1F"/>
-                <w:sz w:val="21"/>
+                <w:sz w:val="17"/>
               </w:rPr>
-              <w:t>T-012</w:t>
+              <w:t>T-013</w:t>
             </w:r>
           </w:p>
         </w:tc>
         <w:tc>
           <w:tcPr>
-            <w:tcW w:type="dxa" w:w="2851"/>
-            <w:vAlign w:val="center"/>
-            <w:tcMar>
-              <w:top w:w="85" w:type="dxa"/>
-              <w:start w:w="90" w:type="dxa"/>
-              <w:bottom w:w="85" w:type="dxa"/>
-              <w:end w:w="90" w:type="dxa"/>
-            </w:tcMar>
-            <w:tcBorders>
-              <w:top w:val="single" w:sz="6" w:space="0" w:color="D0D7DE"/>
-              <w:left w:val="single" w:sz="6" w:space="0" w:color="D0D7DE"/>
-              <w:bottom w:val="single" w:sz="6" w:space="0" w:color="D0D7DE"/>
-              <w:right w:val="single" w:sz="6" w:space="0" w:color="D0D7DE"/>
-            </w:tcBorders>
-            <w:shd w:fill="F8FAFC"/>
+            <w:tcW w:type="dxa" w:w="2074"/>
+            <w:vAlign w:val="top"/>
           </w:tcPr>
           <w:p>
-            <w:pPr>
-              <w:spacing w:after="0"/>
-              <w:jc w:val="left"/>
-            </w:pPr>
             <w:r/>
             <w:r>
               <w:rPr>
-                <w:rFonts w:ascii="Times New Roman" w:hAnsi="Times New Roman" w:eastAsia="Times New Roman"/>
                 <w:b w:val="0"/>
-                <w:i w:val="0"/>
-                <w:color w:val="1F1F1F"/>
-                <w:sz w:val="21"/>
+                <w:sz w:val="17"/>
               </w:rPr>
-              <w:t>Build video frame extraction</w:t>
+              <w:t>Build video processor</w:t>
             </w:r>
           </w:p>
         </w:tc>
         <w:tc>
           <w:tcPr>
-            <w:tcW w:type="dxa" w:w="2851"/>
-            <w:vAlign w:val="center"/>
-            <w:tcMar>
-              <w:top w:w="85" w:type="dxa"/>
-              <w:start w:w="90" w:type="dxa"/>
-              <w:bottom w:w="85" w:type="dxa"/>
-              <w:end w:w="90" w:type="dxa"/>
-            </w:tcMar>
-            <w:tcBorders>
-              <w:top w:val="single" w:sz="6" w:space="0" w:color="D0D7DE"/>
-              <w:left w:val="single" w:sz="6" w:space="0" w:color="D0D7DE"/>
-              <w:bottom w:val="single" w:sz="6" w:space="0" w:color="D0D7DE"/>
-              <w:right w:val="single" w:sz="6" w:space="0" w:color="D0D7DE"/>
-            </w:tcBorders>
-            <w:shd w:fill="F8FAFC"/>
+            <w:tcW w:type="dxa" w:w="2074"/>
+            <w:vAlign w:val="top"/>
           </w:tcPr>
           <w:p>
-            <w:pPr>
-              <w:spacing w:after="0"/>
-              <w:jc w:val="left"/>
-            </w:pPr>
             <w:r/>
             <w:r>
               <w:rPr>
-                <w:rFonts w:ascii="Times New Roman" w:hAnsi="Times New Roman" w:eastAsia="Times New Roman"/>
                 <w:b w:val="0"/>
-                <w:i w:val="0"/>
-                <w:color w:val="1F1F1F"/>
-                <w:sz w:val="21"/>
+                <w:sz w:val="17"/>
               </w:rPr>
               <w:t>Student 04</w:t>
             </w:r>
@@ -2772,35 +1332,15 @@
         </w:tc>
         <w:tc>
           <w:tcPr>
-            <w:tcW w:type="dxa" w:w="2851"/>
-            <w:vAlign w:val="center"/>
-            <w:tcMar>
-              <w:top w:w="85" w:type="dxa"/>
-              <w:start w:w="90" w:type="dxa"/>
-              <w:bottom w:w="85" w:type="dxa"/>
-              <w:end w:w="90" w:type="dxa"/>
-            </w:tcMar>
-            <w:tcBorders>
-              <w:top w:val="single" w:sz="6" w:space="0" w:color="D0D7DE"/>
-              <w:left w:val="single" w:sz="6" w:space="0" w:color="D0D7DE"/>
-              <w:bottom w:val="single" w:sz="6" w:space="0" w:color="D0D7DE"/>
-              <w:right w:val="single" w:sz="6" w:space="0" w:color="D0D7DE"/>
-            </w:tcBorders>
-            <w:shd w:fill="F8FAFC"/>
+            <w:tcW w:type="dxa" w:w="2074"/>
+            <w:vAlign w:val="top"/>
           </w:tcPr>
           <w:p>
-            <w:pPr>
-              <w:spacing w:after="0"/>
-              <w:jc w:val="left"/>
-            </w:pPr>
             <w:r/>
             <w:r>
               <w:rPr>
-                <w:rFonts w:ascii="Times New Roman" w:hAnsi="Times New Roman" w:eastAsia="Times New Roman"/>
                 <w:b w:val="0"/>
-                <w:i w:val="0"/>
-                <w:color w:val="1F1F1F"/>
-                <w:sz w:val="21"/>
+                <w:sz w:val="17"/>
               </w:rPr>
               <w:t>High</w:t>
             </w:r>
@@ -2808,148 +1348,65 @@
         </w:tc>
         <w:tc>
           <w:tcPr>
-            <w:tcW w:type="dxa" w:w="2851"/>
-            <w:vAlign w:val="center"/>
-            <w:tcMar>
-              <w:top w:w="85" w:type="dxa"/>
-              <w:start w:w="90" w:type="dxa"/>
-              <w:bottom w:w="85" w:type="dxa"/>
-              <w:end w:w="90" w:type="dxa"/>
-            </w:tcMar>
-            <w:tcBorders>
-              <w:top w:val="single" w:sz="6" w:space="0" w:color="D0D7DE"/>
-              <w:left w:val="single" w:sz="6" w:space="0" w:color="D0D7DE"/>
-              <w:bottom w:val="single" w:sz="6" w:space="0" w:color="D0D7DE"/>
-              <w:right w:val="single" w:sz="6" w:space="0" w:color="D0D7DE"/>
-            </w:tcBorders>
-            <w:shd w:fill="F8FAFC"/>
+            <w:tcW w:type="dxa" w:w="2074"/>
+            <w:vAlign w:val="top"/>
           </w:tcPr>
           <w:p>
-            <w:pPr>
-              <w:spacing w:after="0"/>
-              <w:jc w:val="left"/>
-            </w:pPr>
             <w:r/>
             <w:r>
               <w:rPr>
-                <w:rFonts w:ascii="Times New Roman" w:hAnsi="Times New Roman" w:eastAsia="Times New Roman"/>
                 <w:b w:val="0"/>
-                <w:i w:val="0"/>
-                <w:color w:val="1F1F1F"/>
-                <w:sz w:val="21"/>
+                <w:sz w:val="17"/>
               </w:rPr>
-              <w:t>Frames are sampled from short video</w:t>
+              <w:t>Rejects long clips and samples frames from short videos</w:t>
             </w:r>
           </w:p>
         </w:tc>
       </w:tr>
       <w:tr>
-        <w:trPr>
-          <w:cantSplit/>
-        </w:trPr>
         <w:tc>
           <w:tcPr>
-            <w:tcW w:type="dxa" w:w="2851"/>
-            <w:vAlign w:val="center"/>
-            <w:tcMar>
-              <w:top w:w="85" w:type="dxa"/>
-              <w:start w:w="90" w:type="dxa"/>
-              <w:bottom w:w="85" w:type="dxa"/>
-              <w:end w:w="90" w:type="dxa"/>
-            </w:tcMar>
-            <w:tcBorders>
-              <w:top w:val="single" w:sz="6" w:space="0" w:color="D0D7DE"/>
-              <w:left w:val="single" w:sz="6" w:space="0" w:color="D0D7DE"/>
-              <w:bottom w:val="single" w:sz="6" w:space="0" w:color="D0D7DE"/>
-              <w:right w:val="single" w:sz="6" w:space="0" w:color="D0D7DE"/>
-            </w:tcBorders>
-            <w:shd w:fill="FFFFFF"/>
+            <w:tcW w:type="dxa" w:w="2074"/>
+            <w:vAlign w:val="top"/>
           </w:tcPr>
           <w:p>
-            <w:pPr>
-              <w:spacing w:after="0"/>
-              <w:jc w:val="left"/>
-            </w:pPr>
             <w:r/>
             <w:r>
               <w:rPr>
-                <w:rFonts w:ascii="Times New Roman" w:hAnsi="Times New Roman" w:eastAsia="Times New Roman"/>
                 <w:b w:val="0"/>
-                <w:i w:val="0"/>
-                <w:color w:val="1F1F1F"/>
-                <w:sz w:val="21"/>
+                <w:sz w:val="17"/>
               </w:rPr>
-              <w:t>T-013</w:t>
+              <w:t>T-014</w:t>
             </w:r>
           </w:p>
         </w:tc>
         <w:tc>
           <w:tcPr>
-            <w:tcW w:type="dxa" w:w="2851"/>
-            <w:vAlign w:val="center"/>
-            <w:tcMar>
-              <w:top w:w="85" w:type="dxa"/>
-              <w:start w:w="90" w:type="dxa"/>
-              <w:bottom w:w="85" w:type="dxa"/>
-              <w:end w:w="90" w:type="dxa"/>
-            </w:tcMar>
-            <w:tcBorders>
-              <w:top w:val="single" w:sz="6" w:space="0" w:color="D0D7DE"/>
-              <w:left w:val="single" w:sz="6" w:space="0" w:color="D0D7DE"/>
-              <w:bottom w:val="single" w:sz="6" w:space="0" w:color="D0D7DE"/>
-              <w:right w:val="single" w:sz="6" w:space="0" w:color="D0D7DE"/>
-            </w:tcBorders>
-            <w:shd w:fill="FFFFFF"/>
+            <w:tcW w:type="dxa" w:w="2074"/>
+            <w:vAlign w:val="top"/>
           </w:tcPr>
           <w:p>
-            <w:pPr>
-              <w:spacing w:after="0"/>
-              <w:jc w:val="left"/>
-            </w:pPr>
             <w:r/>
             <w:r>
               <w:rPr>
-                <w:rFonts w:ascii="Times New Roman" w:hAnsi="Times New Roman" w:eastAsia="Times New Roman"/>
                 <w:b w:val="0"/>
-                <w:i w:val="0"/>
-                <w:color w:val="1F1F1F"/>
-                <w:sz w:val="21"/>
+                <w:sz w:val="17"/>
               </w:rPr>
-              <w:t>Build video signal extraction</w:t>
+              <w:t>Extract video event signals</w:t>
             </w:r>
           </w:p>
         </w:tc>
         <w:tc>
           <w:tcPr>
-            <w:tcW w:type="dxa" w:w="2851"/>
-            <w:vAlign w:val="center"/>
-            <w:tcMar>
-              <w:top w:w="85" w:type="dxa"/>
-              <w:start w:w="90" w:type="dxa"/>
-              <w:bottom w:w="85" w:type="dxa"/>
-              <w:end w:w="90" w:type="dxa"/>
-            </w:tcMar>
-            <w:tcBorders>
-              <w:top w:val="single" w:sz="6" w:space="0" w:color="D0D7DE"/>
-              <w:left w:val="single" w:sz="6" w:space="0" w:color="D0D7DE"/>
-              <w:bottom w:val="single" w:sz="6" w:space="0" w:color="D0D7DE"/>
-              <w:right w:val="single" w:sz="6" w:space="0" w:color="D0D7DE"/>
-            </w:tcBorders>
-            <w:shd w:fill="FFFFFF"/>
+            <w:tcW w:type="dxa" w:w="2074"/>
+            <w:vAlign w:val="top"/>
           </w:tcPr>
           <w:p>
-            <w:pPr>
-              <w:spacing w:after="0"/>
-              <w:jc w:val="left"/>
-            </w:pPr>
             <w:r/>
             <w:r>
               <w:rPr>
-                <w:rFonts w:ascii="Times New Roman" w:hAnsi="Times New Roman" w:eastAsia="Times New Roman"/>
                 <w:b w:val="0"/>
-                <w:i w:val="0"/>
-                <w:color w:val="1F1F1F"/>
-                <w:sz w:val="21"/>
+                <w:sz w:val="17"/>
               </w:rPr>
               <w:t>Student 04</w:t>
             </w:r>
@@ -2957,35 +1414,15 @@
         </w:tc>
         <w:tc>
           <w:tcPr>
-            <w:tcW w:type="dxa" w:w="2851"/>
-            <w:vAlign w:val="center"/>
-            <w:tcMar>
-              <w:top w:w="85" w:type="dxa"/>
-              <w:start w:w="90" w:type="dxa"/>
-              <w:bottom w:w="85" w:type="dxa"/>
-              <w:end w:w="90" w:type="dxa"/>
-            </w:tcMar>
-            <w:tcBorders>
-              <w:top w:val="single" w:sz="6" w:space="0" w:color="D0D7DE"/>
-              <w:left w:val="single" w:sz="6" w:space="0" w:color="D0D7DE"/>
-              <w:bottom w:val="single" w:sz="6" w:space="0" w:color="D0D7DE"/>
-              <w:right w:val="single" w:sz="6" w:space="0" w:color="D0D7DE"/>
-            </w:tcBorders>
-            <w:shd w:fill="FFFFFF"/>
+            <w:tcW w:type="dxa" w:w="2074"/>
+            <w:vAlign w:val="top"/>
           </w:tcPr>
           <w:p>
-            <w:pPr>
-              <w:spacing w:after="0"/>
-              <w:jc w:val="left"/>
-            </w:pPr>
             <w:r/>
             <w:r>
               <w:rPr>
-                <w:rFonts w:ascii="Times New Roman" w:hAnsi="Times New Roman" w:eastAsia="Times New Roman"/>
                 <w:b w:val="0"/>
-                <w:i w:val="0"/>
-                <w:color w:val="1F1F1F"/>
-                <w:sz w:val="21"/>
+                <w:sz w:val="17"/>
               </w:rPr>
               <w:t>Medium</w:t>
             </w:r>
@@ -2993,112 +1430,49 @@
         </w:tc>
         <w:tc>
           <w:tcPr>
-            <w:tcW w:type="dxa" w:w="2851"/>
-            <w:vAlign w:val="center"/>
-            <w:tcMar>
-              <w:top w:w="85" w:type="dxa"/>
-              <w:start w:w="90" w:type="dxa"/>
-              <w:bottom w:w="85" w:type="dxa"/>
-              <w:end w:w="90" w:type="dxa"/>
-            </w:tcMar>
-            <w:tcBorders>
-              <w:top w:val="single" w:sz="6" w:space="0" w:color="D0D7DE"/>
-              <w:left w:val="single" w:sz="6" w:space="0" w:color="D0D7DE"/>
-              <w:bottom w:val="single" w:sz="6" w:space="0" w:color="D0D7DE"/>
-              <w:right w:val="single" w:sz="6" w:space="0" w:color="D0D7DE"/>
-            </w:tcBorders>
-            <w:shd w:fill="FFFFFF"/>
+            <w:tcW w:type="dxa" w:w="2074"/>
+            <w:vAlign w:val="top"/>
           </w:tcPr>
           <w:p>
-            <w:pPr>
-              <w:spacing w:after="0"/>
-              <w:jc w:val="left"/>
-            </w:pPr>
             <w:r/>
             <w:r>
               <w:rPr>
-                <w:rFonts w:ascii="Times New Roman" w:hAnsi="Times New Roman" w:eastAsia="Times New Roman"/>
                 <w:b w:val="0"/>
-                <w:i w:val="0"/>
-                <w:color w:val="1F1F1F"/>
-                <w:sz w:val="21"/>
+                <w:sz w:val="17"/>
               </w:rPr>
-              <w:t>Creates video_intermediate.csv</w:t>
+              <w:t>Returns one or more extractor rows when signals exist</w:t>
             </w:r>
           </w:p>
         </w:tc>
       </w:tr>
       <w:tr>
-        <w:trPr>
-          <w:cantSplit/>
-        </w:trPr>
         <w:tc>
           <w:tcPr>
-            <w:tcW w:type="dxa" w:w="2851"/>
-            <w:vAlign w:val="center"/>
-            <w:tcMar>
-              <w:top w:w="85" w:type="dxa"/>
-              <w:start w:w="90" w:type="dxa"/>
-              <w:bottom w:w="85" w:type="dxa"/>
-              <w:end w:w="90" w:type="dxa"/>
-            </w:tcMar>
-            <w:tcBorders>
-              <w:top w:val="single" w:sz="6" w:space="0" w:color="D0D7DE"/>
-              <w:left w:val="single" w:sz="6" w:space="0" w:color="D0D7DE"/>
-              <w:bottom w:val="single" w:sz="6" w:space="0" w:color="D0D7DE"/>
-              <w:right w:val="single" w:sz="6" w:space="0" w:color="D0D7DE"/>
-            </w:tcBorders>
-            <w:shd w:fill="F8FAFC"/>
+            <w:tcW w:type="dxa" w:w="2074"/>
+            <w:vAlign w:val="top"/>
           </w:tcPr>
           <w:p>
-            <w:pPr>
-              <w:spacing w:after="0"/>
-              <w:jc w:val="left"/>
-            </w:pPr>
             <w:r/>
             <w:r>
               <w:rPr>
-                <w:rFonts w:ascii="Times New Roman" w:hAnsi="Times New Roman" w:eastAsia="Times New Roman"/>
                 <w:b w:val="0"/>
-                <w:i w:val="0"/>
-                <w:color w:val="1F1F1F"/>
-                <w:sz w:val="21"/>
+                <w:sz w:val="17"/>
               </w:rPr>
-              <w:t>T-014</w:t>
+              <w:t>T-015</w:t>
             </w:r>
           </w:p>
         </w:tc>
         <w:tc>
           <w:tcPr>
-            <w:tcW w:type="dxa" w:w="2851"/>
-            <w:vAlign w:val="center"/>
-            <w:tcMar>
-              <w:top w:w="85" w:type="dxa"/>
-              <w:start w:w="90" w:type="dxa"/>
-              <w:bottom w:w="85" w:type="dxa"/>
-              <w:end w:w="90" w:type="dxa"/>
-            </w:tcMar>
-            <w:tcBorders>
-              <w:top w:val="single" w:sz="6" w:space="0" w:color="D0D7DE"/>
-              <w:left w:val="single" w:sz="6" w:space="0" w:color="D0D7DE"/>
-              <w:bottom w:val="single" w:sz="6" w:space="0" w:color="D0D7DE"/>
-              <w:right w:val="single" w:sz="6" w:space="0" w:color="D0D7DE"/>
-            </w:tcBorders>
-            <w:shd w:fill="F8FAFC"/>
+            <w:tcW w:type="dxa" w:w="2074"/>
+            <w:vAlign w:val="top"/>
           </w:tcPr>
           <w:p>
-            <w:pPr>
-              <w:spacing w:after="0"/>
-              <w:jc w:val="left"/>
-            </w:pPr>
             <w:r/>
             <w:r>
               <w:rPr>
-                <w:rFonts w:ascii="Times New Roman" w:hAnsi="Times New Roman" w:eastAsia="Times New Roman"/>
                 <w:b w:val="0"/>
-                <w:i w:val="0"/>
-                <w:color w:val="1F1F1F"/>
-                <w:sz w:val="21"/>
+                <w:sz w:val="17"/>
               </w:rPr>
               <w:t>Build text processor</w:t>
             </w:r>
@@ -3106,35 +1480,15 @@
         </w:tc>
         <w:tc>
           <w:tcPr>
-            <w:tcW w:type="dxa" w:w="2851"/>
-            <w:vAlign w:val="center"/>
-            <w:tcMar>
-              <w:top w:w="85" w:type="dxa"/>
-              <w:start w:w="90" w:type="dxa"/>
-              <w:bottom w:w="85" w:type="dxa"/>
-              <w:end w:w="90" w:type="dxa"/>
-            </w:tcMar>
-            <w:tcBorders>
-              <w:top w:val="single" w:sz="6" w:space="0" w:color="D0D7DE"/>
-              <w:left w:val="single" w:sz="6" w:space="0" w:color="D0D7DE"/>
-              <w:bottom w:val="single" w:sz="6" w:space="0" w:color="D0D7DE"/>
-              <w:right w:val="single" w:sz="6" w:space="0" w:color="D0D7DE"/>
-            </w:tcBorders>
-            <w:shd w:fill="F8FAFC"/>
+            <w:tcW w:type="dxa" w:w="2074"/>
+            <w:vAlign w:val="top"/>
           </w:tcPr>
           <w:p>
-            <w:pPr>
-              <w:spacing w:after="0"/>
-              <w:jc w:val="left"/>
-            </w:pPr>
             <w:r/>
             <w:r>
               <w:rPr>
-                <w:rFonts w:ascii="Times New Roman" w:hAnsi="Times New Roman" w:eastAsia="Times New Roman"/>
                 <w:b w:val="0"/>
-                <w:i w:val="0"/>
-                <w:color w:val="1F1F1F"/>
-                <w:sz w:val="21"/>
+                <w:sz w:val="17"/>
               </w:rPr>
               <w:t>Student 05</w:t>
             </w:r>
@@ -3142,35 +1496,15 @@
         </w:tc>
         <w:tc>
           <w:tcPr>
-            <w:tcW w:type="dxa" w:w="2851"/>
-            <w:vAlign w:val="center"/>
-            <w:tcMar>
-              <w:top w:w="85" w:type="dxa"/>
-              <w:start w:w="90" w:type="dxa"/>
-              <w:bottom w:w="85" w:type="dxa"/>
-              <w:end w:w="90" w:type="dxa"/>
-            </w:tcMar>
-            <w:tcBorders>
-              <w:top w:val="single" w:sz="6" w:space="0" w:color="D0D7DE"/>
-              <w:left w:val="single" w:sz="6" w:space="0" w:color="D0D7DE"/>
-              <w:bottom w:val="single" w:sz="6" w:space="0" w:color="D0D7DE"/>
-              <w:right w:val="single" w:sz="6" w:space="0" w:color="D0D7DE"/>
-            </w:tcBorders>
-            <w:shd w:fill="F8FAFC"/>
+            <w:tcW w:type="dxa" w:w="2074"/>
+            <w:vAlign w:val="top"/>
           </w:tcPr>
           <w:p>
-            <w:pPr>
-              <w:spacing w:after="0"/>
-              <w:jc w:val="left"/>
-            </w:pPr>
             <w:r/>
             <w:r>
               <w:rPr>
-                <w:rFonts w:ascii="Times New Roman" w:hAnsi="Times New Roman" w:eastAsia="Times New Roman"/>
                 <w:b w:val="0"/>
-                <w:i w:val="0"/>
-                <w:color w:val="1F1F1F"/>
-                <w:sz w:val="21"/>
+                <w:sz w:val="17"/>
               </w:rPr>
               <w:t>High</w:t>
             </w:r>
@@ -3178,112 +1512,49 @@
         </w:tc>
         <w:tc>
           <w:tcPr>
-            <w:tcW w:type="dxa" w:w="2851"/>
-            <w:vAlign w:val="center"/>
-            <w:tcMar>
-              <w:top w:w="85" w:type="dxa"/>
-              <w:start w:w="90" w:type="dxa"/>
-              <w:bottom w:w="85" w:type="dxa"/>
-              <w:end w:w="90" w:type="dxa"/>
-            </w:tcMar>
-            <w:tcBorders>
-              <w:top w:val="single" w:sz="6" w:space="0" w:color="D0D7DE"/>
-              <w:left w:val="single" w:sz="6" w:space="0" w:color="D0D7DE"/>
-              <w:bottom w:val="single" w:sz="6" w:space="0" w:color="D0D7DE"/>
-              <w:right w:val="single" w:sz="6" w:space="0" w:color="D0D7DE"/>
-            </w:tcBorders>
-            <w:shd w:fill="F8FAFC"/>
+            <w:tcW w:type="dxa" w:w="2074"/>
+            <w:vAlign w:val="top"/>
           </w:tcPr>
           <w:p>
-            <w:pPr>
-              <w:spacing w:after="0"/>
-              <w:jc w:val="left"/>
-            </w:pPr>
             <w:r/>
             <w:r>
               <w:rPr>
-                <w:rFonts w:ascii="Times New Roman" w:hAnsi="Times New Roman" w:eastAsia="Times New Roman"/>
                 <w:b w:val="0"/>
-                <w:i w:val="0"/>
-                <w:color w:val="1F1F1F"/>
-                <w:sz w:val="21"/>
+                <w:sz w:val="17"/>
               </w:rPr>
-              <w:t>Creates text_intermediate.csv</w:t>
+              <w:t>Returns required extractor DataFrame schema</w:t>
             </w:r>
           </w:p>
         </w:tc>
       </w:tr>
       <w:tr>
-        <w:trPr>
-          <w:cantSplit/>
-        </w:trPr>
         <w:tc>
           <w:tcPr>
-            <w:tcW w:type="dxa" w:w="2851"/>
-            <w:vAlign w:val="center"/>
-            <w:tcMar>
-              <w:top w:w="85" w:type="dxa"/>
-              <w:start w:w="90" w:type="dxa"/>
-              <w:bottom w:w="85" w:type="dxa"/>
-              <w:end w:w="90" w:type="dxa"/>
-            </w:tcMar>
-            <w:tcBorders>
-              <w:top w:val="single" w:sz="6" w:space="0" w:color="D0D7DE"/>
-              <w:left w:val="single" w:sz="6" w:space="0" w:color="D0D7DE"/>
-              <w:bottom w:val="single" w:sz="6" w:space="0" w:color="D0D7DE"/>
-              <w:right w:val="single" w:sz="6" w:space="0" w:color="D0D7DE"/>
-            </w:tcBorders>
-            <w:shd w:fill="FFFFFF"/>
+            <w:tcW w:type="dxa" w:w="2074"/>
+            <w:vAlign w:val="top"/>
           </w:tcPr>
           <w:p>
-            <w:pPr>
-              <w:spacing w:after="0"/>
-              <w:jc w:val="left"/>
-            </w:pPr>
             <w:r/>
             <w:r>
               <w:rPr>
-                <w:rFonts w:ascii="Times New Roman" w:hAnsi="Times New Roman" w:eastAsia="Times New Roman"/>
                 <w:b w:val="0"/>
-                <w:i w:val="0"/>
-                <w:color w:val="1F1F1F"/>
-                <w:sz w:val="21"/>
+                <w:sz w:val="17"/>
               </w:rPr>
-              <w:t>T-015</w:t>
+              <w:t>T-016</w:t>
             </w:r>
           </w:p>
         </w:tc>
         <w:tc>
           <w:tcPr>
-            <w:tcW w:type="dxa" w:w="2851"/>
-            <w:vAlign w:val="center"/>
-            <w:tcMar>
-              <w:top w:w="85" w:type="dxa"/>
-              <w:start w:w="90" w:type="dxa"/>
-              <w:bottom w:w="85" w:type="dxa"/>
-              <w:end w:w="90" w:type="dxa"/>
-            </w:tcMar>
-            <w:tcBorders>
-              <w:top w:val="single" w:sz="6" w:space="0" w:color="D0D7DE"/>
-              <w:left w:val="single" w:sz="6" w:space="0" w:color="D0D7DE"/>
-              <w:bottom w:val="single" w:sz="6" w:space="0" w:color="D0D7DE"/>
-              <w:right w:val="single" w:sz="6" w:space="0" w:color="D0D7DE"/>
-            </w:tcBorders>
-            <w:shd w:fill="FFFFFF"/>
+            <w:tcW w:type="dxa" w:w="2074"/>
+            <w:vAlign w:val="top"/>
           </w:tcPr>
           <w:p>
-            <w:pPr>
-              <w:spacing w:after="0"/>
-              <w:jc w:val="left"/>
-            </w:pPr>
             <w:r/>
             <w:r>
               <w:rPr>
-                <w:rFonts w:ascii="Times New Roman" w:hAnsi="Times New Roman" w:eastAsia="Times New Roman"/>
                 <w:b w:val="0"/>
-                <w:i w:val="0"/>
-                <w:color w:val="1F1F1F"/>
-                <w:sz w:val="21"/>
+                <w:sz w:val="17"/>
               </w:rPr>
               <w:t>Extract text entities/sentiment/topic</w:t>
             </w:r>
@@ -3291,35 +1562,15 @@
         </w:tc>
         <w:tc>
           <w:tcPr>
-            <w:tcW w:type="dxa" w:w="2851"/>
-            <w:vAlign w:val="center"/>
-            <w:tcMar>
-              <w:top w:w="85" w:type="dxa"/>
-              <w:start w:w="90" w:type="dxa"/>
-              <w:bottom w:w="85" w:type="dxa"/>
-              <w:end w:w="90" w:type="dxa"/>
-            </w:tcMar>
-            <w:tcBorders>
-              <w:top w:val="single" w:sz="6" w:space="0" w:color="D0D7DE"/>
-              <w:left w:val="single" w:sz="6" w:space="0" w:color="D0D7DE"/>
-              <w:bottom w:val="single" w:sz="6" w:space="0" w:color="D0D7DE"/>
-              <w:right w:val="single" w:sz="6" w:space="0" w:color="D0D7DE"/>
-            </w:tcBorders>
-            <w:shd w:fill="FFFFFF"/>
+            <w:tcW w:type="dxa" w:w="2074"/>
+            <w:vAlign w:val="top"/>
           </w:tcPr>
           <w:p>
-            <w:pPr>
-              <w:spacing w:after="0"/>
-              <w:jc w:val="left"/>
-            </w:pPr>
             <w:r/>
             <w:r>
               <w:rPr>
-                <w:rFonts w:ascii="Times New Roman" w:hAnsi="Times New Roman" w:eastAsia="Times New Roman"/>
                 <w:b w:val="0"/>
-                <w:i w:val="0"/>
-                <w:color w:val="1F1F1F"/>
-                <w:sz w:val="21"/>
+                <w:sz w:val="17"/>
               </w:rPr>
               <w:t>Student 05</w:t>
             </w:r>
@@ -3327,35 +1578,15 @@
         </w:tc>
         <w:tc>
           <w:tcPr>
-            <w:tcW w:type="dxa" w:w="2851"/>
-            <w:vAlign w:val="center"/>
-            <w:tcMar>
-              <w:top w:w="85" w:type="dxa"/>
-              <w:start w:w="90" w:type="dxa"/>
-              <w:bottom w:w="85" w:type="dxa"/>
-              <w:end w:w="90" w:type="dxa"/>
-            </w:tcMar>
-            <w:tcBorders>
-              <w:top w:val="single" w:sz="6" w:space="0" w:color="D0D7DE"/>
-              <w:left w:val="single" w:sz="6" w:space="0" w:color="D0D7DE"/>
-              <w:bottom w:val="single" w:sz="6" w:space="0" w:color="D0D7DE"/>
-              <w:right w:val="single" w:sz="6" w:space="0" w:color="D0D7DE"/>
-            </w:tcBorders>
-            <w:shd w:fill="FFFFFF"/>
+            <w:tcW w:type="dxa" w:w="2074"/>
+            <w:vAlign w:val="top"/>
           </w:tcPr>
           <w:p>
-            <w:pPr>
-              <w:spacing w:after="0"/>
-              <w:jc w:val="left"/>
-            </w:pPr>
             <w:r/>
             <w:r>
               <w:rPr>
-                <w:rFonts w:ascii="Times New Roman" w:hAnsi="Times New Roman" w:eastAsia="Times New Roman"/>
                 <w:b w:val="0"/>
-                <w:i w:val="0"/>
-                <w:color w:val="1F1F1F"/>
-                <w:sz w:val="21"/>
+                <w:sz w:val="17"/>
               </w:rPr>
               <w:t>Medium</w:t>
             </w:r>
@@ -3363,35 +1594,15 @@
         </w:tc>
         <w:tc>
           <w:tcPr>
-            <w:tcW w:type="dxa" w:w="2851"/>
-            <w:vAlign w:val="center"/>
-            <w:tcMar>
-              <w:top w:w="85" w:type="dxa"/>
-              <w:start w:w="90" w:type="dxa"/>
-              <w:bottom w:w="85" w:type="dxa"/>
-              <w:end w:w="90" w:type="dxa"/>
-            </w:tcMar>
-            <w:tcBorders>
-              <w:top w:val="single" w:sz="6" w:space="0" w:color="D0D7DE"/>
-              <w:left w:val="single" w:sz="6" w:space="0" w:color="D0D7DE"/>
-              <w:bottom w:val="single" w:sz="6" w:space="0" w:color="D0D7DE"/>
-              <w:right w:val="single" w:sz="6" w:space="0" w:color="D0D7DE"/>
-            </w:tcBorders>
-            <w:shd w:fill="FFFFFF"/>
+            <w:tcW w:type="dxa" w:w="2074"/>
+            <w:vAlign w:val="top"/>
           </w:tcPr>
           <w:p>
-            <w:pPr>
-              <w:spacing w:after="0"/>
-              <w:jc w:val="left"/>
-            </w:pPr>
             <w:r/>
             <w:r>
               <w:rPr>
-                <w:rFonts w:ascii="Times New Roman" w:hAnsi="Times New Roman" w:eastAsia="Times New Roman"/>
                 <w:b w:val="0"/>
-                <w:i w:val="0"/>
-                <w:color w:val="1F1F1F"/>
-                <w:sz w:val="21"/>
+                <w:sz w:val="17"/>
               </w:rPr>
               <w:t>Text fields are populated or Unknown</w:t>
             </w:r>
@@ -3399,112 +1610,213 @@
         </w:tc>
       </w:tr>
       <w:tr>
-        <w:trPr>
-          <w:cantSplit/>
-        </w:trPr>
         <w:tc>
           <w:tcPr>
-            <w:tcW w:type="dxa" w:w="2851"/>
-            <w:vAlign w:val="center"/>
-            <w:tcMar>
-              <w:top w:w="85" w:type="dxa"/>
-              <w:start w:w="90" w:type="dxa"/>
-              <w:bottom w:w="85" w:type="dxa"/>
-              <w:end w:w="90" w:type="dxa"/>
-            </w:tcMar>
-            <w:tcBorders>
-              <w:top w:val="single" w:sz="6" w:space="0" w:color="D0D7DE"/>
-              <w:left w:val="single" w:sz="6" w:space="0" w:color="D0D7DE"/>
-              <w:bottom w:val="single" w:sz="6" w:space="0" w:color="D0D7DE"/>
-              <w:right w:val="single" w:sz="6" w:space="0" w:color="D0D7DE"/>
-            </w:tcBorders>
-            <w:shd w:fill="F8FAFC"/>
+            <w:tcW w:type="dxa" w:w="2074"/>
+            <w:vAlign w:val="top"/>
           </w:tcPr>
           <w:p>
-            <w:pPr>
-              <w:spacing w:after="0"/>
-              <w:jc w:val="left"/>
-            </w:pPr>
             <w:r/>
             <w:r>
               <w:rPr>
-                <w:rFonts w:ascii="Times New Roman" w:hAnsi="Times New Roman" w:eastAsia="Times New Roman"/>
                 <w:b w:val="0"/>
-                <w:i w:val="0"/>
-                <w:color w:val="1F1F1F"/>
-                <w:sz w:val="21"/>
+                <w:sz w:val="17"/>
               </w:rPr>
-              <w:t>T-016</w:t>
+              <w:t>T-017</w:t>
             </w:r>
           </w:p>
         </w:tc>
         <w:tc>
           <w:tcPr>
-            <w:tcW w:type="dxa" w:w="2851"/>
-            <w:vAlign w:val="center"/>
-            <w:tcMar>
-              <w:top w:w="85" w:type="dxa"/>
-              <w:start w:w="90" w:type="dxa"/>
-              <w:bottom w:w="85" w:type="dxa"/>
-              <w:end w:w="90" w:type="dxa"/>
-            </w:tcMar>
-            <w:tcBorders>
-              <w:top w:val="single" w:sz="6" w:space="0" w:color="D0D7DE"/>
-              <w:left w:val="single" w:sz="6" w:space="0" w:color="D0D7DE"/>
-              <w:bottom w:val="single" w:sz="6" w:space="0" w:color="D0D7DE"/>
-              <w:right w:val="single" w:sz="6" w:space="0" w:color="D0D7DE"/>
-            </w:tcBorders>
-            <w:shd w:fill="F8FAFC"/>
+            <w:tcW w:type="dxa" w:w="2074"/>
+            <w:vAlign w:val="top"/>
           </w:tcPr>
           <w:p>
-            <w:pPr>
-              <w:spacing w:after="0"/>
-              <w:jc w:val="left"/>
-            </w:pPr>
             <w:r/>
             <w:r>
               <w:rPr>
-                <w:rFonts w:ascii="Times New Roman" w:hAnsi="Times New Roman" w:eastAsia="Times New Roman"/>
                 <w:b w:val="0"/>
-                <w:i w:val="0"/>
-                <w:color w:val="1F1F1F"/>
-                <w:sz w:val="21"/>
+                <w:sz w:val="17"/>
               </w:rPr>
-              <w:t>Build normalization module</w:t>
+              <w:t>Build CSV processor</w:t>
             </w:r>
           </w:p>
         </w:tc>
         <w:tc>
           <w:tcPr>
-            <w:tcW w:type="dxa" w:w="2851"/>
-            <w:vAlign w:val="center"/>
-            <w:tcMar>
-              <w:top w:w="85" w:type="dxa"/>
-              <w:start w:w="90" w:type="dxa"/>
-              <w:bottom w:w="85" w:type="dxa"/>
-              <w:end w:w="90" w:type="dxa"/>
-            </w:tcMar>
-            <w:tcBorders>
-              <w:top w:val="single" w:sz="6" w:space="0" w:color="D0D7DE"/>
-              <w:left w:val="single" w:sz="6" w:space="0" w:color="D0D7DE"/>
-              <w:bottom w:val="single" w:sz="6" w:space="0" w:color="D0D7DE"/>
-              <w:right w:val="single" w:sz="6" w:space="0" w:color="D0D7DE"/>
-            </w:tcBorders>
-            <w:shd w:fill="F8FAFC"/>
+            <w:tcW w:type="dxa" w:w="2074"/>
+            <w:vAlign w:val="top"/>
           </w:tcPr>
           <w:p>
-            <w:pPr>
-              <w:spacing w:after="0"/>
-              <w:jc w:val="left"/>
-            </w:pPr>
             <w:r/>
             <w:r>
               <w:rPr>
-                <w:rFonts w:ascii="Times New Roman" w:hAnsi="Times New Roman" w:eastAsia="Times New Roman"/>
                 <w:b w:val="0"/>
-                <w:i w:val="0"/>
-                <w:color w:val="1F1F1F"/>
-                <w:sz w:val="21"/>
+                <w:sz w:val="17"/>
+              </w:rPr>
+              <w:t>Student 05 / Student 06</w:t>
+            </w:r>
+          </w:p>
+        </w:tc>
+        <w:tc>
+          <w:tcPr>
+            <w:tcW w:type="dxa" w:w="2074"/>
+            <w:vAlign w:val="top"/>
+          </w:tcPr>
+          <w:p>
+            <w:r/>
+            <w:r>
+              <w:rPr>
+                <w:b w:val="0"/>
+                <w:sz w:val="17"/>
+              </w:rPr>
+              <w:t>Medium</w:t>
+            </w:r>
+          </w:p>
+        </w:tc>
+        <w:tc>
+          <w:tcPr>
+            <w:tcW w:type="dxa" w:w="2074"/>
+            <w:vAlign w:val="top"/>
+          </w:tcPr>
+          <w:p>
+            <w:r/>
+            <w:r>
+              <w:rPr>
+                <w:b w:val="0"/>
+                <w:sz w:val="17"/>
+              </w:rPr>
+              <w:t>CSV content maps to extractor schema or Unknown fallback</w:t>
+            </w:r>
+          </w:p>
+        </w:tc>
+      </w:tr>
+      <w:tr>
+        <w:tc>
+          <w:tcPr>
+            <w:tcW w:type="dxa" w:w="2074"/>
+            <w:vAlign w:val="top"/>
+          </w:tcPr>
+          <w:p>
+            <w:r/>
+            <w:r>
+              <w:rPr>
+                <w:b w:val="0"/>
+                <w:sz w:val="17"/>
+              </w:rPr>
+              <w:t>T-018</w:t>
+            </w:r>
+          </w:p>
+        </w:tc>
+        <w:tc>
+          <w:tcPr>
+            <w:tcW w:type="dxa" w:w="2074"/>
+            <w:vAlign w:val="top"/>
+          </w:tcPr>
+          <w:p>
+            <w:r/>
+            <w:r>
+              <w:rPr>
+                <w:b w:val="0"/>
+                <w:sz w:val="17"/>
+              </w:rPr>
+              <w:t>Build JSON processor</w:t>
+            </w:r>
+          </w:p>
+        </w:tc>
+        <w:tc>
+          <w:tcPr>
+            <w:tcW w:type="dxa" w:w="2074"/>
+            <w:vAlign w:val="top"/>
+          </w:tcPr>
+          <w:p>
+            <w:r/>
+            <w:r>
+              <w:rPr>
+                <w:b w:val="0"/>
+                <w:sz w:val="17"/>
+              </w:rPr>
+              <w:t>Student 05 / Student 06</w:t>
+            </w:r>
+          </w:p>
+        </w:tc>
+        <w:tc>
+          <w:tcPr>
+            <w:tcW w:type="dxa" w:w="2074"/>
+            <w:vAlign w:val="top"/>
+          </w:tcPr>
+          <w:p>
+            <w:r/>
+            <w:r>
+              <w:rPr>
+                <w:b w:val="0"/>
+                <w:sz w:val="17"/>
+              </w:rPr>
+              <w:t>Medium</w:t>
+            </w:r>
+          </w:p>
+        </w:tc>
+        <w:tc>
+          <w:tcPr>
+            <w:tcW w:type="dxa" w:w="2074"/>
+            <w:vAlign w:val="top"/>
+          </w:tcPr>
+          <w:p>
+            <w:r/>
+            <w:r>
+              <w:rPr>
+                <w:b w:val="0"/>
+                <w:sz w:val="17"/>
+              </w:rPr>
+              <w:t>JSON content maps to extractor schema or Unknown fallback</w:t>
+            </w:r>
+          </w:p>
+        </w:tc>
+      </w:tr>
+      <w:tr>
+        <w:tc>
+          <w:tcPr>
+            <w:tcW w:type="dxa" w:w="2074"/>
+            <w:vAlign w:val="top"/>
+          </w:tcPr>
+          <w:p>
+            <w:r/>
+            <w:r>
+              <w:rPr>
+                <w:b w:val="0"/>
+                <w:sz w:val="17"/>
+              </w:rPr>
+              <w:t>T-019</w:t>
+            </w:r>
+          </w:p>
+        </w:tc>
+        <w:tc>
+          <w:tcPr>
+            <w:tcW w:type="dxa" w:w="2074"/>
+            <w:vAlign w:val="top"/>
+          </w:tcPr>
+          <w:p>
+            <w:r/>
+            <w:r>
+              <w:rPr>
+                <w:b w:val="0"/>
+                <w:sz w:val="17"/>
+              </w:rPr>
+              <w:t>Build Student 6 integration function</w:t>
+            </w:r>
+          </w:p>
+        </w:tc>
+        <w:tc>
+          <w:tcPr>
+            <w:tcW w:type="dxa" w:w="2074"/>
+            <w:vAlign w:val="top"/>
+          </w:tcPr>
+          <w:p>
+            <w:r/>
+            <w:r>
+              <w:rPr>
+                <w:b w:val="0"/>
+                <w:sz w:val="17"/>
               </w:rPr>
               <w:t>Student 06</w:t>
             </w:r>
@@ -3512,35 +1824,15 @@
         </w:tc>
         <w:tc>
           <w:tcPr>
-            <w:tcW w:type="dxa" w:w="2851"/>
-            <w:vAlign w:val="center"/>
-            <w:tcMar>
-              <w:top w:w="85" w:type="dxa"/>
-              <w:start w:w="90" w:type="dxa"/>
-              <w:bottom w:w="85" w:type="dxa"/>
-              <w:end w:w="90" w:type="dxa"/>
-            </w:tcMar>
-            <w:tcBorders>
-              <w:top w:val="single" w:sz="6" w:space="0" w:color="D0D7DE"/>
-              <w:left w:val="single" w:sz="6" w:space="0" w:color="D0D7DE"/>
-              <w:bottom w:val="single" w:sz="6" w:space="0" w:color="D0D7DE"/>
-              <w:right w:val="single" w:sz="6" w:space="0" w:color="D0D7DE"/>
-            </w:tcBorders>
-            <w:shd w:fill="F8FAFC"/>
+            <w:tcW w:type="dxa" w:w="2074"/>
+            <w:vAlign w:val="top"/>
           </w:tcPr>
           <w:p>
-            <w:pPr>
-              <w:spacing w:after="0"/>
-              <w:jc w:val="left"/>
-            </w:pPr>
             <w:r/>
             <w:r>
               <w:rPr>
-                <w:rFonts w:ascii="Times New Roman" w:hAnsi="Times New Roman" w:eastAsia="Times New Roman"/>
                 <w:b w:val="0"/>
-                <w:i w:val="0"/>
-                <w:color w:val="1F1F1F"/>
-                <w:sz w:val="21"/>
+                <w:sz w:val="17"/>
               </w:rPr>
               <w:t>High</w:t>
             </w:r>
@@ -3548,112 +1840,49 @@
         </w:tc>
         <w:tc>
           <w:tcPr>
-            <w:tcW w:type="dxa" w:w="2851"/>
-            <w:vAlign w:val="center"/>
-            <w:tcMar>
-              <w:top w:w="85" w:type="dxa"/>
-              <w:start w:w="90" w:type="dxa"/>
-              <w:bottom w:w="85" w:type="dxa"/>
-              <w:end w:w="90" w:type="dxa"/>
-            </w:tcMar>
-            <w:tcBorders>
-              <w:top w:val="single" w:sz="6" w:space="0" w:color="D0D7DE"/>
-              <w:left w:val="single" w:sz="6" w:space="0" w:color="D0D7DE"/>
-              <w:bottom w:val="single" w:sz="6" w:space="0" w:color="D0D7DE"/>
-              <w:right w:val="single" w:sz="6" w:space="0" w:color="D0D7DE"/>
-            </w:tcBorders>
-            <w:shd w:fill="F8FAFC"/>
+            <w:tcW w:type="dxa" w:w="2074"/>
+            <w:vAlign w:val="top"/>
           </w:tcPr>
           <w:p>
-            <w:pPr>
-              <w:spacing w:after="0"/>
-              <w:jc w:val="left"/>
-            </w:pPr>
             <w:r/>
             <w:r>
               <w:rPr>
-                <w:rFonts w:ascii="Times New Roman" w:hAnsi="Times New Roman" w:eastAsia="Times New Roman"/>
                 <w:b w:val="0"/>
-                <w:i w:val="0"/>
-                <w:color w:val="1F1F1F"/>
-                <w:sz w:val="21"/>
+                <w:sz w:val="17"/>
               </w:rPr>
-              <w:t>All modality outputs map to final schema</w:t>
+              <w:t>`integrate_records(DataFrame)` returns cleaned incident DataFrame</w:t>
             </w:r>
           </w:p>
         </w:tc>
       </w:tr>
       <w:tr>
-        <w:trPr>
-          <w:cantSplit/>
-        </w:trPr>
         <w:tc>
           <w:tcPr>
-            <w:tcW w:type="dxa" w:w="2851"/>
-            <w:vAlign w:val="center"/>
-            <w:tcMar>
-              <w:top w:w="85" w:type="dxa"/>
-              <w:start w:w="90" w:type="dxa"/>
-              <w:bottom w:w="85" w:type="dxa"/>
-              <w:end w:w="90" w:type="dxa"/>
-            </w:tcMar>
-            <w:tcBorders>
-              <w:top w:val="single" w:sz="6" w:space="0" w:color="D0D7DE"/>
-              <w:left w:val="single" w:sz="6" w:space="0" w:color="D0D7DE"/>
-              <w:bottom w:val="single" w:sz="6" w:space="0" w:color="D0D7DE"/>
-              <w:right w:val="single" w:sz="6" w:space="0" w:color="D0D7DE"/>
-            </w:tcBorders>
-            <w:shd w:fill="FFFFFF"/>
+            <w:tcW w:type="dxa" w:w="2074"/>
+            <w:vAlign w:val="top"/>
           </w:tcPr>
           <w:p>
-            <w:pPr>
-              <w:spacing w:after="0"/>
-              <w:jc w:val="left"/>
-            </w:pPr>
             <w:r/>
             <w:r>
               <w:rPr>
-                <w:rFonts w:ascii="Times New Roman" w:hAnsi="Times New Roman" w:eastAsia="Times New Roman"/>
                 <w:b w:val="0"/>
-                <w:i w:val="0"/>
-                <w:color w:val="1F1F1F"/>
-                <w:sz w:val="21"/>
+                <w:sz w:val="17"/>
               </w:rPr>
-              <w:t>T-017</w:t>
+              <w:t>T-020</w:t>
             </w:r>
           </w:p>
         </w:tc>
         <w:tc>
           <w:tcPr>
-            <w:tcW w:type="dxa" w:w="2851"/>
-            <w:vAlign w:val="center"/>
-            <w:tcMar>
-              <w:top w:w="85" w:type="dxa"/>
-              <w:start w:w="90" w:type="dxa"/>
-              <w:bottom w:w="85" w:type="dxa"/>
-              <w:end w:w="90" w:type="dxa"/>
-            </w:tcMar>
-            <w:tcBorders>
-              <w:top w:val="single" w:sz="6" w:space="0" w:color="D0D7DE"/>
-              <w:left w:val="single" w:sz="6" w:space="0" w:color="D0D7DE"/>
-              <w:bottom w:val="single" w:sz="6" w:space="0" w:color="D0D7DE"/>
-              <w:right w:val="single" w:sz="6" w:space="0" w:color="D0D7DE"/>
-            </w:tcBorders>
-            <w:shd w:fill="FFFFFF"/>
+            <w:tcW w:type="dxa" w:w="2074"/>
+            <w:vAlign w:val="top"/>
           </w:tcPr>
           <w:p>
-            <w:pPr>
-              <w:spacing w:after="0"/>
-              <w:jc w:val="left"/>
-            </w:pPr>
             <w:r/>
             <w:r>
               <w:rPr>
-                <w:rFonts w:ascii="Times New Roman" w:hAnsi="Times New Roman" w:eastAsia="Times New Roman"/>
                 <w:b w:val="0"/>
-                <w:i w:val="0"/>
-                <w:color w:val="1F1F1F"/>
-                <w:sz w:val="21"/>
+                <w:sz w:val="17"/>
               </w:rPr>
               <w:t>Build severity classifier</w:t>
             </w:r>
@@ -3661,35 +1890,15 @@
         </w:tc>
         <w:tc>
           <w:tcPr>
-            <w:tcW w:type="dxa" w:w="2851"/>
-            <w:vAlign w:val="center"/>
-            <w:tcMar>
-              <w:top w:w="85" w:type="dxa"/>
-              <w:start w:w="90" w:type="dxa"/>
-              <w:bottom w:w="85" w:type="dxa"/>
-              <w:end w:w="90" w:type="dxa"/>
-            </w:tcMar>
-            <w:tcBorders>
-              <w:top w:val="single" w:sz="6" w:space="0" w:color="D0D7DE"/>
-              <w:left w:val="single" w:sz="6" w:space="0" w:color="D0D7DE"/>
-              <w:bottom w:val="single" w:sz="6" w:space="0" w:color="D0D7DE"/>
-              <w:right w:val="single" w:sz="6" w:space="0" w:color="D0D7DE"/>
-            </w:tcBorders>
-            <w:shd w:fill="FFFFFF"/>
+            <w:tcW w:type="dxa" w:w="2074"/>
+            <w:vAlign w:val="top"/>
           </w:tcPr>
           <w:p>
-            <w:pPr>
-              <w:spacing w:after="0"/>
-              <w:jc w:val="left"/>
-            </w:pPr>
             <w:r/>
             <w:r>
               <w:rPr>
-                <w:rFonts w:ascii="Times New Roman" w:hAnsi="Times New Roman" w:eastAsia="Times New Roman"/>
                 <w:b w:val="0"/>
-                <w:i w:val="0"/>
-                <w:color w:val="1F1F1F"/>
-                <w:sz w:val="21"/>
+                <w:sz w:val="17"/>
               </w:rPr>
               <w:t>Student 06</w:t>
             </w:r>
@@ -3697,35 +1906,15 @@
         </w:tc>
         <w:tc>
           <w:tcPr>
-            <w:tcW w:type="dxa" w:w="2851"/>
-            <w:vAlign w:val="center"/>
-            <w:tcMar>
-              <w:top w:w="85" w:type="dxa"/>
-              <w:start w:w="90" w:type="dxa"/>
-              <w:bottom w:w="85" w:type="dxa"/>
-              <w:end w:w="90" w:type="dxa"/>
-            </w:tcMar>
-            <w:tcBorders>
-              <w:top w:val="single" w:sz="6" w:space="0" w:color="D0D7DE"/>
-              <w:left w:val="single" w:sz="6" w:space="0" w:color="D0D7DE"/>
-              <w:bottom w:val="single" w:sz="6" w:space="0" w:color="D0D7DE"/>
-              <w:right w:val="single" w:sz="6" w:space="0" w:color="D0D7DE"/>
-            </w:tcBorders>
-            <w:shd w:fill="FFFFFF"/>
+            <w:tcW w:type="dxa" w:w="2074"/>
+            <w:vAlign w:val="top"/>
           </w:tcPr>
           <w:p>
-            <w:pPr>
-              <w:spacing w:after="0"/>
-              <w:jc w:val="left"/>
-            </w:pPr>
             <w:r/>
             <w:r>
               <w:rPr>
-                <w:rFonts w:ascii="Times New Roman" w:hAnsi="Times New Roman" w:eastAsia="Times New Roman"/>
                 <w:b w:val="0"/>
-                <w:i w:val="0"/>
-                <w:color w:val="1F1F1F"/>
-                <w:sz w:val="21"/>
+                <w:sz w:val="17"/>
               </w:rPr>
               <w:t>High</w:t>
             </w:r>
@@ -3733,148 +1922,65 @@
         </w:tc>
         <w:tc>
           <w:tcPr>
-            <w:tcW w:type="dxa" w:w="2851"/>
-            <w:vAlign w:val="center"/>
-            <w:tcMar>
-              <w:top w:w="85" w:type="dxa"/>
-              <w:start w:w="90" w:type="dxa"/>
-              <w:bottom w:w="85" w:type="dxa"/>
-              <w:end w:w="90" w:type="dxa"/>
-            </w:tcMar>
-            <w:tcBorders>
-              <w:top w:val="single" w:sz="6" w:space="0" w:color="D0D7DE"/>
-              <w:left w:val="single" w:sz="6" w:space="0" w:color="D0D7DE"/>
-              <w:bottom w:val="single" w:sz="6" w:space="0" w:color="D0D7DE"/>
-              <w:right w:val="single" w:sz="6" w:space="0" w:color="D0D7DE"/>
-            </w:tcBorders>
-            <w:shd w:fill="FFFFFF"/>
+            <w:tcW w:type="dxa" w:w="2074"/>
+            <w:vAlign w:val="top"/>
           </w:tcPr>
           <w:p>
-            <w:pPr>
-              <w:spacing w:after="0"/>
-              <w:jc w:val="left"/>
-            </w:pPr>
             <w:r/>
             <w:r>
               <w:rPr>
-                <w:rFonts w:ascii="Times New Roman" w:hAnsi="Times New Roman" w:eastAsia="Times New Roman"/>
                 <w:b w:val="0"/>
-                <w:i w:val="0"/>
-                <w:color w:val="1F1F1F"/>
-                <w:sz w:val="21"/>
+                <w:sz w:val="17"/>
               </w:rPr>
-              <w:t>Severity is Low, Medium, or High</w:t>
+              <w:t>Severity is always Low, Medium, or High</w:t>
             </w:r>
           </w:p>
         </w:tc>
       </w:tr>
       <w:tr>
-        <w:trPr>
-          <w:cantSplit/>
-        </w:trPr>
         <w:tc>
           <w:tcPr>
-            <w:tcW w:type="dxa" w:w="2851"/>
-            <w:vAlign w:val="center"/>
-            <w:tcMar>
-              <w:top w:w="85" w:type="dxa"/>
-              <w:start w:w="90" w:type="dxa"/>
-              <w:bottom w:w="85" w:type="dxa"/>
-              <w:end w:w="90" w:type="dxa"/>
-            </w:tcMar>
-            <w:tcBorders>
-              <w:top w:val="single" w:sz="6" w:space="0" w:color="D0D7DE"/>
-              <w:left w:val="single" w:sz="6" w:space="0" w:color="D0D7DE"/>
-              <w:bottom w:val="single" w:sz="6" w:space="0" w:color="D0D7DE"/>
-              <w:right w:val="single" w:sz="6" w:space="0" w:color="D0D7DE"/>
-            </w:tcBorders>
-            <w:shd w:fill="F8FAFC"/>
+            <w:tcW w:type="dxa" w:w="2074"/>
+            <w:vAlign w:val="top"/>
           </w:tcPr>
           <w:p>
-            <w:pPr>
-              <w:spacing w:after="0"/>
-              <w:jc w:val="left"/>
-            </w:pPr>
             <w:r/>
             <w:r>
               <w:rPr>
-                <w:rFonts w:ascii="Times New Roman" w:hAnsi="Times New Roman" w:eastAsia="Times New Roman"/>
                 <w:b w:val="0"/>
-                <w:i w:val="0"/>
-                <w:color w:val="1F1F1F"/>
-                <w:sz w:val="21"/>
+                <w:sz w:val="17"/>
               </w:rPr>
-              <w:t>T-018</w:t>
+              <w:t>T-021</w:t>
             </w:r>
           </w:p>
         </w:tc>
         <w:tc>
           <w:tcPr>
-            <w:tcW w:type="dxa" w:w="2851"/>
-            <w:vAlign w:val="center"/>
-            <w:tcMar>
-              <w:top w:w="85" w:type="dxa"/>
-              <w:start w:w="90" w:type="dxa"/>
-              <w:bottom w:w="85" w:type="dxa"/>
-              <w:end w:w="90" w:type="dxa"/>
-            </w:tcMar>
-            <w:tcBorders>
-              <w:top w:val="single" w:sz="6" w:space="0" w:color="D0D7DE"/>
-              <w:left w:val="single" w:sz="6" w:space="0" w:color="D0D7DE"/>
-              <w:bottom w:val="single" w:sz="6" w:space="0" w:color="D0D7DE"/>
-              <w:right w:val="single" w:sz="6" w:space="0" w:color="D0D7DE"/>
-            </w:tcBorders>
-            <w:shd w:fill="F8FAFC"/>
+            <w:tcW w:type="dxa" w:w="2074"/>
+            <w:vAlign w:val="top"/>
           </w:tcPr>
           <w:p>
-            <w:pPr>
-              <w:spacing w:after="0"/>
-              <w:jc w:val="left"/>
-            </w:pPr>
             <w:r/>
             <w:r>
               <w:rPr>
-                <w:rFonts w:ascii="Times New Roman" w:hAnsi="Times New Roman" w:eastAsia="Times New Roman"/>
                 <w:b w:val="0"/>
-                <w:i w:val="0"/>
-                <w:color w:val="1F1F1F"/>
-                <w:sz w:val="21"/>
+                <w:sz w:val="17"/>
               </w:rPr>
-              <w:t>Build merge script</w:t>
+              <w:t>Build schema validators</w:t>
             </w:r>
           </w:p>
         </w:tc>
         <w:tc>
           <w:tcPr>
-            <w:tcW w:type="dxa" w:w="2851"/>
-            <w:vAlign w:val="center"/>
-            <w:tcMar>
-              <w:top w:w="85" w:type="dxa"/>
-              <w:start w:w="90" w:type="dxa"/>
-              <w:bottom w:w="85" w:type="dxa"/>
-              <w:end w:w="90" w:type="dxa"/>
-            </w:tcMar>
-            <w:tcBorders>
-              <w:top w:val="single" w:sz="6" w:space="0" w:color="D0D7DE"/>
-              <w:left w:val="single" w:sz="6" w:space="0" w:color="D0D7DE"/>
-              <w:bottom w:val="single" w:sz="6" w:space="0" w:color="D0D7DE"/>
-              <w:right w:val="single" w:sz="6" w:space="0" w:color="D0D7DE"/>
-            </w:tcBorders>
-            <w:shd w:fill="F8FAFC"/>
+            <w:tcW w:type="dxa" w:w="2074"/>
+            <w:vAlign w:val="top"/>
           </w:tcPr>
           <w:p>
-            <w:pPr>
-              <w:spacing w:after="0"/>
-              <w:jc w:val="left"/>
-            </w:pPr>
             <w:r/>
             <w:r>
               <w:rPr>
-                <w:rFonts w:ascii="Times New Roman" w:hAnsi="Times New Roman" w:eastAsia="Times New Roman"/>
                 <w:b w:val="0"/>
-                <w:i w:val="0"/>
-                <w:color w:val="1F1F1F"/>
-                <w:sz w:val="21"/>
+                <w:sz w:val="17"/>
               </w:rPr>
               <w:t>Student 06</w:t>
             </w:r>
@@ -3882,35 +1988,15 @@
         </w:tc>
         <w:tc>
           <w:tcPr>
-            <w:tcW w:type="dxa" w:w="2851"/>
-            <w:vAlign w:val="center"/>
-            <w:tcMar>
-              <w:top w:w="85" w:type="dxa"/>
-              <w:start w:w="90" w:type="dxa"/>
-              <w:bottom w:w="85" w:type="dxa"/>
-              <w:end w:w="90" w:type="dxa"/>
-            </w:tcMar>
-            <w:tcBorders>
-              <w:top w:val="single" w:sz="6" w:space="0" w:color="D0D7DE"/>
-              <w:left w:val="single" w:sz="6" w:space="0" w:color="D0D7DE"/>
-              <w:bottom w:val="single" w:sz="6" w:space="0" w:color="D0D7DE"/>
-              <w:right w:val="single" w:sz="6" w:space="0" w:color="D0D7DE"/>
-            </w:tcBorders>
-            <w:shd w:fill="F8FAFC"/>
+            <w:tcW w:type="dxa" w:w="2074"/>
+            <w:vAlign w:val="top"/>
           </w:tcPr>
           <w:p>
-            <w:pPr>
-              <w:spacing w:after="0"/>
-              <w:jc w:val="left"/>
-            </w:pPr>
             <w:r/>
             <w:r>
               <w:rPr>
-                <w:rFonts w:ascii="Times New Roman" w:hAnsi="Times New Roman" w:eastAsia="Times New Roman"/>
                 <w:b w:val="0"/>
-                <w:i w:val="0"/>
-                <w:color w:val="1F1F1F"/>
-                <w:sz w:val="21"/>
+                <w:sz w:val="17"/>
               </w:rPr>
               <w:t>High</w:t>
             </w:r>
@@ -3918,148 +2004,311 @@
         </w:tc>
         <w:tc>
           <w:tcPr>
-            <w:tcW w:type="dxa" w:w="2851"/>
-            <w:vAlign w:val="center"/>
-            <w:tcMar>
-              <w:top w:w="85" w:type="dxa"/>
-              <w:start w:w="90" w:type="dxa"/>
-              <w:bottom w:w="85" w:type="dxa"/>
-              <w:end w:w="90" w:type="dxa"/>
-            </w:tcMar>
-            <w:tcBorders>
-              <w:top w:val="single" w:sz="6" w:space="0" w:color="D0D7DE"/>
-              <w:left w:val="single" w:sz="6" w:space="0" w:color="D0D7DE"/>
-              <w:bottom w:val="single" w:sz="6" w:space="0" w:color="D0D7DE"/>
-              <w:right w:val="single" w:sz="6" w:space="0" w:color="D0D7DE"/>
-            </w:tcBorders>
-            <w:shd w:fill="F8FAFC"/>
+            <w:tcW w:type="dxa" w:w="2074"/>
+            <w:vAlign w:val="top"/>
           </w:tcPr>
           <w:p>
-            <w:pPr>
-              <w:spacing w:after="0"/>
-              <w:jc w:val="left"/>
-            </w:pPr>
             <w:r/>
             <w:r>
               <w:rPr>
-                <w:rFonts w:ascii="Times New Roman" w:hAnsi="Times New Roman" w:eastAsia="Times New Roman"/>
                 <w:b w:val="0"/>
-                <w:i w:val="0"/>
-                <w:color w:val="1F1F1F"/>
-                <w:sz w:val="21"/>
+                <w:sz w:val="17"/>
               </w:rPr>
-              <w:t>Creates data/final/final_incidents.csv</w:t>
+              <w:t>Extractor, integration, LLM summary, Supabase payload, and export schemas are validated</w:t>
             </w:r>
           </w:p>
         </w:tc>
       </w:tr>
       <w:tr>
-        <w:trPr>
-          <w:cantSplit/>
-        </w:trPr>
         <w:tc>
           <w:tcPr>
-            <w:tcW w:type="dxa" w:w="2851"/>
-            <w:vAlign w:val="center"/>
-            <w:tcMar>
-              <w:top w:w="85" w:type="dxa"/>
-              <w:start w:w="90" w:type="dxa"/>
-              <w:bottom w:w="85" w:type="dxa"/>
-              <w:end w:w="90" w:type="dxa"/>
-            </w:tcMar>
-            <w:tcBorders>
-              <w:top w:val="single" w:sz="6" w:space="0" w:color="D0D7DE"/>
-              <w:left w:val="single" w:sz="6" w:space="0" w:color="D0D7DE"/>
-              <w:bottom w:val="single" w:sz="6" w:space="0" w:color="D0D7DE"/>
-              <w:right w:val="single" w:sz="6" w:space="0" w:color="D0D7DE"/>
-            </w:tcBorders>
-            <w:shd w:fill="FFFFFF"/>
+            <w:tcW w:type="dxa" w:w="2074"/>
+            <w:vAlign w:val="top"/>
           </w:tcPr>
           <w:p>
-            <w:pPr>
-              <w:spacing w:after="0"/>
-              <w:jc w:val="left"/>
-            </w:pPr>
             <w:r/>
             <w:r>
               <w:rPr>
-                <w:rFonts w:ascii="Times New Roman" w:hAnsi="Times New Roman" w:eastAsia="Times New Roman"/>
                 <w:b w:val="0"/>
-                <w:i w:val="0"/>
-                <w:color w:val="1F1F1F"/>
-                <w:sz w:val="21"/>
+                <w:sz w:val="17"/>
               </w:rPr>
-              <w:t>T-019</w:t>
+              <w:t>T-022</w:t>
             </w:r>
           </w:p>
         </w:tc>
         <w:tc>
           <w:tcPr>
-            <w:tcW w:type="dxa" w:w="2851"/>
-            <w:vAlign w:val="center"/>
-            <w:tcMar>
-              <w:top w:w="85" w:type="dxa"/>
-              <w:start w:w="90" w:type="dxa"/>
-              <w:bottom w:w="85" w:type="dxa"/>
-              <w:end w:w="90" w:type="dxa"/>
-            </w:tcMar>
-            <w:tcBorders>
-              <w:top w:val="single" w:sz="6" w:space="0" w:color="D0D7DE"/>
-              <w:left w:val="single" w:sz="6" w:space="0" w:color="D0D7DE"/>
-              <w:bottom w:val="single" w:sz="6" w:space="0" w:color="D0D7DE"/>
-              <w:right w:val="single" w:sz="6" w:space="0" w:color="D0D7DE"/>
-            </w:tcBorders>
-            <w:shd w:fill="FFFFFF"/>
+            <w:tcW w:type="dxa" w:w="2074"/>
+            <w:vAlign w:val="top"/>
           </w:tcPr>
           <w:p>
-            <w:pPr>
-              <w:spacing w:after="0"/>
-              <w:jc w:val="left"/>
-            </w:pPr>
             <w:r/>
             <w:r>
               <w:rPr>
-                <w:rFonts w:ascii="Times New Roman" w:hAnsi="Times New Roman" w:eastAsia="Times New Roman"/>
                 <w:b w:val="0"/>
-                <w:i w:val="0"/>
-                <w:color w:val="1F1F1F"/>
-                <w:sz w:val="21"/>
+                <w:sz w:val="17"/>
               </w:rPr>
-              <w:t>Add schema validation</w:t>
+              <w:t>Create separate LLM summarizer folder</w:t>
             </w:r>
           </w:p>
         </w:tc>
         <w:tc>
           <w:tcPr>
-            <w:tcW w:type="dxa" w:w="2851"/>
-            <w:vAlign w:val="center"/>
-            <w:tcMar>
-              <w:top w:w="85" w:type="dxa"/>
-              <w:start w:w="90" w:type="dxa"/>
-              <w:bottom w:w="85" w:type="dxa"/>
-              <w:end w:w="90" w:type="dxa"/>
-            </w:tcMar>
-            <w:tcBorders>
-              <w:top w:val="single" w:sz="6" w:space="0" w:color="D0D7DE"/>
-              <w:left w:val="single" w:sz="6" w:space="0" w:color="D0D7DE"/>
-              <w:bottom w:val="single" w:sz="6" w:space="0" w:color="D0D7DE"/>
-              <w:right w:val="single" w:sz="6" w:space="0" w:color="D0D7DE"/>
-            </w:tcBorders>
-            <w:shd w:fill="FFFFFF"/>
+            <w:tcW w:type="dxa" w:w="2074"/>
+            <w:vAlign w:val="top"/>
           </w:tcPr>
           <w:p>
-            <w:pPr>
-              <w:spacing w:after="0"/>
-              <w:jc w:val="left"/>
-            </w:pPr>
             <w:r/>
             <w:r>
               <w:rPr>
-                <w:rFonts w:ascii="Times New Roman" w:hAnsi="Times New Roman" w:eastAsia="Times New Roman"/>
                 <w:b w:val="0"/>
-                <w:i w:val="0"/>
-                <w:color w:val="1F1F1F"/>
-                <w:sz w:val="21"/>
+                <w:sz w:val="17"/>
+              </w:rPr>
+              <w:t>Student 06 / LLM owner</w:t>
+            </w:r>
+          </w:p>
+        </w:tc>
+        <w:tc>
+          <w:tcPr>
+            <w:tcW w:type="dxa" w:w="2074"/>
+            <w:vAlign w:val="top"/>
+          </w:tcPr>
+          <w:p>
+            <w:r/>
+            <w:r>
+              <w:rPr>
+                <w:b w:val="0"/>
+                <w:sz w:val="17"/>
+              </w:rPr>
+              <w:t>High</w:t>
+            </w:r>
+          </w:p>
+        </w:tc>
+        <w:tc>
+          <w:tcPr>
+            <w:tcW w:type="dxa" w:w="2074"/>
+            <w:vAlign w:val="top"/>
+          </w:tcPr>
+          <w:p>
+            <w:r/>
+            <w:r>
+              <w:rPr>
+                <w:b w:val="0"/>
+                <w:sz w:val="17"/>
+              </w:rPr>
+              <w:t>`src/llm_summarizer/` exists with summarizer, prompts, fallback, and schemas files</w:t>
+            </w:r>
+          </w:p>
+        </w:tc>
+      </w:tr>
+      <w:tr>
+        <w:tc>
+          <w:tcPr>
+            <w:tcW w:type="dxa" w:w="2074"/>
+            <w:vAlign w:val="top"/>
+          </w:tcPr>
+          <w:p>
+            <w:r/>
+            <w:r>
+              <w:rPr>
+                <w:b w:val="0"/>
+                <w:sz w:val="17"/>
+              </w:rPr>
+              <w:t>T-023</w:t>
+            </w:r>
+          </w:p>
+        </w:tc>
+        <w:tc>
+          <w:tcPr>
+            <w:tcW w:type="dxa" w:w="2074"/>
+            <w:vAlign w:val="top"/>
+          </w:tcPr>
+          <w:p>
+            <w:r/>
+            <w:r>
+              <w:rPr>
+                <w:b w:val="0"/>
+                <w:sz w:val="17"/>
+              </w:rPr>
+              <w:t>Build LLM summarizer public function</w:t>
+            </w:r>
+          </w:p>
+        </w:tc>
+        <w:tc>
+          <w:tcPr>
+            <w:tcW w:type="dxa" w:w="2074"/>
+            <w:vAlign w:val="top"/>
+          </w:tcPr>
+          <w:p>
+            <w:r/>
+            <w:r>
+              <w:rPr>
+                <w:b w:val="0"/>
+                <w:sz w:val="17"/>
+              </w:rPr>
+              <w:t>Student 06 / LLM owner</w:t>
+            </w:r>
+          </w:p>
+        </w:tc>
+        <w:tc>
+          <w:tcPr>
+            <w:tcW w:type="dxa" w:w="2074"/>
+            <w:vAlign w:val="top"/>
+          </w:tcPr>
+          <w:p>
+            <w:r/>
+            <w:r>
+              <w:rPr>
+                <w:b w:val="0"/>
+                <w:sz w:val="17"/>
+              </w:rPr>
+              <w:t>High</w:t>
+            </w:r>
+          </w:p>
+        </w:tc>
+        <w:tc>
+          <w:tcPr>
+            <w:tcW w:type="dxa" w:w="2074"/>
+            <w:vAlign w:val="top"/>
+          </w:tcPr>
+          <w:p>
+            <w:r/>
+            <w:r>
+              <w:rPr>
+                <w:b w:val="0"/>
+                <w:sz w:val="17"/>
+              </w:rPr>
+              <w:t>`summarize_incident(row: dict)` returns incident_summary, summary_method, summary_model</w:t>
+            </w:r>
+          </w:p>
+        </w:tc>
+      </w:tr>
+      <w:tr>
+        <w:tc>
+          <w:tcPr>
+            <w:tcW w:type="dxa" w:w="2074"/>
+            <w:vAlign w:val="top"/>
+          </w:tcPr>
+          <w:p>
+            <w:r/>
+            <w:r>
+              <w:rPr>
+                <w:b w:val="0"/>
+                <w:sz w:val="17"/>
+              </w:rPr>
+              <w:t>T-024</w:t>
+            </w:r>
+          </w:p>
+        </w:tc>
+        <w:tc>
+          <w:tcPr>
+            <w:tcW w:type="dxa" w:w="2074"/>
+            <w:vAlign w:val="top"/>
+          </w:tcPr>
+          <w:p>
+            <w:r/>
+            <w:r>
+              <w:rPr>
+                <w:b w:val="0"/>
+                <w:sz w:val="17"/>
+              </w:rPr>
+              <w:t>Build rule-based summary fallback</w:t>
+            </w:r>
+          </w:p>
+        </w:tc>
+        <w:tc>
+          <w:tcPr>
+            <w:tcW w:type="dxa" w:w="2074"/>
+            <w:vAlign w:val="top"/>
+          </w:tcPr>
+          <w:p>
+            <w:r/>
+            <w:r>
+              <w:rPr>
+                <w:b w:val="0"/>
+                <w:sz w:val="17"/>
+              </w:rPr>
+              <w:t>Student 06 / LLM owner</w:t>
+            </w:r>
+          </w:p>
+        </w:tc>
+        <w:tc>
+          <w:tcPr>
+            <w:tcW w:type="dxa" w:w="2074"/>
+            <w:vAlign w:val="top"/>
+          </w:tcPr>
+          <w:p>
+            <w:r/>
+            <w:r>
+              <w:rPr>
+                <w:b w:val="0"/>
+                <w:sz w:val="17"/>
+              </w:rPr>
+              <w:t>High</w:t>
+            </w:r>
+          </w:p>
+        </w:tc>
+        <w:tc>
+          <w:tcPr>
+            <w:tcW w:type="dxa" w:w="2074"/>
+            <w:vAlign w:val="top"/>
+          </w:tcPr>
+          <w:p>
+            <w:r/>
+            <w:r>
+              <w:rPr>
+                <w:b w:val="0"/>
+                <w:sz w:val="17"/>
+              </w:rPr>
+              <w:t>Fallback summary works when LLM is unavailable, disabled, or invalid</w:t>
+            </w:r>
+          </w:p>
+        </w:tc>
+      </w:tr>
+      <w:tr>
+        <w:tc>
+          <w:tcPr>
+            <w:tcW w:type="dxa" w:w="2074"/>
+            <w:vAlign w:val="top"/>
+          </w:tcPr>
+          <w:p>
+            <w:r/>
+            <w:r>
+              <w:rPr>
+                <w:b w:val="0"/>
+                <w:sz w:val="17"/>
+              </w:rPr>
+              <w:t>T-025</w:t>
+            </w:r>
+          </w:p>
+        </w:tc>
+        <w:tc>
+          <w:tcPr>
+            <w:tcW w:type="dxa" w:w="2074"/>
+            <w:vAlign w:val="top"/>
+          </w:tcPr>
+          <w:p>
+            <w:r/>
+            <w:r>
+              <w:rPr>
+                <w:b w:val="0"/>
+                <w:sz w:val="17"/>
+              </w:rPr>
+              <w:t>Connect Student 6 integration to LLM summarizer</w:t>
+            </w:r>
+          </w:p>
+        </w:tc>
+        <w:tc>
+          <w:tcPr>
+            <w:tcW w:type="dxa" w:w="2074"/>
+            <w:vAlign w:val="top"/>
+          </w:tcPr>
+          <w:p>
+            <w:r/>
+            <w:r>
+              <w:rPr>
+                <w:b w:val="0"/>
+                <w:sz w:val="17"/>
               </w:rPr>
               <w:t>Student 06</w:t>
             </w:r>
@@ -4067,35 +2316,15 @@
         </w:tc>
         <w:tc>
           <w:tcPr>
-            <w:tcW w:type="dxa" w:w="2851"/>
-            <w:vAlign w:val="center"/>
-            <w:tcMar>
-              <w:top w:w="85" w:type="dxa"/>
-              <w:start w:w="90" w:type="dxa"/>
-              <w:bottom w:w="85" w:type="dxa"/>
-              <w:end w:w="90" w:type="dxa"/>
-            </w:tcMar>
-            <w:tcBorders>
-              <w:top w:val="single" w:sz="6" w:space="0" w:color="D0D7DE"/>
-              <w:left w:val="single" w:sz="6" w:space="0" w:color="D0D7DE"/>
-              <w:bottom w:val="single" w:sz="6" w:space="0" w:color="D0D7DE"/>
-              <w:right w:val="single" w:sz="6" w:space="0" w:color="D0D7DE"/>
-            </w:tcBorders>
-            <w:shd w:fill="FFFFFF"/>
+            <w:tcW w:type="dxa" w:w="2074"/>
+            <w:vAlign w:val="top"/>
           </w:tcPr>
           <w:p>
-            <w:pPr>
-              <w:spacing w:after="0"/>
-              <w:jc w:val="left"/>
-            </w:pPr>
             <w:r/>
             <w:r>
               <w:rPr>
-                <w:rFonts w:ascii="Times New Roman" w:hAnsi="Times New Roman" w:eastAsia="Times New Roman"/>
                 <w:b w:val="0"/>
-                <w:i w:val="0"/>
-                <w:color w:val="1F1F1F"/>
-                <w:sz w:val="21"/>
+                <w:sz w:val="17"/>
               </w:rPr>
               <w:t>High</w:t>
             </w:r>
@@ -4103,148 +2332,65 @@
         </w:tc>
         <w:tc>
           <w:tcPr>
-            <w:tcW w:type="dxa" w:w="2851"/>
-            <w:vAlign w:val="center"/>
-            <w:tcMar>
-              <w:top w:w="85" w:type="dxa"/>
-              <w:start w:w="90" w:type="dxa"/>
-              <w:bottom w:w="85" w:type="dxa"/>
-              <w:end w:w="90" w:type="dxa"/>
-            </w:tcMar>
-            <w:tcBorders>
-              <w:top w:val="single" w:sz="6" w:space="0" w:color="D0D7DE"/>
-              <w:left w:val="single" w:sz="6" w:space="0" w:color="D0D7DE"/>
-              <w:bottom w:val="single" w:sz="6" w:space="0" w:color="D0D7DE"/>
-              <w:right w:val="single" w:sz="6" w:space="0" w:color="D0D7DE"/>
-            </w:tcBorders>
-            <w:shd w:fill="FFFFFF"/>
+            <w:tcW w:type="dxa" w:w="2074"/>
+            <w:vAlign w:val="top"/>
           </w:tcPr>
           <w:p>
-            <w:pPr>
-              <w:spacing w:after="0"/>
-              <w:jc w:val="left"/>
-            </w:pPr>
             <w:r/>
             <w:r>
               <w:rPr>
-                <w:rFonts w:ascii="Times New Roman" w:hAnsi="Times New Roman" w:eastAsia="Times New Roman"/>
                 <w:b w:val="0"/>
-                <w:i w:val="0"/>
-                <w:color w:val="1F1F1F"/>
-                <w:sz w:val="21"/>
+                <w:sz w:val="17"/>
               </w:rPr>
-              <w:t>Final CSV has exact six columns and no nulls</w:t>
+              <w:t>Student 6 calls summary function after integration and before Supabase insert</w:t>
             </w:r>
           </w:p>
         </w:tc>
       </w:tr>
       <w:tr>
-        <w:trPr>
-          <w:cantSplit/>
-        </w:trPr>
         <w:tc>
           <w:tcPr>
-            <w:tcW w:type="dxa" w:w="2851"/>
-            <w:vAlign w:val="center"/>
-            <w:tcMar>
-              <w:top w:w="85" w:type="dxa"/>
-              <w:start w:w="90" w:type="dxa"/>
-              <w:bottom w:w="85" w:type="dxa"/>
-              <w:end w:w="90" w:type="dxa"/>
-            </w:tcMar>
-            <w:tcBorders>
-              <w:top w:val="single" w:sz="6" w:space="0" w:color="D0D7DE"/>
-              <w:left w:val="single" w:sz="6" w:space="0" w:color="D0D7DE"/>
-              <w:bottom w:val="single" w:sz="6" w:space="0" w:color="D0D7DE"/>
-              <w:right w:val="single" w:sz="6" w:space="0" w:color="D0D7DE"/>
-            </w:tcBorders>
-            <w:shd w:fill="F8FAFC"/>
+            <w:tcW w:type="dxa" w:w="2074"/>
+            <w:vAlign w:val="top"/>
           </w:tcPr>
           <w:p>
-            <w:pPr>
-              <w:spacing w:after="0"/>
-              <w:jc w:val="left"/>
-            </w:pPr>
             <w:r/>
             <w:r>
               <w:rPr>
-                <w:rFonts w:ascii="Times New Roman" w:hAnsi="Times New Roman" w:eastAsia="Times New Roman"/>
                 <w:b w:val="0"/>
-                <w:i w:val="0"/>
-                <w:color w:val="1F1F1F"/>
-                <w:sz w:val="21"/>
+                <w:sz w:val="17"/>
               </w:rPr>
-              <w:t>T-020</w:t>
+              <w:t>T-026</w:t>
             </w:r>
           </w:p>
         </w:tc>
         <w:tc>
           <w:tcPr>
-            <w:tcW w:type="dxa" w:w="2851"/>
-            <w:vAlign w:val="center"/>
-            <w:tcMar>
-              <w:top w:w="85" w:type="dxa"/>
-              <w:start w:w="90" w:type="dxa"/>
-              <w:bottom w:w="85" w:type="dxa"/>
-              <w:end w:w="90" w:type="dxa"/>
-            </w:tcMar>
-            <w:tcBorders>
-              <w:top w:val="single" w:sz="6" w:space="0" w:color="D0D7DE"/>
-              <w:left w:val="single" w:sz="6" w:space="0" w:color="D0D7DE"/>
-              <w:bottom w:val="single" w:sz="6" w:space="0" w:color="D0D7DE"/>
-              <w:right w:val="single" w:sz="6" w:space="0" w:color="D0D7DE"/>
-            </w:tcBorders>
-            <w:shd w:fill="F8FAFC"/>
+            <w:tcW w:type="dxa" w:w="2074"/>
+            <w:vAlign w:val="top"/>
           </w:tcPr>
           <w:p>
-            <w:pPr>
-              <w:spacing w:after="0"/>
-              <w:jc w:val="left"/>
-            </w:pPr>
             <w:r/>
             <w:r>
               <w:rPr>
-                <w:rFonts w:ascii="Times New Roman" w:hAnsi="Times New Roman" w:eastAsia="Times New Roman"/>
                 <w:b w:val="0"/>
-                <w:i w:val="0"/>
-                <w:color w:val="1F1F1F"/>
-                <w:sz w:val="21"/>
+                <w:sz w:val="17"/>
               </w:rPr>
-              <w:t>Build Streamlit table and filters</w:t>
+              <w:t>Build INC_TYPE_NUMBER ID generator</w:t>
             </w:r>
           </w:p>
         </w:tc>
         <w:tc>
           <w:tcPr>
-            <w:tcW w:type="dxa" w:w="2851"/>
-            <w:vAlign w:val="center"/>
-            <w:tcMar>
-              <w:top w:w="85" w:type="dxa"/>
-              <w:start w:w="90" w:type="dxa"/>
-              <w:bottom w:w="85" w:type="dxa"/>
-              <w:end w:w="90" w:type="dxa"/>
-            </w:tcMar>
-            <w:tcBorders>
-              <w:top w:val="single" w:sz="6" w:space="0" w:color="D0D7DE"/>
-              <w:left w:val="single" w:sz="6" w:space="0" w:color="D0D7DE"/>
-              <w:bottom w:val="single" w:sz="6" w:space="0" w:color="D0D7DE"/>
-              <w:right w:val="single" w:sz="6" w:space="0" w:color="D0D7DE"/>
-            </w:tcBorders>
-            <w:shd w:fill="F8FAFC"/>
+            <w:tcW w:type="dxa" w:w="2074"/>
+            <w:vAlign w:val="top"/>
           </w:tcPr>
           <w:p>
-            <w:pPr>
-              <w:spacing w:after="0"/>
-              <w:jc w:val="left"/>
-            </w:pPr>
             <w:r/>
             <w:r>
               <w:rPr>
-                <w:rFonts w:ascii="Times New Roman" w:hAnsi="Times New Roman" w:eastAsia="Times New Roman"/>
                 <w:b w:val="0"/>
-                <w:i w:val="0"/>
-                <w:color w:val="1F1F1F"/>
-                <w:sz w:val="21"/>
+                <w:sz w:val="17"/>
               </w:rPr>
               <w:t>Student 06</w:t>
             </w:r>
@@ -4252,35 +2398,15 @@
         </w:tc>
         <w:tc>
           <w:tcPr>
-            <w:tcW w:type="dxa" w:w="2851"/>
-            <w:vAlign w:val="center"/>
-            <w:tcMar>
-              <w:top w:w="85" w:type="dxa"/>
-              <w:start w:w="90" w:type="dxa"/>
-              <w:bottom w:w="85" w:type="dxa"/>
-              <w:end w:w="90" w:type="dxa"/>
-            </w:tcMar>
-            <w:tcBorders>
-              <w:top w:val="single" w:sz="6" w:space="0" w:color="D0D7DE"/>
-              <w:left w:val="single" w:sz="6" w:space="0" w:color="D0D7DE"/>
-              <w:bottom w:val="single" w:sz="6" w:space="0" w:color="D0D7DE"/>
-              <w:right w:val="single" w:sz="6" w:space="0" w:color="D0D7DE"/>
-            </w:tcBorders>
-            <w:shd w:fill="F8FAFC"/>
+            <w:tcW w:type="dxa" w:w="2074"/>
+            <w:vAlign w:val="top"/>
           </w:tcPr>
           <w:p>
-            <w:pPr>
-              <w:spacing w:after="0"/>
-              <w:jc w:val="left"/>
-            </w:pPr>
             <w:r/>
             <w:r>
               <w:rPr>
-                <w:rFonts w:ascii="Times New Roman" w:hAnsi="Times New Roman" w:eastAsia="Times New Roman"/>
                 <w:b w:val="0"/>
-                <w:i w:val="0"/>
-                <w:color w:val="1F1F1F"/>
-                <w:sz w:val="21"/>
+                <w:sz w:val="17"/>
               </w:rPr>
               <w:t>High</w:t>
             </w:r>
@@ -4288,148 +2414,65 @@
         </w:tc>
         <w:tc>
           <w:tcPr>
-            <w:tcW w:type="dxa" w:w="2851"/>
-            <w:vAlign w:val="center"/>
-            <w:tcMar>
-              <w:top w:w="85" w:type="dxa"/>
-              <w:start w:w="90" w:type="dxa"/>
-              <w:bottom w:w="85" w:type="dxa"/>
-              <w:end w:w="90" w:type="dxa"/>
-            </w:tcMar>
-            <w:tcBorders>
-              <w:top w:val="single" w:sz="6" w:space="0" w:color="D0D7DE"/>
-              <w:left w:val="single" w:sz="6" w:space="0" w:color="D0D7DE"/>
-              <w:bottom w:val="single" w:sz="6" w:space="0" w:color="D0D7DE"/>
-              <w:right w:val="single" w:sz="6" w:space="0" w:color="D0D7DE"/>
-            </w:tcBorders>
-            <w:shd w:fill="F8FAFC"/>
+            <w:tcW w:type="dxa" w:w="2074"/>
+            <w:vAlign w:val="top"/>
           </w:tcPr>
           <w:p>
-            <w:pPr>
-              <w:spacing w:after="0"/>
-              <w:jc w:val="left"/>
-            </w:pPr>
             <w:r/>
             <w:r>
               <w:rPr>
-                <w:rFonts w:ascii="Times New Roman" w:hAnsi="Times New Roman" w:eastAsia="Times New Roman"/>
                 <w:b w:val="0"/>
-                <w:i w:val="0"/>
-                <w:color w:val="1F1F1F"/>
-                <w:sz w:val="21"/>
+                <w:sz w:val="17"/>
               </w:rPr>
-              <w:t>Dashboard shows table and filters</w:t>
+              <w:t>Generates INC_AUD_001 style IDs based on Supabase existing rows</w:t>
             </w:r>
           </w:p>
         </w:tc>
       </w:tr>
       <w:tr>
-        <w:trPr>
-          <w:cantSplit/>
-        </w:trPr>
         <w:tc>
           <w:tcPr>
-            <w:tcW w:type="dxa" w:w="2851"/>
-            <w:vAlign w:val="center"/>
-            <w:tcMar>
-              <w:top w:w="85" w:type="dxa"/>
-              <w:start w:w="90" w:type="dxa"/>
-              <w:bottom w:w="85" w:type="dxa"/>
-              <w:end w:w="90" w:type="dxa"/>
-            </w:tcMar>
-            <w:tcBorders>
-              <w:top w:val="single" w:sz="6" w:space="0" w:color="D0D7DE"/>
-              <w:left w:val="single" w:sz="6" w:space="0" w:color="D0D7DE"/>
-              <w:bottom w:val="single" w:sz="6" w:space="0" w:color="D0D7DE"/>
-              <w:right w:val="single" w:sz="6" w:space="0" w:color="D0D7DE"/>
-            </w:tcBorders>
-            <w:shd w:fill="FFFFFF"/>
+            <w:tcW w:type="dxa" w:w="2074"/>
+            <w:vAlign w:val="top"/>
           </w:tcPr>
           <w:p>
-            <w:pPr>
-              <w:spacing w:after="0"/>
-              <w:jc w:val="left"/>
-            </w:pPr>
             <w:r/>
             <w:r>
               <w:rPr>
-                <w:rFonts w:ascii="Times New Roman" w:hAnsi="Times New Roman" w:eastAsia="Times New Roman"/>
                 <w:b w:val="0"/>
-                <w:i w:val="0"/>
-                <w:color w:val="1F1F1F"/>
-                <w:sz w:val="21"/>
+                <w:sz w:val="17"/>
               </w:rPr>
-              <w:t>T-021</w:t>
+              <w:t>T-027</w:t>
             </w:r>
           </w:p>
         </w:tc>
         <w:tc>
           <w:tcPr>
-            <w:tcW w:type="dxa" w:w="2851"/>
-            <w:vAlign w:val="center"/>
-            <w:tcMar>
-              <w:top w:w="85" w:type="dxa"/>
-              <w:start w:w="90" w:type="dxa"/>
-              <w:bottom w:w="85" w:type="dxa"/>
-              <w:end w:w="90" w:type="dxa"/>
-            </w:tcMar>
-            <w:tcBorders>
-              <w:top w:val="single" w:sz="6" w:space="0" w:color="D0D7DE"/>
-              <w:left w:val="single" w:sz="6" w:space="0" w:color="D0D7DE"/>
-              <w:bottom w:val="single" w:sz="6" w:space="0" w:color="D0D7DE"/>
-              <w:right w:val="single" w:sz="6" w:space="0" w:color="D0D7DE"/>
-            </w:tcBorders>
-            <w:shd w:fill="FFFFFF"/>
+            <w:tcW w:type="dxa" w:w="2074"/>
+            <w:vAlign w:val="top"/>
           </w:tcPr>
           <w:p>
-            <w:pPr>
-              <w:spacing w:after="0"/>
-              <w:jc w:val="left"/>
-            </w:pPr>
             <w:r/>
             <w:r>
               <w:rPr>
-                <w:rFonts w:ascii="Times New Roman" w:hAnsi="Times New Roman" w:eastAsia="Times New Roman"/>
                 <w:b w:val="0"/>
-                <w:i w:val="0"/>
-                <w:color w:val="1F1F1F"/>
-                <w:sz w:val="21"/>
+                <w:sz w:val="17"/>
               </w:rPr>
-              <w:t>Add summary module</w:t>
+              <w:t>Build Supabase client wrapper</w:t>
             </w:r>
           </w:p>
         </w:tc>
         <w:tc>
           <w:tcPr>
-            <w:tcW w:type="dxa" w:w="2851"/>
-            <w:vAlign w:val="center"/>
-            <w:tcMar>
-              <w:top w:w="85" w:type="dxa"/>
-              <w:start w:w="90" w:type="dxa"/>
-              <w:bottom w:w="85" w:type="dxa"/>
-              <w:end w:w="90" w:type="dxa"/>
-            </w:tcMar>
-            <w:tcBorders>
-              <w:top w:val="single" w:sz="6" w:space="0" w:color="D0D7DE"/>
-              <w:left w:val="single" w:sz="6" w:space="0" w:color="D0D7DE"/>
-              <w:bottom w:val="single" w:sz="6" w:space="0" w:color="D0D7DE"/>
-              <w:right w:val="single" w:sz="6" w:space="0" w:color="D0D7DE"/>
-            </w:tcBorders>
-            <w:shd w:fill="FFFFFF"/>
+            <w:tcW w:type="dxa" w:w="2074"/>
+            <w:vAlign w:val="top"/>
           </w:tcPr>
           <w:p>
-            <w:pPr>
-              <w:spacing w:after="0"/>
-              <w:jc w:val="left"/>
-            </w:pPr>
             <w:r/>
             <w:r>
               <w:rPr>
-                <w:rFonts w:ascii="Times New Roman" w:hAnsi="Times New Roman" w:eastAsia="Times New Roman"/>
                 <w:b w:val="0"/>
-                <w:i w:val="0"/>
-                <w:color w:val="1F1F1F"/>
-                <w:sz w:val="21"/>
+                <w:sz w:val="17"/>
               </w:rPr>
               <w:t>Student 06</w:t>
             </w:r>
@@ -4437,35 +2480,261 @@
         </w:tc>
         <w:tc>
           <w:tcPr>
-            <w:tcW w:type="dxa" w:w="2851"/>
-            <w:vAlign w:val="center"/>
-            <w:tcMar>
-              <w:top w:w="85" w:type="dxa"/>
-              <w:start w:w="90" w:type="dxa"/>
-              <w:bottom w:w="85" w:type="dxa"/>
-              <w:end w:w="90" w:type="dxa"/>
-            </w:tcMar>
-            <w:tcBorders>
-              <w:top w:val="single" w:sz="6" w:space="0" w:color="D0D7DE"/>
-              <w:left w:val="single" w:sz="6" w:space="0" w:color="D0D7DE"/>
-              <w:bottom w:val="single" w:sz="6" w:space="0" w:color="D0D7DE"/>
-              <w:right w:val="single" w:sz="6" w:space="0" w:color="D0D7DE"/>
-            </w:tcBorders>
-            <w:shd w:fill="FFFFFF"/>
+            <w:tcW w:type="dxa" w:w="2074"/>
+            <w:vAlign w:val="top"/>
           </w:tcPr>
           <w:p>
-            <w:pPr>
-              <w:spacing w:after="0"/>
-              <w:jc w:val="left"/>
-            </w:pPr>
             <w:r/>
             <w:r>
               <w:rPr>
-                <w:rFonts w:ascii="Times New Roman" w:hAnsi="Times New Roman" w:eastAsia="Times New Roman"/>
                 <w:b w:val="0"/>
-                <w:i w:val="0"/>
-                <w:color w:val="1F1F1F"/>
-                <w:sz w:val="21"/>
+                <w:sz w:val="17"/>
+              </w:rPr>
+              <w:t>High</w:t>
+            </w:r>
+          </w:p>
+        </w:tc>
+        <w:tc>
+          <w:tcPr>
+            <w:tcW w:type="dxa" w:w="2074"/>
+            <w:vAlign w:val="top"/>
+          </w:tcPr>
+          <w:p>
+            <w:r/>
+            <w:r>
+              <w:rPr>
+                <w:b w:val="0"/>
+                <w:sz w:val="17"/>
+              </w:rPr>
+              <w:t>App can insert and query `incidents` table</w:t>
+            </w:r>
+          </w:p>
+        </w:tc>
+      </w:tr>
+      <w:tr>
+        <w:tc>
+          <w:tcPr>
+            <w:tcW w:type="dxa" w:w="2074"/>
+            <w:vAlign w:val="top"/>
+          </w:tcPr>
+          <w:p>
+            <w:r/>
+            <w:r>
+              <w:rPr>
+                <w:b w:val="0"/>
+                <w:sz w:val="17"/>
+              </w:rPr>
+              <w:t>T-028</w:t>
+            </w:r>
+          </w:p>
+        </w:tc>
+        <w:tc>
+          <w:tcPr>
+            <w:tcW w:type="dxa" w:w="2074"/>
+            <w:vAlign w:val="top"/>
+          </w:tcPr>
+          <w:p>
+            <w:r/>
+            <w:r>
+              <w:rPr>
+                <w:b w:val="0"/>
+                <w:sz w:val="17"/>
+              </w:rPr>
+              <w:t>Auto insert after processing</w:t>
+            </w:r>
+          </w:p>
+        </w:tc>
+        <w:tc>
+          <w:tcPr>
+            <w:tcW w:type="dxa" w:w="2074"/>
+            <w:vAlign w:val="top"/>
+          </w:tcPr>
+          <w:p>
+            <w:r/>
+            <w:r>
+              <w:rPr>
+                <w:b w:val="0"/>
+                <w:sz w:val="17"/>
+              </w:rPr>
+              <w:t>Student 06</w:t>
+            </w:r>
+          </w:p>
+        </w:tc>
+        <w:tc>
+          <w:tcPr>
+            <w:tcW w:type="dxa" w:w="2074"/>
+            <w:vAlign w:val="top"/>
+          </w:tcPr>
+          <w:p>
+            <w:r/>
+            <w:r>
+              <w:rPr>
+                <w:b w:val="0"/>
+                <w:sz w:val="17"/>
+              </w:rPr>
+              <w:t>High</w:t>
+            </w:r>
+          </w:p>
+        </w:tc>
+        <w:tc>
+          <w:tcPr>
+            <w:tcW w:type="dxa" w:w="2074"/>
+            <w:vAlign w:val="top"/>
+          </w:tcPr>
+          <w:p>
+            <w:r/>
+            <w:r>
+              <w:rPr>
+                <w:b w:val="0"/>
+                <w:sz w:val="17"/>
+              </w:rPr>
+              <w:t>Processed integrated summarized rows insert without manual preview/save step</w:t>
+            </w:r>
+          </w:p>
+        </w:tc>
+      </w:tr>
+      <w:tr>
+        <w:tc>
+          <w:tcPr>
+            <w:tcW w:type="dxa" w:w="2074"/>
+            <w:vAlign w:val="top"/>
+          </w:tcPr>
+          <w:p>
+            <w:r/>
+            <w:r>
+              <w:rPr>
+                <w:b w:val="0"/>
+                <w:sz w:val="17"/>
+              </w:rPr>
+              <w:t>T-029</w:t>
+            </w:r>
+          </w:p>
+        </w:tc>
+        <w:tc>
+          <w:tcPr>
+            <w:tcW w:type="dxa" w:w="2074"/>
+            <w:vAlign w:val="top"/>
+          </w:tcPr>
+          <w:p>
+            <w:r/>
+            <w:r>
+              <w:rPr>
+                <w:b w:val="0"/>
+                <w:sz w:val="17"/>
+              </w:rPr>
+              <w:t>Build dashboard table and filters</w:t>
+            </w:r>
+          </w:p>
+        </w:tc>
+        <w:tc>
+          <w:tcPr>
+            <w:tcW w:type="dxa" w:w="2074"/>
+            <w:vAlign w:val="top"/>
+          </w:tcPr>
+          <w:p>
+            <w:r/>
+            <w:r>
+              <w:rPr>
+                <w:b w:val="0"/>
+                <w:sz w:val="17"/>
+              </w:rPr>
+              <w:t>Student 06</w:t>
+            </w:r>
+          </w:p>
+        </w:tc>
+        <w:tc>
+          <w:tcPr>
+            <w:tcW w:type="dxa" w:w="2074"/>
+            <w:vAlign w:val="top"/>
+          </w:tcPr>
+          <w:p>
+            <w:r/>
+            <w:r>
+              <w:rPr>
+                <w:b w:val="0"/>
+                <w:sz w:val="17"/>
+              </w:rPr>
+              <w:t>High</w:t>
+            </w:r>
+          </w:p>
+        </w:tc>
+        <w:tc>
+          <w:tcPr>
+            <w:tcW w:type="dxa" w:w="2074"/>
+            <w:vAlign w:val="top"/>
+          </w:tcPr>
+          <w:p>
+            <w:r/>
+            <w:r>
+              <w:rPr>
+                <w:b w:val="0"/>
+                <w:sz w:val="17"/>
+              </w:rPr>
+              <w:t>Dashboard shows Supabase rows and filters</w:t>
+            </w:r>
+          </w:p>
+        </w:tc>
+      </w:tr>
+      <w:tr>
+        <w:tc>
+          <w:tcPr>
+            <w:tcW w:type="dxa" w:w="2074"/>
+            <w:vAlign w:val="top"/>
+          </w:tcPr>
+          <w:p>
+            <w:r/>
+            <w:r>
+              <w:rPr>
+                <w:b w:val="0"/>
+                <w:sz w:val="17"/>
+              </w:rPr>
+              <w:t>T-030</w:t>
+            </w:r>
+          </w:p>
+        </w:tc>
+        <w:tc>
+          <w:tcPr>
+            <w:tcW w:type="dxa" w:w="2074"/>
+            <w:vAlign w:val="top"/>
+          </w:tcPr>
+          <w:p>
+            <w:r/>
+            <w:r>
+              <w:rPr>
+                <w:b w:val="0"/>
+                <w:sz w:val="17"/>
+              </w:rPr>
+              <w:t>Show selected incident summary in dashboard</w:t>
+            </w:r>
+          </w:p>
+        </w:tc>
+        <w:tc>
+          <w:tcPr>
+            <w:tcW w:type="dxa" w:w="2074"/>
+            <w:vAlign w:val="top"/>
+          </w:tcPr>
+          <w:p>
+            <w:r/>
+            <w:r>
+              <w:rPr>
+                <w:b w:val="0"/>
+                <w:sz w:val="17"/>
+              </w:rPr>
+              <w:t>Student 06</w:t>
+            </w:r>
+          </w:p>
+        </w:tc>
+        <w:tc>
+          <w:tcPr>
+            <w:tcW w:type="dxa" w:w="2074"/>
+            <w:vAlign w:val="top"/>
+          </w:tcPr>
+          <w:p>
+            <w:r/>
+            <w:r>
+              <w:rPr>
+                <w:b w:val="0"/>
+                <w:sz w:val="17"/>
               </w:rPr>
               <w:t>Medium</w:t>
             </w:r>
@@ -4473,148 +2742,65 @@
         </w:tc>
         <w:tc>
           <w:tcPr>
-            <w:tcW w:type="dxa" w:w="2851"/>
-            <w:vAlign w:val="center"/>
-            <w:tcMar>
-              <w:top w:w="85" w:type="dxa"/>
-              <w:start w:w="90" w:type="dxa"/>
-              <w:bottom w:w="85" w:type="dxa"/>
-              <w:end w:w="90" w:type="dxa"/>
-            </w:tcMar>
-            <w:tcBorders>
-              <w:top w:val="single" w:sz="6" w:space="0" w:color="D0D7DE"/>
-              <w:left w:val="single" w:sz="6" w:space="0" w:color="D0D7DE"/>
-              <w:bottom w:val="single" w:sz="6" w:space="0" w:color="D0D7DE"/>
-              <w:right w:val="single" w:sz="6" w:space="0" w:color="D0D7DE"/>
-            </w:tcBorders>
-            <w:shd w:fill="FFFFFF"/>
+            <w:tcW w:type="dxa" w:w="2074"/>
+            <w:vAlign w:val="top"/>
           </w:tcPr>
           <w:p>
-            <w:pPr>
-              <w:spacing w:after="0"/>
-              <w:jc w:val="left"/>
-            </w:pPr>
             <w:r/>
             <w:r>
               <w:rPr>
-                <w:rFonts w:ascii="Times New Roman" w:hAnsi="Times New Roman" w:eastAsia="Times New Roman"/>
                 <w:b w:val="0"/>
-                <w:i w:val="0"/>
-                <w:color w:val="1F1F1F"/>
-                <w:sz w:val="21"/>
+                <w:sz w:val="17"/>
               </w:rPr>
-              <w:t>Local LLM or fallback summary appears</w:t>
+              <w:t>Dashboard displays `incident_summary` from Supabase</w:t>
             </w:r>
           </w:p>
         </w:tc>
       </w:tr>
       <w:tr>
-        <w:trPr>
-          <w:cantSplit/>
-        </w:trPr>
         <w:tc>
           <w:tcPr>
-            <w:tcW w:type="dxa" w:w="2851"/>
-            <w:vAlign w:val="center"/>
-            <w:tcMar>
-              <w:top w:w="85" w:type="dxa"/>
-              <w:start w:w="90" w:type="dxa"/>
-              <w:bottom w:w="85" w:type="dxa"/>
-              <w:end w:w="90" w:type="dxa"/>
-            </w:tcMar>
-            <w:tcBorders>
-              <w:top w:val="single" w:sz="6" w:space="0" w:color="D0D7DE"/>
-              <w:left w:val="single" w:sz="6" w:space="0" w:color="D0D7DE"/>
-              <w:bottom w:val="single" w:sz="6" w:space="0" w:color="D0D7DE"/>
-              <w:right w:val="single" w:sz="6" w:space="0" w:color="D0D7DE"/>
-            </w:tcBorders>
-            <w:shd w:fill="F8FAFC"/>
+            <w:tcW w:type="dxa" w:w="2074"/>
+            <w:vAlign w:val="top"/>
           </w:tcPr>
           <w:p>
-            <w:pPr>
-              <w:spacing w:after="0"/>
-              <w:jc w:val="left"/>
-            </w:pPr>
             <w:r/>
             <w:r>
               <w:rPr>
-                <w:rFonts w:ascii="Times New Roman" w:hAnsi="Times New Roman" w:eastAsia="Times New Roman"/>
                 <w:b w:val="0"/>
-                <w:i w:val="0"/>
-                <w:color w:val="1F1F1F"/>
-                <w:sz w:val="21"/>
+                <w:sz w:val="17"/>
               </w:rPr>
-              <w:t>T-022</w:t>
+              <w:t>T-031</w:t>
             </w:r>
           </w:p>
         </w:tc>
         <w:tc>
           <w:tcPr>
-            <w:tcW w:type="dxa" w:w="2851"/>
-            <w:vAlign w:val="center"/>
-            <w:tcMar>
-              <w:top w:w="85" w:type="dxa"/>
-              <w:start w:w="90" w:type="dxa"/>
-              <w:bottom w:w="85" w:type="dxa"/>
-              <w:end w:w="90" w:type="dxa"/>
-            </w:tcMar>
-            <w:tcBorders>
-              <w:top w:val="single" w:sz="6" w:space="0" w:color="D0D7DE"/>
-              <w:left w:val="single" w:sz="6" w:space="0" w:color="D0D7DE"/>
-              <w:bottom w:val="single" w:sz="6" w:space="0" w:color="D0D7DE"/>
-              <w:right w:val="single" w:sz="6" w:space="0" w:color="D0D7DE"/>
-            </w:tcBorders>
-            <w:shd w:fill="F8FAFC"/>
+            <w:tcW w:type="dxa" w:w="2074"/>
+            <w:vAlign w:val="top"/>
           </w:tcPr>
           <w:p>
-            <w:pPr>
-              <w:spacing w:after="0"/>
-              <w:jc w:val="left"/>
-            </w:pPr>
             <w:r/>
             <w:r>
               <w:rPr>
-                <w:rFonts w:ascii="Times New Roman" w:hAnsi="Times New Roman" w:eastAsia="Times New Roman"/>
                 <w:b w:val="0"/>
-                <w:i w:val="0"/>
-                <w:color w:val="1F1F1F"/>
-                <w:sz w:val="21"/>
+                <w:sz w:val="17"/>
               </w:rPr>
-              <w:t>Add fast demo mode</w:t>
+              <w:t>Build final CSV export</w:t>
             </w:r>
           </w:p>
         </w:tc>
         <w:tc>
           <w:tcPr>
-            <w:tcW w:type="dxa" w:w="2851"/>
-            <w:vAlign w:val="center"/>
-            <w:tcMar>
-              <w:top w:w="85" w:type="dxa"/>
-              <w:start w:w="90" w:type="dxa"/>
-              <w:bottom w:w="85" w:type="dxa"/>
-              <w:end w:w="90" w:type="dxa"/>
-            </w:tcMar>
-            <w:tcBorders>
-              <w:top w:val="single" w:sz="6" w:space="0" w:color="D0D7DE"/>
-              <w:left w:val="single" w:sz="6" w:space="0" w:color="D0D7DE"/>
-              <w:bottom w:val="single" w:sz="6" w:space="0" w:color="D0D7DE"/>
-              <w:right w:val="single" w:sz="6" w:space="0" w:color="D0D7DE"/>
-            </w:tcBorders>
-            <w:shd w:fill="F8FAFC"/>
+            <w:tcW w:type="dxa" w:w="2074"/>
+            <w:vAlign w:val="top"/>
           </w:tcPr>
           <w:p>
-            <w:pPr>
-              <w:spacing w:after="0"/>
-              <w:jc w:val="left"/>
-            </w:pPr>
             <w:r/>
             <w:r>
               <w:rPr>
-                <w:rFonts w:ascii="Times New Roman" w:hAnsi="Times New Roman" w:eastAsia="Times New Roman"/>
                 <w:b w:val="0"/>
-                <w:i w:val="0"/>
-                <w:color w:val="1F1F1F"/>
-                <w:sz w:val="21"/>
+                <w:sz w:val="17"/>
               </w:rPr>
               <w:t>Student 06</w:t>
             </w:r>
@@ -4622,35 +2808,15 @@
         </w:tc>
         <w:tc>
           <w:tcPr>
-            <w:tcW w:type="dxa" w:w="2851"/>
-            <w:vAlign w:val="center"/>
-            <w:tcMar>
-              <w:top w:w="85" w:type="dxa"/>
-              <w:start w:w="90" w:type="dxa"/>
-              <w:bottom w:w="85" w:type="dxa"/>
-              <w:end w:w="90" w:type="dxa"/>
-            </w:tcMar>
-            <w:tcBorders>
-              <w:top w:val="single" w:sz="6" w:space="0" w:color="D0D7DE"/>
-              <w:left w:val="single" w:sz="6" w:space="0" w:color="D0D7DE"/>
-              <w:bottom w:val="single" w:sz="6" w:space="0" w:color="D0D7DE"/>
-              <w:right w:val="single" w:sz="6" w:space="0" w:color="D0D7DE"/>
-            </w:tcBorders>
-            <w:shd w:fill="F8FAFC"/>
+            <w:tcW w:type="dxa" w:w="2074"/>
+            <w:vAlign w:val="top"/>
           </w:tcPr>
           <w:p>
-            <w:pPr>
-              <w:spacing w:after="0"/>
-              <w:jc w:val="left"/>
-            </w:pPr>
             <w:r/>
             <w:r>
               <w:rPr>
-                <w:rFonts w:ascii="Times New Roman" w:hAnsi="Times New Roman" w:eastAsia="Times New Roman"/>
                 <w:b w:val="0"/>
-                <w:i w:val="0"/>
-                <w:color w:val="1F1F1F"/>
-                <w:sz w:val="21"/>
+                <w:sz w:val="17"/>
               </w:rPr>
               <w:t>High</w:t>
             </w:r>
@@ -4658,148 +2824,147 @@
         </w:tc>
         <w:tc>
           <w:tcPr>
-            <w:tcW w:type="dxa" w:w="2851"/>
-            <w:vAlign w:val="center"/>
-            <w:tcMar>
-              <w:top w:w="85" w:type="dxa"/>
-              <w:start w:w="90" w:type="dxa"/>
-              <w:bottom w:w="85" w:type="dxa"/>
-              <w:end w:w="90" w:type="dxa"/>
-            </w:tcMar>
-            <w:tcBorders>
-              <w:top w:val="single" w:sz="6" w:space="0" w:color="D0D7DE"/>
-              <w:left w:val="single" w:sz="6" w:space="0" w:color="D0D7DE"/>
-              <w:bottom w:val="single" w:sz="6" w:space="0" w:color="D0D7DE"/>
-              <w:right w:val="single" w:sz="6" w:space="0" w:color="D0D7DE"/>
-            </w:tcBorders>
-            <w:shd w:fill="F8FAFC"/>
+            <w:tcW w:type="dxa" w:w="2074"/>
+            <w:vAlign w:val="top"/>
           </w:tcPr>
           <w:p>
-            <w:pPr>
-              <w:spacing w:after="0"/>
-              <w:jc w:val="left"/>
-            </w:pPr>
             <w:r/>
             <w:r>
               <w:rPr>
-                <w:rFonts w:ascii="Times New Roman" w:hAnsi="Times New Roman" w:eastAsia="Times New Roman"/>
                 <w:b w:val="0"/>
-                <w:i w:val="0"/>
-                <w:color w:val="1F1F1F"/>
-                <w:sz w:val="21"/>
+                <w:sz w:val="17"/>
               </w:rPr>
-              <w:t>Cached outputs can be used for demo</w:t>
+              <w:t>Download contains exactly Incident_ID, Source, Event, Location, Time, Severity</w:t>
             </w:r>
           </w:p>
         </w:tc>
       </w:tr>
       <w:tr>
-        <w:trPr>
-          <w:cantSplit/>
-        </w:trPr>
         <w:tc>
           <w:tcPr>
-            <w:tcW w:type="dxa" w:w="2851"/>
-            <w:vAlign w:val="center"/>
-            <w:tcMar>
-              <w:top w:w="85" w:type="dxa"/>
-              <w:start w:w="90" w:type="dxa"/>
-              <w:bottom w:w="85" w:type="dxa"/>
-              <w:end w:w="90" w:type="dxa"/>
-            </w:tcMar>
-            <w:tcBorders>
-              <w:top w:val="single" w:sz="6" w:space="0" w:color="D0D7DE"/>
-              <w:left w:val="single" w:sz="6" w:space="0" w:color="D0D7DE"/>
-              <w:bottom w:val="single" w:sz="6" w:space="0" w:color="D0D7DE"/>
-              <w:right w:val="single" w:sz="6" w:space="0" w:color="D0D7DE"/>
-            </w:tcBorders>
-            <w:shd w:fill="FFFFFF"/>
+            <w:tcW w:type="dxa" w:w="2074"/>
+            <w:vAlign w:val="top"/>
           </w:tcPr>
           <w:p>
-            <w:pPr>
-              <w:spacing w:after="0"/>
-              <w:jc w:val="left"/>
-            </w:pPr>
             <w:r/>
             <w:r>
               <w:rPr>
-                <w:rFonts w:ascii="Times New Roman" w:hAnsi="Times New Roman" w:eastAsia="Times New Roman"/>
                 <w:b w:val="0"/>
-                <w:i w:val="0"/>
-                <w:color w:val="1F1F1F"/>
-                <w:sz w:val="21"/>
+                <w:sz w:val="17"/>
               </w:rPr>
-              <w:t>T-023</w:t>
+              <w:t>T-032</w:t>
             </w:r>
           </w:p>
         </w:tc>
         <w:tc>
           <w:tcPr>
-            <w:tcW w:type="dxa" w:w="2851"/>
-            <w:vAlign w:val="center"/>
-            <w:tcMar>
-              <w:top w:w="85" w:type="dxa"/>
-              <w:start w:w="90" w:type="dxa"/>
-              <w:bottom w:w="85" w:type="dxa"/>
-              <w:end w:w="90" w:type="dxa"/>
-            </w:tcMar>
-            <w:tcBorders>
-              <w:top w:val="single" w:sz="6" w:space="0" w:color="D0D7DE"/>
-              <w:left w:val="single" w:sz="6" w:space="0" w:color="D0D7DE"/>
-              <w:bottom w:val="single" w:sz="6" w:space="0" w:color="D0D7DE"/>
-              <w:right w:val="single" w:sz="6" w:space="0" w:color="D0D7DE"/>
-            </w:tcBorders>
-            <w:shd w:fill="FFFFFF"/>
+            <w:tcW w:type="dxa" w:w="2074"/>
+            <w:vAlign w:val="top"/>
           </w:tcPr>
           <w:p>
-            <w:pPr>
-              <w:spacing w:after="0"/>
-              <w:jc w:val="left"/>
-            </w:pPr>
             <w:r/>
             <w:r>
               <w:rPr>
-                <w:rFonts w:ascii="Times New Roman" w:hAnsi="Times New Roman" w:eastAsia="Times New Roman"/>
                 <w:b w:val="0"/>
-                <w:i w:val="0"/>
-                <w:color w:val="1F1F1F"/>
-                <w:sz w:val="21"/>
+                <w:sz w:val="17"/>
               </w:rPr>
-              <w:t>Add upload or watch-folder flow</w:t>
+              <w:t>Add unit tests</w:t>
             </w:r>
           </w:p>
         </w:tc>
         <w:tc>
           <w:tcPr>
-            <w:tcW w:type="dxa" w:w="2851"/>
-            <w:vAlign w:val="center"/>
-            <w:tcMar>
-              <w:top w:w="85" w:type="dxa"/>
-              <w:start w:w="90" w:type="dxa"/>
-              <w:bottom w:w="85" w:type="dxa"/>
-              <w:end w:w="90" w:type="dxa"/>
-            </w:tcMar>
-            <w:tcBorders>
-              <w:top w:val="single" w:sz="6" w:space="0" w:color="D0D7DE"/>
-              <w:left w:val="single" w:sz="6" w:space="0" w:color="D0D7DE"/>
-              <w:bottom w:val="single" w:sz="6" w:space="0" w:color="D0D7DE"/>
-              <w:right w:val="single" w:sz="6" w:space="0" w:color="D0D7DE"/>
-            </w:tcBorders>
-            <w:shd w:fill="FFFFFF"/>
+            <w:tcW w:type="dxa" w:w="2074"/>
+            <w:vAlign w:val="top"/>
           </w:tcPr>
           <w:p>
-            <w:pPr>
-              <w:spacing w:after="0"/>
-              <w:jc w:val="left"/>
-            </w:pPr>
             <w:r/>
             <w:r>
               <w:rPr>
-                <w:rFonts w:ascii="Times New Roman" w:hAnsi="Times New Roman" w:eastAsia="Times New Roman"/>
                 <w:b w:val="0"/>
-                <w:i w:val="0"/>
-                <w:color w:val="1F1F1F"/>
-                <w:sz w:val="21"/>
+                <w:sz w:val="17"/>
+              </w:rPr>
+              <w:t>All</w:t>
+            </w:r>
+          </w:p>
+        </w:tc>
+        <w:tc>
+          <w:tcPr>
+            <w:tcW w:type="dxa" w:w="2074"/>
+            <w:vAlign w:val="top"/>
+          </w:tcPr>
+          <w:p>
+            <w:r/>
+            <w:r>
+              <w:rPr>
+                <w:b w:val="0"/>
+                <w:sz w:val="17"/>
+              </w:rPr>
+              <w:t>High</w:t>
+            </w:r>
+          </w:p>
+        </w:tc>
+        <w:tc>
+          <w:tcPr>
+            <w:tcW w:type="dxa" w:w="2074"/>
+            <w:vAlign w:val="top"/>
+          </w:tcPr>
+          <w:p>
+            <w:r/>
+            <w:r>
+              <w:rPr>
+                <w:b w:val="0"/>
+                <w:sz w:val="17"/>
+              </w:rPr>
+              <w:t>Core pytest tests pass</w:t>
+            </w:r>
+          </w:p>
+        </w:tc>
+      </w:tr>
+      <w:tr>
+        <w:tc>
+          <w:tcPr>
+            <w:tcW w:type="dxa" w:w="2074"/>
+            <w:vAlign w:val="top"/>
+          </w:tcPr>
+          <w:p>
+            <w:r/>
+            <w:r>
+              <w:rPr>
+                <w:b w:val="0"/>
+                <w:sz w:val="17"/>
+              </w:rPr>
+              <w:t>T-033</w:t>
+            </w:r>
+          </w:p>
+        </w:tc>
+        <w:tc>
+          <w:tcPr>
+            <w:tcW w:type="dxa" w:w="2074"/>
+            <w:vAlign w:val="top"/>
+          </w:tcPr>
+          <w:p>
+            <w:r/>
+            <w:r>
+              <w:rPr>
+                <w:b w:val="0"/>
+                <w:sz w:val="17"/>
+              </w:rPr>
+              <w:t>Create architecture diagram</w:t>
+            </w:r>
+          </w:p>
+        </w:tc>
+        <w:tc>
+          <w:tcPr>
+            <w:tcW w:type="dxa" w:w="2074"/>
+            <w:vAlign w:val="top"/>
+          </w:tcPr>
+          <w:p>
+            <w:r/>
+            <w:r>
+              <w:rPr>
+                <w:b w:val="0"/>
+                <w:sz w:val="17"/>
               </w:rPr>
               <w:t>Student 06</w:t>
             </w:r>
@@ -4807,35 +2972,15 @@
         </w:tc>
         <w:tc>
           <w:tcPr>
-            <w:tcW w:type="dxa" w:w="2851"/>
-            <w:vAlign w:val="center"/>
-            <w:tcMar>
-              <w:top w:w="85" w:type="dxa"/>
-              <w:start w:w="90" w:type="dxa"/>
-              <w:bottom w:w="85" w:type="dxa"/>
-              <w:end w:w="90" w:type="dxa"/>
-            </w:tcMar>
-            <w:tcBorders>
-              <w:top w:val="single" w:sz="6" w:space="0" w:color="D0D7DE"/>
-              <w:left w:val="single" w:sz="6" w:space="0" w:color="D0D7DE"/>
-              <w:bottom w:val="single" w:sz="6" w:space="0" w:color="D0D7DE"/>
-              <w:right w:val="single" w:sz="6" w:space="0" w:color="D0D7DE"/>
-            </w:tcBorders>
-            <w:shd w:fill="FFFFFF"/>
+            <w:tcW w:type="dxa" w:w="2074"/>
+            <w:vAlign w:val="top"/>
           </w:tcPr>
           <w:p>
-            <w:pPr>
-              <w:spacing w:after="0"/>
-              <w:jc w:val="left"/>
-            </w:pPr>
             <w:r/>
             <w:r>
               <w:rPr>
-                <w:rFonts w:ascii="Times New Roman" w:hAnsi="Times New Roman" w:eastAsia="Times New Roman"/>
                 <w:b w:val="0"/>
-                <w:i w:val="0"/>
-                <w:color w:val="1F1F1F"/>
-                <w:sz w:val="21"/>
+                <w:sz w:val="17"/>
               </w:rPr>
               <w:t>Medium</w:t>
             </w:r>
@@ -4843,148 +2988,65 @@
         </w:tc>
         <w:tc>
           <w:tcPr>
-            <w:tcW w:type="dxa" w:w="2851"/>
-            <w:vAlign w:val="center"/>
-            <w:tcMar>
-              <w:top w:w="85" w:type="dxa"/>
-              <w:start w:w="90" w:type="dxa"/>
-              <w:bottom w:w="85" w:type="dxa"/>
-              <w:end w:w="90" w:type="dxa"/>
-            </w:tcMar>
-            <w:tcBorders>
-              <w:top w:val="single" w:sz="6" w:space="0" w:color="D0D7DE"/>
-              <w:left w:val="single" w:sz="6" w:space="0" w:color="D0D7DE"/>
-              <w:bottom w:val="single" w:sz="6" w:space="0" w:color="D0D7DE"/>
-              <w:right w:val="single" w:sz="6" w:space="0" w:color="D0D7DE"/>
-            </w:tcBorders>
-            <w:shd w:fill="FFFFFF"/>
+            <w:tcW w:type="dxa" w:w="2074"/>
+            <w:vAlign w:val="top"/>
           </w:tcPr>
           <w:p>
-            <w:pPr>
-              <w:spacing w:after="0"/>
-              <w:jc w:val="left"/>
-            </w:pPr>
             <w:r/>
             <w:r>
               <w:rPr>
-                <w:rFonts w:ascii="Times New Roman" w:hAnsi="Times New Roman" w:eastAsia="Times New Roman"/>
                 <w:b w:val="0"/>
-                <w:i w:val="0"/>
-                <w:color w:val="1F1F1F"/>
-                <w:sz w:val="21"/>
+                <w:sz w:val="17"/>
               </w:rPr>
-              <w:t>New files can enter pipeline demo flow</w:t>
+              <w:t>Diagram shows Streamlit -&gt; extractor -&gt; Student 6 integration -&gt; LLM summarizer -&gt; Supabase -&gt; dashboard/export</w:t>
             </w:r>
           </w:p>
         </w:tc>
       </w:tr>
       <w:tr>
-        <w:trPr>
-          <w:cantSplit/>
-        </w:trPr>
         <w:tc>
           <w:tcPr>
-            <w:tcW w:type="dxa" w:w="2851"/>
-            <w:vAlign w:val="center"/>
-            <w:tcMar>
-              <w:top w:w="85" w:type="dxa"/>
-              <w:start w:w="90" w:type="dxa"/>
-              <w:bottom w:w="85" w:type="dxa"/>
-              <w:end w:w="90" w:type="dxa"/>
-            </w:tcMar>
-            <w:tcBorders>
-              <w:top w:val="single" w:sz="6" w:space="0" w:color="D0D7DE"/>
-              <w:left w:val="single" w:sz="6" w:space="0" w:color="D0D7DE"/>
-              <w:bottom w:val="single" w:sz="6" w:space="0" w:color="D0D7DE"/>
-              <w:right w:val="single" w:sz="6" w:space="0" w:color="D0D7DE"/>
-            </w:tcBorders>
-            <w:shd w:fill="F8FAFC"/>
+            <w:tcW w:type="dxa" w:w="2074"/>
+            <w:vAlign w:val="top"/>
           </w:tcPr>
           <w:p>
-            <w:pPr>
-              <w:spacing w:after="0"/>
-              <w:jc w:val="left"/>
-            </w:pPr>
             <w:r/>
             <w:r>
               <w:rPr>
-                <w:rFonts w:ascii="Times New Roman" w:hAnsi="Times New Roman" w:eastAsia="Times New Roman"/>
                 <w:b w:val="0"/>
-                <w:i w:val="0"/>
-                <w:color w:val="1F1F1F"/>
-                <w:sz w:val="21"/>
+                <w:sz w:val="17"/>
               </w:rPr>
-              <w:t>T-024</w:t>
+              <w:t>T-034</w:t>
             </w:r>
           </w:p>
         </w:tc>
         <w:tc>
           <w:tcPr>
-            <w:tcW w:type="dxa" w:w="2851"/>
-            <w:vAlign w:val="center"/>
-            <w:tcMar>
-              <w:top w:w="85" w:type="dxa"/>
-              <w:start w:w="90" w:type="dxa"/>
-              <w:bottom w:w="85" w:type="dxa"/>
-              <w:end w:w="90" w:type="dxa"/>
-            </w:tcMar>
-            <w:tcBorders>
-              <w:top w:val="single" w:sz="6" w:space="0" w:color="D0D7DE"/>
-              <w:left w:val="single" w:sz="6" w:space="0" w:color="D0D7DE"/>
-              <w:bottom w:val="single" w:sz="6" w:space="0" w:color="D0D7DE"/>
-              <w:right w:val="single" w:sz="6" w:space="0" w:color="D0D7DE"/>
-            </w:tcBorders>
-            <w:shd w:fill="F8FAFC"/>
+            <w:tcW w:type="dxa" w:w="2074"/>
+            <w:vAlign w:val="top"/>
           </w:tcPr>
           <w:p>
-            <w:pPr>
-              <w:spacing w:after="0"/>
-              <w:jc w:val="left"/>
-            </w:pPr>
             <w:r/>
             <w:r>
               <w:rPr>
-                <w:rFonts w:ascii="Times New Roman" w:hAnsi="Times New Roman" w:eastAsia="Times New Roman"/>
                 <w:b w:val="0"/>
-                <w:i w:val="0"/>
-                <w:color w:val="1F1F1F"/>
-                <w:sz w:val="21"/>
+                <w:sz w:val="17"/>
               </w:rPr>
-              <w:t>Add unit tests</w:t>
+              <w:t>Write project report</w:t>
             </w:r>
           </w:p>
         </w:tc>
         <w:tc>
           <w:tcPr>
-            <w:tcW w:type="dxa" w:w="2851"/>
-            <w:vAlign w:val="center"/>
-            <w:tcMar>
-              <w:top w:w="85" w:type="dxa"/>
-              <w:start w:w="90" w:type="dxa"/>
-              <w:bottom w:w="85" w:type="dxa"/>
-              <w:end w:w="90" w:type="dxa"/>
-            </w:tcMar>
-            <w:tcBorders>
-              <w:top w:val="single" w:sz="6" w:space="0" w:color="D0D7DE"/>
-              <w:left w:val="single" w:sz="6" w:space="0" w:color="D0D7DE"/>
-              <w:bottom w:val="single" w:sz="6" w:space="0" w:color="D0D7DE"/>
-              <w:right w:val="single" w:sz="6" w:space="0" w:color="D0D7DE"/>
-            </w:tcBorders>
-            <w:shd w:fill="F8FAFC"/>
+            <w:tcW w:type="dxa" w:w="2074"/>
+            <w:vAlign w:val="top"/>
           </w:tcPr>
           <w:p>
-            <w:pPr>
-              <w:spacing w:after="0"/>
-              <w:jc w:val="left"/>
-            </w:pPr>
             <w:r/>
             <w:r>
               <w:rPr>
-                <w:rFonts w:ascii="Times New Roman" w:hAnsi="Times New Roman" w:eastAsia="Times New Roman"/>
                 <w:b w:val="0"/>
-                <w:i w:val="0"/>
-                <w:color w:val="1F1F1F"/>
-                <w:sz w:val="21"/>
+                <w:sz w:val="17"/>
               </w:rPr>
               <w:t>All</w:t>
             </w:r>
@@ -4992,35 +3054,15 @@
         </w:tc>
         <w:tc>
           <w:tcPr>
-            <w:tcW w:type="dxa" w:w="2851"/>
-            <w:vAlign w:val="center"/>
-            <w:tcMar>
-              <w:top w:w="85" w:type="dxa"/>
-              <w:start w:w="90" w:type="dxa"/>
-              <w:bottom w:w="85" w:type="dxa"/>
-              <w:end w:w="90" w:type="dxa"/>
-            </w:tcMar>
-            <w:tcBorders>
-              <w:top w:val="single" w:sz="6" w:space="0" w:color="D0D7DE"/>
-              <w:left w:val="single" w:sz="6" w:space="0" w:color="D0D7DE"/>
-              <w:bottom w:val="single" w:sz="6" w:space="0" w:color="D0D7DE"/>
-              <w:right w:val="single" w:sz="6" w:space="0" w:color="D0D7DE"/>
-            </w:tcBorders>
-            <w:shd w:fill="F8FAFC"/>
+            <w:tcW w:type="dxa" w:w="2074"/>
+            <w:vAlign w:val="top"/>
           </w:tcPr>
           <w:p>
-            <w:pPr>
-              <w:spacing w:after="0"/>
-              <w:jc w:val="left"/>
-            </w:pPr>
             <w:r/>
             <w:r>
               <w:rPr>
-                <w:rFonts w:ascii="Times New Roman" w:hAnsi="Times New Roman" w:eastAsia="Times New Roman"/>
                 <w:b w:val="0"/>
-                <w:i w:val="0"/>
-                <w:color w:val="1F1F1F"/>
-                <w:sz w:val="21"/>
+                <w:sz w:val="17"/>
               </w:rPr>
               <w:t>High</w:t>
             </w:r>
@@ -5028,369 +3070,81 @@
         </w:tc>
         <w:tc>
           <w:tcPr>
-            <w:tcW w:type="dxa" w:w="2851"/>
-            <w:vAlign w:val="center"/>
-            <w:tcMar>
-              <w:top w:w="85" w:type="dxa"/>
-              <w:start w:w="90" w:type="dxa"/>
-              <w:bottom w:w="85" w:type="dxa"/>
-              <w:end w:w="90" w:type="dxa"/>
-            </w:tcMar>
-            <w:tcBorders>
-              <w:top w:val="single" w:sz="6" w:space="0" w:color="D0D7DE"/>
-              <w:left w:val="single" w:sz="6" w:space="0" w:color="D0D7DE"/>
-              <w:bottom w:val="single" w:sz="6" w:space="0" w:color="D0D7DE"/>
-              <w:right w:val="single" w:sz="6" w:space="0" w:color="D0D7DE"/>
-            </w:tcBorders>
-            <w:shd w:fill="F8FAFC"/>
+            <w:tcW w:type="dxa" w:w="2074"/>
+            <w:vAlign w:val="top"/>
           </w:tcPr>
           <w:p>
-            <w:pPr>
-              <w:spacing w:after="0"/>
-              <w:jc w:val="left"/>
-            </w:pPr>
             <w:r/>
             <w:r>
               <w:rPr>
-                <w:rFonts w:ascii="Times New Roman" w:hAnsi="Times New Roman" w:eastAsia="Times New Roman"/>
                 <w:b w:val="0"/>
-                <w:i w:val="0"/>
-                <w:color w:val="1F1F1F"/>
-                <w:sz w:val="21"/>
+                <w:sz w:val="17"/>
               </w:rPr>
-              <w:t>Core tests pass with pytest</w:t>
+              <w:t>Report explains datasets, models, flow, Supabase table, LLM summary module, and results</w:t>
             </w:r>
           </w:p>
         </w:tc>
       </w:tr>
       <w:tr>
-        <w:trPr>
-          <w:cantSplit/>
-        </w:trPr>
         <w:tc>
           <w:tcPr>
-            <w:tcW w:type="dxa" w:w="2851"/>
-            <w:vAlign w:val="center"/>
-            <w:tcMar>
-              <w:top w:w="85" w:type="dxa"/>
-              <w:start w:w="90" w:type="dxa"/>
-              <w:bottom w:w="85" w:type="dxa"/>
-              <w:end w:w="90" w:type="dxa"/>
-            </w:tcMar>
-            <w:tcBorders>
-              <w:top w:val="single" w:sz="6" w:space="0" w:color="D0D7DE"/>
-              <w:left w:val="single" w:sz="6" w:space="0" w:color="D0D7DE"/>
-              <w:bottom w:val="single" w:sz="6" w:space="0" w:color="D0D7DE"/>
-              <w:right w:val="single" w:sz="6" w:space="0" w:color="D0D7DE"/>
-            </w:tcBorders>
-            <w:shd w:fill="FFFFFF"/>
+            <w:tcW w:type="dxa" w:w="2074"/>
+            <w:vAlign w:val="top"/>
           </w:tcPr>
           <w:p>
-            <w:pPr>
-              <w:spacing w:after="0"/>
-              <w:jc w:val="left"/>
-            </w:pPr>
             <w:r/>
             <w:r>
               <w:rPr>
-                <w:rFonts w:ascii="Times New Roman" w:hAnsi="Times New Roman" w:eastAsia="Times New Roman"/>
                 <w:b w:val="0"/>
-                <w:i w:val="0"/>
-                <w:color w:val="1F1F1F"/>
-                <w:sz w:val="21"/>
+                <w:sz w:val="17"/>
               </w:rPr>
-              <w:t>T-025</w:t>
+              <w:t>T-035</w:t>
             </w:r>
           </w:p>
         </w:tc>
         <w:tc>
           <w:tcPr>
-            <w:tcW w:type="dxa" w:w="2851"/>
-            <w:vAlign w:val="center"/>
-            <w:tcMar>
-              <w:top w:w="85" w:type="dxa"/>
-              <w:start w:w="90" w:type="dxa"/>
-              <w:bottom w:w="85" w:type="dxa"/>
-              <w:end w:w="90" w:type="dxa"/>
-            </w:tcMar>
-            <w:tcBorders>
-              <w:top w:val="single" w:sz="6" w:space="0" w:color="D0D7DE"/>
-              <w:left w:val="single" w:sz="6" w:space="0" w:color="D0D7DE"/>
-              <w:bottom w:val="single" w:sz="6" w:space="0" w:color="D0D7DE"/>
-              <w:right w:val="single" w:sz="6" w:space="0" w:color="D0D7DE"/>
-            </w:tcBorders>
-            <w:shd w:fill="FFFFFF"/>
+            <w:tcW w:type="dxa" w:w="2074"/>
+            <w:vAlign w:val="top"/>
           </w:tcPr>
           <w:p>
-            <w:pPr>
-              <w:spacing w:after="0"/>
-              <w:jc w:val="left"/>
-            </w:pPr>
             <w:r/>
             <w:r>
               <w:rPr>
-                <w:rFonts w:ascii="Times New Roman" w:hAnsi="Times New Roman" w:eastAsia="Times New Roman"/>
                 <w:b w:val="0"/>
-                <w:i w:val="0"/>
-                <w:color w:val="1F1F1F"/>
-                <w:sz w:val="21"/>
+                <w:sz w:val="17"/>
               </w:rPr>
-              <w:t>Create architecture diagram</w:t>
+              <w:t>Record demo</w:t>
             </w:r>
           </w:p>
         </w:tc>
         <w:tc>
           <w:tcPr>
-            <w:tcW w:type="dxa" w:w="2851"/>
-            <w:vAlign w:val="center"/>
-            <w:tcMar>
-              <w:top w:w="85" w:type="dxa"/>
-              <w:start w:w="90" w:type="dxa"/>
-              <w:bottom w:w="85" w:type="dxa"/>
-              <w:end w:w="90" w:type="dxa"/>
-            </w:tcMar>
-            <w:tcBorders>
-              <w:top w:val="single" w:sz="6" w:space="0" w:color="D0D7DE"/>
-              <w:left w:val="single" w:sz="6" w:space="0" w:color="D0D7DE"/>
-              <w:bottom w:val="single" w:sz="6" w:space="0" w:color="D0D7DE"/>
-              <w:right w:val="single" w:sz="6" w:space="0" w:color="D0D7DE"/>
-            </w:tcBorders>
-            <w:shd w:fill="FFFFFF"/>
+            <w:tcW w:type="dxa" w:w="2074"/>
+            <w:vAlign w:val="top"/>
           </w:tcPr>
           <w:p>
-            <w:pPr>
-              <w:spacing w:after="0"/>
-              <w:jc w:val="left"/>
-            </w:pPr>
             <w:r/>
             <w:r>
               <w:rPr>
-                <w:rFonts w:ascii="Times New Roman" w:hAnsi="Times New Roman" w:eastAsia="Times New Roman"/>
                 <w:b w:val="0"/>
-                <w:i w:val="0"/>
-                <w:color w:val="1F1F1F"/>
-                <w:sz w:val="21"/>
+                <w:sz w:val="17"/>
               </w:rPr>
-              <w:t>Student 06</w:t>
+              <w:t>Group 2</w:t>
             </w:r>
           </w:p>
         </w:tc>
         <w:tc>
           <w:tcPr>
-            <w:tcW w:type="dxa" w:w="2851"/>
-            <w:vAlign w:val="center"/>
-            <w:tcMar>
-              <w:top w:w="85" w:type="dxa"/>
-              <w:start w:w="90" w:type="dxa"/>
-              <w:bottom w:w="85" w:type="dxa"/>
-              <w:end w:w="90" w:type="dxa"/>
-            </w:tcMar>
-            <w:tcBorders>
-              <w:top w:val="single" w:sz="6" w:space="0" w:color="D0D7DE"/>
-              <w:left w:val="single" w:sz="6" w:space="0" w:color="D0D7DE"/>
-              <w:bottom w:val="single" w:sz="6" w:space="0" w:color="D0D7DE"/>
-              <w:right w:val="single" w:sz="6" w:space="0" w:color="D0D7DE"/>
-            </w:tcBorders>
-            <w:shd w:fill="FFFFFF"/>
+            <w:tcW w:type="dxa" w:w="2074"/>
+            <w:vAlign w:val="top"/>
           </w:tcPr>
           <w:p>
-            <w:pPr>
-              <w:spacing w:after="0"/>
-              <w:jc w:val="left"/>
-            </w:pPr>
             <w:r/>
             <w:r>
               <w:rPr>
-                <w:rFonts w:ascii="Times New Roman" w:hAnsi="Times New Roman" w:eastAsia="Times New Roman"/>
                 <w:b w:val="0"/>
-                <w:i w:val="0"/>
-                <w:color w:val="1F1F1F"/>
-                <w:sz w:val="21"/>
-              </w:rPr>
-              <w:t>Medium</w:t>
-            </w:r>
-          </w:p>
-        </w:tc>
-        <w:tc>
-          <w:tcPr>
-            <w:tcW w:type="dxa" w:w="2851"/>
-            <w:vAlign w:val="center"/>
-            <w:tcMar>
-              <w:top w:w="85" w:type="dxa"/>
-              <w:start w:w="90" w:type="dxa"/>
-              <w:bottom w:w="85" w:type="dxa"/>
-              <w:end w:w="90" w:type="dxa"/>
-            </w:tcMar>
-            <w:tcBorders>
-              <w:top w:val="single" w:sz="6" w:space="0" w:color="D0D7DE"/>
-              <w:left w:val="single" w:sz="6" w:space="0" w:color="D0D7DE"/>
-              <w:bottom w:val="single" w:sz="6" w:space="0" w:color="D0D7DE"/>
-              <w:right w:val="single" w:sz="6" w:space="0" w:color="D0D7DE"/>
-            </w:tcBorders>
-            <w:shd w:fill="FFFFFF"/>
-          </w:tcPr>
-          <w:p>
-            <w:pPr>
-              <w:spacing w:after="0"/>
-              <w:jc w:val="left"/>
-            </w:pPr>
-            <w:r/>
-            <w:r>
-              <w:rPr>
-                <w:rFonts w:ascii="Times New Roman" w:hAnsi="Times New Roman" w:eastAsia="Times New Roman"/>
-                <w:b w:val="0"/>
-                <w:i w:val="0"/>
-                <w:color w:val="1F1F1F"/>
-                <w:sz w:val="21"/>
-              </w:rPr>
-              <w:t>Diagram saved under diagrams/</w:t>
-            </w:r>
-          </w:p>
-        </w:tc>
-      </w:tr>
-      <w:tr>
-        <w:trPr>
-          <w:cantSplit/>
-        </w:trPr>
-        <w:tc>
-          <w:tcPr>
-            <w:tcW w:type="dxa" w:w="2851"/>
-            <w:vAlign w:val="center"/>
-            <w:tcMar>
-              <w:top w:w="85" w:type="dxa"/>
-              <w:start w:w="90" w:type="dxa"/>
-              <w:bottom w:w="85" w:type="dxa"/>
-              <w:end w:w="90" w:type="dxa"/>
-            </w:tcMar>
-            <w:tcBorders>
-              <w:top w:val="single" w:sz="6" w:space="0" w:color="D0D7DE"/>
-              <w:left w:val="single" w:sz="6" w:space="0" w:color="D0D7DE"/>
-              <w:bottom w:val="single" w:sz="6" w:space="0" w:color="D0D7DE"/>
-              <w:right w:val="single" w:sz="6" w:space="0" w:color="D0D7DE"/>
-            </w:tcBorders>
-            <w:shd w:fill="F8FAFC"/>
-          </w:tcPr>
-          <w:p>
-            <w:pPr>
-              <w:spacing w:after="0"/>
-              <w:jc w:val="left"/>
-            </w:pPr>
-            <w:r/>
-            <w:r>
-              <w:rPr>
-                <w:rFonts w:ascii="Times New Roman" w:hAnsi="Times New Roman" w:eastAsia="Times New Roman"/>
-                <w:b w:val="0"/>
-                <w:i w:val="0"/>
-                <w:color w:val="1F1F1F"/>
-                <w:sz w:val="21"/>
-              </w:rPr>
-              <w:t>T-026</w:t>
-            </w:r>
-          </w:p>
-        </w:tc>
-        <w:tc>
-          <w:tcPr>
-            <w:tcW w:type="dxa" w:w="2851"/>
-            <w:vAlign w:val="center"/>
-            <w:tcMar>
-              <w:top w:w="85" w:type="dxa"/>
-              <w:start w:w="90" w:type="dxa"/>
-              <w:bottom w:w="85" w:type="dxa"/>
-              <w:end w:w="90" w:type="dxa"/>
-            </w:tcMar>
-            <w:tcBorders>
-              <w:top w:val="single" w:sz="6" w:space="0" w:color="D0D7DE"/>
-              <w:left w:val="single" w:sz="6" w:space="0" w:color="D0D7DE"/>
-              <w:bottom w:val="single" w:sz="6" w:space="0" w:color="D0D7DE"/>
-              <w:right w:val="single" w:sz="6" w:space="0" w:color="D0D7DE"/>
-            </w:tcBorders>
-            <w:shd w:fill="F8FAFC"/>
-          </w:tcPr>
-          <w:p>
-            <w:pPr>
-              <w:spacing w:after="0"/>
-              <w:jc w:val="left"/>
-            </w:pPr>
-            <w:r/>
-            <w:r>
-              <w:rPr>
-                <w:rFonts w:ascii="Times New Roman" w:hAnsi="Times New Roman" w:eastAsia="Times New Roman"/>
-                <w:b w:val="0"/>
-                <w:i w:val="0"/>
-                <w:color w:val="1F1F1F"/>
-                <w:sz w:val="21"/>
-              </w:rPr>
-              <w:t>Write project report</w:t>
-            </w:r>
-          </w:p>
-        </w:tc>
-        <w:tc>
-          <w:tcPr>
-            <w:tcW w:type="dxa" w:w="2851"/>
-            <w:vAlign w:val="center"/>
-            <w:tcMar>
-              <w:top w:w="85" w:type="dxa"/>
-              <w:start w:w="90" w:type="dxa"/>
-              <w:bottom w:w="85" w:type="dxa"/>
-              <w:end w:w="90" w:type="dxa"/>
-            </w:tcMar>
-            <w:tcBorders>
-              <w:top w:val="single" w:sz="6" w:space="0" w:color="D0D7DE"/>
-              <w:left w:val="single" w:sz="6" w:space="0" w:color="D0D7DE"/>
-              <w:bottom w:val="single" w:sz="6" w:space="0" w:color="D0D7DE"/>
-              <w:right w:val="single" w:sz="6" w:space="0" w:color="D0D7DE"/>
-            </w:tcBorders>
-            <w:shd w:fill="F8FAFC"/>
-          </w:tcPr>
-          <w:p>
-            <w:pPr>
-              <w:spacing w:after="0"/>
-              <w:jc w:val="left"/>
-            </w:pPr>
-            <w:r/>
-            <w:r>
-              <w:rPr>
-                <w:rFonts w:ascii="Times New Roman" w:hAnsi="Times New Roman" w:eastAsia="Times New Roman"/>
-                <w:b w:val="0"/>
-                <w:i w:val="0"/>
-                <w:color w:val="1F1F1F"/>
-                <w:sz w:val="21"/>
-              </w:rPr>
-              <w:t>All</w:t>
-            </w:r>
-          </w:p>
-        </w:tc>
-        <w:tc>
-          <w:tcPr>
-            <w:tcW w:type="dxa" w:w="2851"/>
-            <w:vAlign w:val="center"/>
-            <w:tcMar>
-              <w:top w:w="85" w:type="dxa"/>
-              <w:start w:w="90" w:type="dxa"/>
-              <w:bottom w:w="85" w:type="dxa"/>
-              <w:end w:w="90" w:type="dxa"/>
-            </w:tcMar>
-            <w:tcBorders>
-              <w:top w:val="single" w:sz="6" w:space="0" w:color="D0D7DE"/>
-              <w:left w:val="single" w:sz="6" w:space="0" w:color="D0D7DE"/>
-              <w:bottom w:val="single" w:sz="6" w:space="0" w:color="D0D7DE"/>
-              <w:right w:val="single" w:sz="6" w:space="0" w:color="D0D7DE"/>
-            </w:tcBorders>
-            <w:shd w:fill="F8FAFC"/>
-          </w:tcPr>
-          <w:p>
-            <w:pPr>
-              <w:spacing w:after="0"/>
-              <w:jc w:val="left"/>
-            </w:pPr>
-            <w:r/>
-            <w:r>
-              <w:rPr>
-                <w:rFonts w:ascii="Times New Roman" w:hAnsi="Times New Roman" w:eastAsia="Times New Roman"/>
-                <w:b w:val="0"/>
-                <w:i w:val="0"/>
-                <w:color w:val="1F1F1F"/>
-                <w:sz w:val="21"/>
+                <w:sz w:val="17"/>
               </w:rPr>
               <w:t>High</w:t>
             </w:r>
@@ -5398,333 +3152,65 @@
         </w:tc>
         <w:tc>
           <w:tcPr>
-            <w:tcW w:type="dxa" w:w="2851"/>
-            <w:vAlign w:val="center"/>
-            <w:tcMar>
-              <w:top w:w="85" w:type="dxa"/>
-              <w:start w:w="90" w:type="dxa"/>
-              <w:bottom w:w="85" w:type="dxa"/>
-              <w:end w:w="90" w:type="dxa"/>
-            </w:tcMar>
-            <w:tcBorders>
-              <w:top w:val="single" w:sz="6" w:space="0" w:color="D0D7DE"/>
-              <w:left w:val="single" w:sz="6" w:space="0" w:color="D0D7DE"/>
-              <w:bottom w:val="single" w:sz="6" w:space="0" w:color="D0D7DE"/>
-              <w:right w:val="single" w:sz="6" w:space="0" w:color="D0D7DE"/>
-            </w:tcBorders>
-            <w:shd w:fill="F8FAFC"/>
+            <w:tcW w:type="dxa" w:w="2074"/>
+            <w:vAlign w:val="top"/>
           </w:tcPr>
           <w:p>
-            <w:pPr>
-              <w:spacing w:after="0"/>
-              <w:jc w:val="left"/>
-            </w:pPr>
             <w:r/>
             <w:r>
               <w:rPr>
-                <w:rFonts w:ascii="Times New Roman" w:hAnsi="Times New Roman" w:eastAsia="Times New Roman"/>
                 <w:b w:val="0"/>
-                <w:i w:val="0"/>
-                <w:color w:val="1F1F1F"/>
-                <w:sz w:val="21"/>
+                <w:sz w:val="17"/>
               </w:rPr>
-              <w:t>Report explains datasets, models, flow, results</w:t>
+              <w:t>Demo shows upload to Supabase insert to dashboard/export with summary</w:t>
             </w:r>
           </w:p>
         </w:tc>
       </w:tr>
       <w:tr>
-        <w:trPr>
-          <w:cantSplit/>
-        </w:trPr>
         <w:tc>
           <w:tcPr>
-            <w:tcW w:type="dxa" w:w="2851"/>
-            <w:vAlign w:val="center"/>
-            <w:tcMar>
-              <w:top w:w="85" w:type="dxa"/>
-              <w:start w:w="90" w:type="dxa"/>
-              <w:bottom w:w="85" w:type="dxa"/>
-              <w:end w:w="90" w:type="dxa"/>
-            </w:tcMar>
-            <w:tcBorders>
-              <w:top w:val="single" w:sz="6" w:space="0" w:color="D0D7DE"/>
-              <w:left w:val="single" w:sz="6" w:space="0" w:color="D0D7DE"/>
-              <w:bottom w:val="single" w:sz="6" w:space="0" w:color="D0D7DE"/>
-              <w:right w:val="single" w:sz="6" w:space="0" w:color="D0D7DE"/>
-            </w:tcBorders>
-            <w:shd w:fill="FFFFFF"/>
+            <w:tcW w:type="dxa" w:w="2074"/>
+            <w:vAlign w:val="top"/>
           </w:tcPr>
           <w:p>
-            <w:pPr>
-              <w:spacing w:after="0"/>
-              <w:jc w:val="left"/>
-            </w:pPr>
             <w:r/>
             <w:r>
               <w:rPr>
-                <w:rFonts w:ascii="Times New Roman" w:hAnsi="Times New Roman" w:eastAsia="Times New Roman"/>
                 <w:b w:val="0"/>
-                <w:i w:val="0"/>
-                <w:color w:val="1F1F1F"/>
-                <w:sz w:val="21"/>
+                <w:sz w:val="17"/>
               </w:rPr>
-              <w:t>T-027</w:t>
+              <w:t>T-036</w:t>
             </w:r>
           </w:p>
         </w:tc>
         <w:tc>
           <w:tcPr>
-            <w:tcW w:type="dxa" w:w="2851"/>
-            <w:vAlign w:val="center"/>
-            <w:tcMar>
-              <w:top w:w="85" w:type="dxa"/>
-              <w:start w:w="90" w:type="dxa"/>
-              <w:bottom w:w="85" w:type="dxa"/>
-              <w:end w:w="90" w:type="dxa"/>
-            </w:tcMar>
-            <w:tcBorders>
-              <w:top w:val="single" w:sz="6" w:space="0" w:color="D0D7DE"/>
-              <w:left w:val="single" w:sz="6" w:space="0" w:color="D0D7DE"/>
-              <w:bottom w:val="single" w:sz="6" w:space="0" w:color="D0D7DE"/>
-              <w:right w:val="single" w:sz="6" w:space="0" w:color="D0D7DE"/>
-            </w:tcBorders>
-            <w:shd w:fill="FFFFFF"/>
+            <w:tcW w:type="dxa" w:w="2074"/>
+            <w:vAlign w:val="top"/>
           </w:tcPr>
           <w:p>
-            <w:pPr>
-              <w:spacing w:after="0"/>
-              <w:jc w:val="left"/>
-            </w:pPr>
             <w:r/>
             <w:r>
               <w:rPr>
-                <w:rFonts w:ascii="Times New Roman" w:hAnsi="Times New Roman" w:eastAsia="Times New Roman"/>
                 <w:b w:val="0"/>
-                <w:i w:val="0"/>
-                <w:color w:val="1F1F1F"/>
-                <w:sz w:val="21"/>
+                <w:sz w:val="17"/>
               </w:rPr>
-              <w:t>Prepare AWS no-billing plan</w:t>
+              <w:t>Fresh setup test</w:t>
             </w:r>
           </w:p>
         </w:tc>
         <w:tc>
           <w:tcPr>
-            <w:tcW w:type="dxa" w:w="2851"/>
-            <w:vAlign w:val="center"/>
-            <w:tcMar>
-              <w:top w:w="85" w:type="dxa"/>
-              <w:start w:w="90" w:type="dxa"/>
-              <w:bottom w:w="85" w:type="dxa"/>
-              <w:end w:w="90" w:type="dxa"/>
-            </w:tcMar>
-            <w:tcBorders>
-              <w:top w:val="single" w:sz="6" w:space="0" w:color="D0D7DE"/>
-              <w:left w:val="single" w:sz="6" w:space="0" w:color="D0D7DE"/>
-              <w:bottom w:val="single" w:sz="6" w:space="0" w:color="D0D7DE"/>
-              <w:right w:val="single" w:sz="6" w:space="0" w:color="D0D7DE"/>
-            </w:tcBorders>
-            <w:shd w:fill="FFFFFF"/>
+            <w:tcW w:type="dxa" w:w="2074"/>
+            <w:vAlign w:val="top"/>
           </w:tcPr>
           <w:p>
-            <w:pPr>
-              <w:spacing w:after="0"/>
-              <w:jc w:val="left"/>
-            </w:pPr>
             <w:r/>
             <w:r>
               <w:rPr>
-                <w:rFonts w:ascii="Times New Roman" w:hAnsi="Times New Roman" w:eastAsia="Times New Roman"/>
                 <w:b w:val="0"/>
-                <w:i w:val="0"/>
-                <w:color w:val="1F1F1F"/>
-                <w:sz w:val="21"/>
-              </w:rPr>
-              <w:t>Student 06</w:t>
-            </w:r>
-          </w:p>
-        </w:tc>
-        <w:tc>
-          <w:tcPr>
-            <w:tcW w:type="dxa" w:w="2851"/>
-            <w:vAlign w:val="center"/>
-            <w:tcMar>
-              <w:top w:w="85" w:type="dxa"/>
-              <w:start w:w="90" w:type="dxa"/>
-              <w:bottom w:w="85" w:type="dxa"/>
-              <w:end w:w="90" w:type="dxa"/>
-            </w:tcMar>
-            <w:tcBorders>
-              <w:top w:val="single" w:sz="6" w:space="0" w:color="D0D7DE"/>
-              <w:left w:val="single" w:sz="6" w:space="0" w:color="D0D7DE"/>
-              <w:bottom w:val="single" w:sz="6" w:space="0" w:color="D0D7DE"/>
-              <w:right w:val="single" w:sz="6" w:space="0" w:color="D0D7DE"/>
-            </w:tcBorders>
-            <w:shd w:fill="FFFFFF"/>
-          </w:tcPr>
-          <w:p>
-            <w:pPr>
-              <w:spacing w:after="0"/>
-              <w:jc w:val="left"/>
-            </w:pPr>
-            <w:r/>
-            <w:r>
-              <w:rPr>
-                <w:rFonts w:ascii="Times New Roman" w:hAnsi="Times New Roman" w:eastAsia="Times New Roman"/>
-                <w:b w:val="0"/>
-                <w:i w:val="0"/>
-                <w:color w:val="1F1F1F"/>
-                <w:sz w:val="21"/>
-              </w:rPr>
-              <w:t>Medium</w:t>
-            </w:r>
-          </w:p>
-        </w:tc>
-        <w:tc>
-          <w:tcPr>
-            <w:tcW w:type="dxa" w:w="2851"/>
-            <w:vAlign w:val="center"/>
-            <w:tcMar>
-              <w:top w:w="85" w:type="dxa"/>
-              <w:start w:w="90" w:type="dxa"/>
-              <w:bottom w:w="85" w:type="dxa"/>
-              <w:end w:w="90" w:type="dxa"/>
-            </w:tcMar>
-            <w:tcBorders>
-              <w:top w:val="single" w:sz="6" w:space="0" w:color="D0D7DE"/>
-              <w:left w:val="single" w:sz="6" w:space="0" w:color="D0D7DE"/>
-              <w:bottom w:val="single" w:sz="6" w:space="0" w:color="D0D7DE"/>
-              <w:right w:val="single" w:sz="6" w:space="0" w:color="D0D7DE"/>
-            </w:tcBorders>
-            <w:shd w:fill="FFFFFF"/>
-          </w:tcPr>
-          <w:p>
-            <w:pPr>
-              <w:spacing w:after="0"/>
-              <w:jc w:val="left"/>
-            </w:pPr>
-            <w:r/>
-            <w:r>
-              <w:rPr>
-                <w:rFonts w:ascii="Times New Roman" w:hAnsi="Times New Roman" w:eastAsia="Times New Roman"/>
-                <w:b w:val="0"/>
-                <w:i w:val="0"/>
-                <w:color w:val="1F1F1F"/>
-                <w:sz w:val="21"/>
-              </w:rPr>
-              <w:t>Plan appears in report or README</w:t>
-            </w:r>
-          </w:p>
-        </w:tc>
-      </w:tr>
-      <w:tr>
-        <w:trPr>
-          <w:cantSplit/>
-        </w:trPr>
-        <w:tc>
-          <w:tcPr>
-            <w:tcW w:type="dxa" w:w="2851"/>
-            <w:vAlign w:val="center"/>
-            <w:tcMar>
-              <w:top w:w="85" w:type="dxa"/>
-              <w:start w:w="90" w:type="dxa"/>
-              <w:bottom w:w="85" w:type="dxa"/>
-              <w:end w:w="90" w:type="dxa"/>
-            </w:tcMar>
-            <w:tcBorders>
-              <w:top w:val="single" w:sz="6" w:space="0" w:color="D0D7DE"/>
-              <w:left w:val="single" w:sz="6" w:space="0" w:color="D0D7DE"/>
-              <w:bottom w:val="single" w:sz="6" w:space="0" w:color="D0D7DE"/>
-              <w:right w:val="single" w:sz="6" w:space="0" w:color="D0D7DE"/>
-            </w:tcBorders>
-            <w:shd w:fill="F8FAFC"/>
-          </w:tcPr>
-          <w:p>
-            <w:pPr>
-              <w:spacing w:after="0"/>
-              <w:jc w:val="left"/>
-            </w:pPr>
-            <w:r/>
-            <w:r>
-              <w:rPr>
-                <w:rFonts w:ascii="Times New Roman" w:hAnsi="Times New Roman" w:eastAsia="Times New Roman"/>
-                <w:b w:val="0"/>
-                <w:i w:val="0"/>
-                <w:color w:val="1F1F1F"/>
-                <w:sz w:val="21"/>
-              </w:rPr>
-              <w:t>T-028</w:t>
-            </w:r>
-          </w:p>
-        </w:tc>
-        <w:tc>
-          <w:tcPr>
-            <w:tcW w:type="dxa" w:w="2851"/>
-            <w:vAlign w:val="center"/>
-            <w:tcMar>
-              <w:top w:w="85" w:type="dxa"/>
-              <w:start w:w="90" w:type="dxa"/>
-              <w:bottom w:w="85" w:type="dxa"/>
-              <w:end w:w="90" w:type="dxa"/>
-            </w:tcMar>
-            <w:tcBorders>
-              <w:top w:val="single" w:sz="6" w:space="0" w:color="D0D7DE"/>
-              <w:left w:val="single" w:sz="6" w:space="0" w:color="D0D7DE"/>
-              <w:bottom w:val="single" w:sz="6" w:space="0" w:color="D0D7DE"/>
-              <w:right w:val="single" w:sz="6" w:space="0" w:color="D0D7DE"/>
-            </w:tcBorders>
-            <w:shd w:fill="F8FAFC"/>
-          </w:tcPr>
-          <w:p>
-            <w:pPr>
-              <w:spacing w:after="0"/>
-              <w:jc w:val="left"/>
-            </w:pPr>
-            <w:r/>
-            <w:r>
-              <w:rPr>
-                <w:rFonts w:ascii="Times New Roman" w:hAnsi="Times New Roman" w:eastAsia="Times New Roman"/>
-                <w:b w:val="0"/>
-                <w:i w:val="0"/>
-                <w:color w:val="1F1F1F"/>
-                <w:sz w:val="21"/>
-              </w:rPr>
-              <w:t>Record demo</w:t>
-            </w:r>
-          </w:p>
-        </w:tc>
-        <w:tc>
-          <w:tcPr>
-            <w:tcW w:type="dxa" w:w="2851"/>
-            <w:vAlign w:val="center"/>
-            <w:tcMar>
-              <w:top w:w="85" w:type="dxa"/>
-              <w:start w:w="90" w:type="dxa"/>
-              <w:bottom w:w="85" w:type="dxa"/>
-              <w:end w:w="90" w:type="dxa"/>
-            </w:tcMar>
-            <w:tcBorders>
-              <w:top w:val="single" w:sz="6" w:space="0" w:color="D0D7DE"/>
-              <w:left w:val="single" w:sz="6" w:space="0" w:color="D0D7DE"/>
-              <w:bottom w:val="single" w:sz="6" w:space="0" w:color="D0D7DE"/>
-              <w:right w:val="single" w:sz="6" w:space="0" w:color="D0D7DE"/>
-            </w:tcBorders>
-            <w:shd w:fill="F8FAFC"/>
-          </w:tcPr>
-          <w:p>
-            <w:pPr>
-              <w:spacing w:after="0"/>
-              <w:jc w:val="left"/>
-            </w:pPr>
-            <w:r/>
-            <w:r>
-              <w:rPr>
-                <w:rFonts w:ascii="Times New Roman" w:hAnsi="Times New Roman" w:eastAsia="Times New Roman"/>
-                <w:b w:val="0"/>
-                <w:i w:val="0"/>
-                <w:color w:val="1F1F1F"/>
-                <w:sz w:val="21"/>
+                <w:sz w:val="17"/>
               </w:rPr>
               <w:t>Group 2</w:t>
             </w:r>
@@ -5732,35 +3218,15 @@
         </w:tc>
         <w:tc>
           <w:tcPr>
-            <w:tcW w:type="dxa" w:w="2851"/>
-            <w:vAlign w:val="center"/>
-            <w:tcMar>
-              <w:top w:w="85" w:type="dxa"/>
-              <w:start w:w="90" w:type="dxa"/>
-              <w:bottom w:w="85" w:type="dxa"/>
-              <w:end w:w="90" w:type="dxa"/>
-            </w:tcMar>
-            <w:tcBorders>
-              <w:top w:val="single" w:sz="6" w:space="0" w:color="D0D7DE"/>
-              <w:left w:val="single" w:sz="6" w:space="0" w:color="D0D7DE"/>
-              <w:bottom w:val="single" w:sz="6" w:space="0" w:color="D0D7DE"/>
-              <w:right w:val="single" w:sz="6" w:space="0" w:color="D0D7DE"/>
-            </w:tcBorders>
-            <w:shd w:fill="F8FAFC"/>
+            <w:tcW w:type="dxa" w:w="2074"/>
+            <w:vAlign w:val="top"/>
           </w:tcPr>
           <w:p>
-            <w:pPr>
-              <w:spacing w:after="0"/>
-              <w:jc w:val="left"/>
-            </w:pPr>
             <w:r/>
             <w:r>
               <w:rPr>
-                <w:rFonts w:ascii="Times New Roman" w:hAnsi="Times New Roman" w:eastAsia="Times New Roman"/>
                 <w:b w:val="0"/>
-                <w:i w:val="0"/>
-                <w:color w:val="1F1F1F"/>
-                <w:sz w:val="21"/>
+                <w:sz w:val="17"/>
               </w:rPr>
               <w:t>High</w:t>
             </w:r>
@@ -5768,148 +3234,65 @@
         </w:tc>
         <w:tc>
           <w:tcPr>
-            <w:tcW w:type="dxa" w:w="2851"/>
-            <w:vAlign w:val="center"/>
-            <w:tcMar>
-              <w:top w:w="85" w:type="dxa"/>
-              <w:start w:w="90" w:type="dxa"/>
-              <w:bottom w:w="85" w:type="dxa"/>
-              <w:end w:w="90" w:type="dxa"/>
-            </w:tcMar>
-            <w:tcBorders>
-              <w:top w:val="single" w:sz="6" w:space="0" w:color="D0D7DE"/>
-              <w:left w:val="single" w:sz="6" w:space="0" w:color="D0D7DE"/>
-              <w:bottom w:val="single" w:sz="6" w:space="0" w:color="D0D7DE"/>
-              <w:right w:val="single" w:sz="6" w:space="0" w:color="D0D7DE"/>
-            </w:tcBorders>
-            <w:shd w:fill="F8FAFC"/>
+            <w:tcW w:type="dxa" w:w="2074"/>
+            <w:vAlign w:val="top"/>
           </w:tcPr>
           <w:p>
-            <w:pPr>
-              <w:spacing w:after="0"/>
-              <w:jc w:val="left"/>
-            </w:pPr>
             <w:r/>
             <w:r>
               <w:rPr>
-                <w:rFonts w:ascii="Times New Roman" w:hAnsi="Times New Roman" w:eastAsia="Times New Roman"/>
                 <w:b w:val="0"/>
-                <w:i w:val="0"/>
-                <w:color w:val="1F1F1F"/>
-                <w:sz w:val="21"/>
+                <w:sz w:val="17"/>
               </w:rPr>
-              <w:t>Demo shows raw input to final dashboard</w:t>
+              <w:t>Another laptop/account can run documented demo</w:t>
             </w:r>
           </w:p>
         </w:tc>
       </w:tr>
       <w:tr>
-        <w:trPr>
-          <w:cantSplit/>
-        </w:trPr>
         <w:tc>
           <w:tcPr>
-            <w:tcW w:type="dxa" w:w="2851"/>
-            <w:vAlign w:val="center"/>
-            <w:tcMar>
-              <w:top w:w="85" w:type="dxa"/>
-              <w:start w:w="90" w:type="dxa"/>
-              <w:bottom w:w="85" w:type="dxa"/>
-              <w:end w:w="90" w:type="dxa"/>
-            </w:tcMar>
-            <w:tcBorders>
-              <w:top w:val="single" w:sz="6" w:space="0" w:color="D0D7DE"/>
-              <w:left w:val="single" w:sz="6" w:space="0" w:color="D0D7DE"/>
-              <w:bottom w:val="single" w:sz="6" w:space="0" w:color="D0D7DE"/>
-              <w:right w:val="single" w:sz="6" w:space="0" w:color="D0D7DE"/>
-            </w:tcBorders>
-            <w:shd w:fill="FFFFFF"/>
+            <w:tcW w:type="dxa" w:w="2074"/>
+            <w:vAlign w:val="top"/>
           </w:tcPr>
           <w:p>
-            <w:pPr>
-              <w:spacing w:after="0"/>
-              <w:jc w:val="left"/>
-            </w:pPr>
             <w:r/>
             <w:r>
               <w:rPr>
-                <w:rFonts w:ascii="Times New Roman" w:hAnsi="Times New Roman" w:eastAsia="Times New Roman"/>
                 <w:b w:val="0"/>
-                <w:i w:val="0"/>
-                <w:color w:val="1F1F1F"/>
-                <w:sz w:val="21"/>
+                <w:sz w:val="17"/>
               </w:rPr>
-              <w:t>T-029</w:t>
+              <w:t>T-037</w:t>
             </w:r>
           </w:p>
         </w:tc>
         <w:tc>
           <w:tcPr>
-            <w:tcW w:type="dxa" w:w="2851"/>
-            <w:vAlign w:val="center"/>
-            <w:tcMar>
-              <w:top w:w="85" w:type="dxa"/>
-              <w:start w:w="90" w:type="dxa"/>
-              <w:bottom w:w="85" w:type="dxa"/>
-              <w:end w:w="90" w:type="dxa"/>
-            </w:tcMar>
-            <w:tcBorders>
-              <w:top w:val="single" w:sz="6" w:space="0" w:color="D0D7DE"/>
-              <w:left w:val="single" w:sz="6" w:space="0" w:color="D0D7DE"/>
-              <w:bottom w:val="single" w:sz="6" w:space="0" w:color="D0D7DE"/>
-              <w:right w:val="single" w:sz="6" w:space="0" w:color="D0D7DE"/>
-            </w:tcBorders>
-            <w:shd w:fill="FFFFFF"/>
+            <w:tcW w:type="dxa" w:w="2074"/>
+            <w:vAlign w:val="top"/>
           </w:tcPr>
           <w:p>
-            <w:pPr>
-              <w:spacing w:after="0"/>
-              <w:jc w:val="left"/>
-            </w:pPr>
             <w:r/>
             <w:r>
               <w:rPr>
-                <w:rFonts w:ascii="Times New Roman" w:hAnsi="Times New Roman" w:eastAsia="Times New Roman"/>
                 <w:b w:val="0"/>
-                <w:i w:val="0"/>
-                <w:color w:val="1F1F1F"/>
-                <w:sz w:val="21"/>
+                <w:sz w:val="17"/>
               </w:rPr>
-              <w:t>Fresh setup test</w:t>
+              <w:t>Freeze final submission</w:t>
             </w:r>
           </w:p>
         </w:tc>
         <w:tc>
           <w:tcPr>
-            <w:tcW w:type="dxa" w:w="2851"/>
-            <w:vAlign w:val="center"/>
-            <w:tcMar>
-              <w:top w:w="85" w:type="dxa"/>
-              <w:start w:w="90" w:type="dxa"/>
-              <w:bottom w:w="85" w:type="dxa"/>
-              <w:end w:w="90" w:type="dxa"/>
-            </w:tcMar>
-            <w:tcBorders>
-              <w:top w:val="single" w:sz="6" w:space="0" w:color="D0D7DE"/>
-              <w:left w:val="single" w:sz="6" w:space="0" w:color="D0D7DE"/>
-              <w:bottom w:val="single" w:sz="6" w:space="0" w:color="D0D7DE"/>
-              <w:right w:val="single" w:sz="6" w:space="0" w:color="D0D7DE"/>
-            </w:tcBorders>
-            <w:shd w:fill="FFFFFF"/>
+            <w:tcW w:type="dxa" w:w="2074"/>
+            <w:vAlign w:val="top"/>
           </w:tcPr>
           <w:p>
-            <w:pPr>
-              <w:spacing w:after="0"/>
-              <w:jc w:val="left"/>
-            </w:pPr>
             <w:r/>
             <w:r>
               <w:rPr>
-                <w:rFonts w:ascii="Times New Roman" w:hAnsi="Times New Roman" w:eastAsia="Times New Roman"/>
                 <w:b w:val="0"/>
-                <w:i w:val="0"/>
-                <w:color w:val="1F1F1F"/>
-                <w:sz w:val="21"/>
+                <w:sz w:val="17"/>
               </w:rPr>
               <w:t>Group 2</w:t>
             </w:r>
@@ -5917,35 +3300,15 @@
         </w:tc>
         <w:tc>
           <w:tcPr>
-            <w:tcW w:type="dxa" w:w="2851"/>
-            <w:vAlign w:val="center"/>
-            <w:tcMar>
-              <w:top w:w="85" w:type="dxa"/>
-              <w:start w:w="90" w:type="dxa"/>
-              <w:bottom w:w="85" w:type="dxa"/>
-              <w:end w:w="90" w:type="dxa"/>
-            </w:tcMar>
-            <w:tcBorders>
-              <w:top w:val="single" w:sz="6" w:space="0" w:color="D0D7DE"/>
-              <w:left w:val="single" w:sz="6" w:space="0" w:color="D0D7DE"/>
-              <w:bottom w:val="single" w:sz="6" w:space="0" w:color="D0D7DE"/>
-              <w:right w:val="single" w:sz="6" w:space="0" w:color="D0D7DE"/>
-            </w:tcBorders>
-            <w:shd w:fill="FFFFFF"/>
+            <w:tcW w:type="dxa" w:w="2074"/>
+            <w:vAlign w:val="top"/>
           </w:tcPr>
           <w:p>
-            <w:pPr>
-              <w:spacing w:after="0"/>
-              <w:jc w:val="left"/>
-            </w:pPr>
             <w:r/>
             <w:r>
               <w:rPr>
-                <w:rFonts w:ascii="Times New Roman" w:hAnsi="Times New Roman" w:eastAsia="Times New Roman"/>
                 <w:b w:val="0"/>
-                <w:i w:val="0"/>
-                <w:color w:val="1F1F1F"/>
-                <w:sz w:val="21"/>
+                <w:sz w:val="17"/>
               </w:rPr>
               <w:t>High</w:t>
             </w:r>
@@ -5953,222 +3316,17 @@
         </w:tc>
         <w:tc>
           <w:tcPr>
-            <w:tcW w:type="dxa" w:w="2851"/>
-            <w:vAlign w:val="center"/>
-            <w:tcMar>
-              <w:top w:w="85" w:type="dxa"/>
-              <w:start w:w="90" w:type="dxa"/>
-              <w:bottom w:w="85" w:type="dxa"/>
-              <w:end w:w="90" w:type="dxa"/>
-            </w:tcMar>
-            <w:tcBorders>
-              <w:top w:val="single" w:sz="6" w:space="0" w:color="D0D7DE"/>
-              <w:left w:val="single" w:sz="6" w:space="0" w:color="D0D7DE"/>
-              <w:bottom w:val="single" w:sz="6" w:space="0" w:color="D0D7DE"/>
-              <w:right w:val="single" w:sz="6" w:space="0" w:color="D0D7DE"/>
-            </w:tcBorders>
-            <w:shd w:fill="FFFFFF"/>
+            <w:tcW w:type="dxa" w:w="2074"/>
+            <w:vAlign w:val="top"/>
           </w:tcPr>
           <w:p>
-            <w:pPr>
-              <w:spacing w:after="0"/>
-              <w:jc w:val="left"/>
-            </w:pPr>
             <w:r/>
             <w:r>
               <w:rPr>
-                <w:rFonts w:ascii="Times New Roman" w:hAnsi="Times New Roman" w:eastAsia="Times New Roman"/>
                 <w:b w:val="0"/>
-                <w:i w:val="0"/>
-                <w:color w:val="1F1F1F"/>
-                <w:sz w:val="21"/>
+                <w:sz w:val="17"/>
               </w:rPr>
-              <w:t>Another laptop/account can run documented demo</w:t>
-            </w:r>
-          </w:p>
-        </w:tc>
-      </w:tr>
-      <w:tr>
-        <w:trPr>
-          <w:cantSplit/>
-        </w:trPr>
-        <w:tc>
-          <w:tcPr>
-            <w:tcW w:type="dxa" w:w="2851"/>
-            <w:vAlign w:val="center"/>
-            <w:tcMar>
-              <w:top w:w="85" w:type="dxa"/>
-              <w:start w:w="90" w:type="dxa"/>
-              <w:bottom w:w="85" w:type="dxa"/>
-              <w:end w:w="90" w:type="dxa"/>
-            </w:tcMar>
-            <w:tcBorders>
-              <w:top w:val="single" w:sz="6" w:space="0" w:color="D0D7DE"/>
-              <w:left w:val="single" w:sz="6" w:space="0" w:color="D0D7DE"/>
-              <w:bottom w:val="single" w:sz="6" w:space="0" w:color="D0D7DE"/>
-              <w:right w:val="single" w:sz="6" w:space="0" w:color="D0D7DE"/>
-            </w:tcBorders>
-            <w:shd w:fill="F8FAFC"/>
-          </w:tcPr>
-          <w:p>
-            <w:pPr>
-              <w:spacing w:after="0"/>
-              <w:jc w:val="left"/>
-            </w:pPr>
-            <w:r/>
-            <w:r>
-              <w:rPr>
-                <w:rFonts w:ascii="Times New Roman" w:hAnsi="Times New Roman" w:eastAsia="Times New Roman"/>
-                <w:b w:val="0"/>
-                <w:i w:val="0"/>
-                <w:color w:val="1F1F1F"/>
-                <w:sz w:val="21"/>
-              </w:rPr>
-              <w:t>T-030</w:t>
-            </w:r>
-          </w:p>
-        </w:tc>
-        <w:tc>
-          <w:tcPr>
-            <w:tcW w:type="dxa" w:w="2851"/>
-            <w:vAlign w:val="center"/>
-            <w:tcMar>
-              <w:top w:w="85" w:type="dxa"/>
-              <w:start w:w="90" w:type="dxa"/>
-              <w:bottom w:w="85" w:type="dxa"/>
-              <w:end w:w="90" w:type="dxa"/>
-            </w:tcMar>
-            <w:tcBorders>
-              <w:top w:val="single" w:sz="6" w:space="0" w:color="D0D7DE"/>
-              <w:left w:val="single" w:sz="6" w:space="0" w:color="D0D7DE"/>
-              <w:bottom w:val="single" w:sz="6" w:space="0" w:color="D0D7DE"/>
-              <w:right w:val="single" w:sz="6" w:space="0" w:color="D0D7DE"/>
-            </w:tcBorders>
-            <w:shd w:fill="F8FAFC"/>
-          </w:tcPr>
-          <w:p>
-            <w:pPr>
-              <w:spacing w:after="0"/>
-              <w:jc w:val="left"/>
-            </w:pPr>
-            <w:r/>
-            <w:r>
-              <w:rPr>
-                <w:rFonts w:ascii="Times New Roman" w:hAnsi="Times New Roman" w:eastAsia="Times New Roman"/>
-                <w:b w:val="0"/>
-                <w:i w:val="0"/>
-                <w:color w:val="1F1F1F"/>
-                <w:sz w:val="21"/>
-              </w:rPr>
-              <w:t>Freeze final submission</w:t>
-            </w:r>
-          </w:p>
-        </w:tc>
-        <w:tc>
-          <w:tcPr>
-            <w:tcW w:type="dxa" w:w="2851"/>
-            <w:vAlign w:val="center"/>
-            <w:tcMar>
-              <w:top w:w="85" w:type="dxa"/>
-              <w:start w:w="90" w:type="dxa"/>
-              <w:bottom w:w="85" w:type="dxa"/>
-              <w:end w:w="90" w:type="dxa"/>
-            </w:tcMar>
-            <w:tcBorders>
-              <w:top w:val="single" w:sz="6" w:space="0" w:color="D0D7DE"/>
-              <w:left w:val="single" w:sz="6" w:space="0" w:color="D0D7DE"/>
-              <w:bottom w:val="single" w:sz="6" w:space="0" w:color="D0D7DE"/>
-              <w:right w:val="single" w:sz="6" w:space="0" w:color="D0D7DE"/>
-            </w:tcBorders>
-            <w:shd w:fill="F8FAFC"/>
-          </w:tcPr>
-          <w:p>
-            <w:pPr>
-              <w:spacing w:after="0"/>
-              <w:jc w:val="left"/>
-            </w:pPr>
-            <w:r/>
-            <w:r>
-              <w:rPr>
-                <w:rFonts w:ascii="Times New Roman" w:hAnsi="Times New Roman" w:eastAsia="Times New Roman"/>
-                <w:b w:val="0"/>
-                <w:i w:val="0"/>
-                <w:color w:val="1F1F1F"/>
-                <w:sz w:val="21"/>
-              </w:rPr>
-              <w:t>Group 2</w:t>
-            </w:r>
-          </w:p>
-        </w:tc>
-        <w:tc>
-          <w:tcPr>
-            <w:tcW w:type="dxa" w:w="2851"/>
-            <w:vAlign w:val="center"/>
-            <w:tcMar>
-              <w:top w:w="85" w:type="dxa"/>
-              <w:start w:w="90" w:type="dxa"/>
-              <w:bottom w:w="85" w:type="dxa"/>
-              <w:end w:w="90" w:type="dxa"/>
-            </w:tcMar>
-            <w:tcBorders>
-              <w:top w:val="single" w:sz="6" w:space="0" w:color="D0D7DE"/>
-              <w:left w:val="single" w:sz="6" w:space="0" w:color="D0D7DE"/>
-              <w:bottom w:val="single" w:sz="6" w:space="0" w:color="D0D7DE"/>
-              <w:right w:val="single" w:sz="6" w:space="0" w:color="D0D7DE"/>
-            </w:tcBorders>
-            <w:shd w:fill="F8FAFC"/>
-          </w:tcPr>
-          <w:p>
-            <w:pPr>
-              <w:spacing w:after="0"/>
-              <w:jc w:val="left"/>
-            </w:pPr>
-            <w:r/>
-            <w:r>
-              <w:rPr>
-                <w:rFonts w:ascii="Times New Roman" w:hAnsi="Times New Roman" w:eastAsia="Times New Roman"/>
-                <w:b w:val="0"/>
-                <w:i w:val="0"/>
-                <w:color w:val="1F1F1F"/>
-                <w:sz w:val="21"/>
-              </w:rPr>
-              <w:t>High</w:t>
-            </w:r>
-          </w:p>
-        </w:tc>
-        <w:tc>
-          <w:tcPr>
-            <w:tcW w:type="dxa" w:w="2851"/>
-            <w:vAlign w:val="center"/>
-            <w:tcMar>
-              <w:top w:w="85" w:type="dxa"/>
-              <w:start w:w="90" w:type="dxa"/>
-              <w:bottom w:w="85" w:type="dxa"/>
-              <w:end w:w="90" w:type="dxa"/>
-            </w:tcMar>
-            <w:tcBorders>
-              <w:top w:val="single" w:sz="6" w:space="0" w:color="D0D7DE"/>
-              <w:left w:val="single" w:sz="6" w:space="0" w:color="D0D7DE"/>
-              <w:bottom w:val="single" w:sz="6" w:space="0" w:color="D0D7DE"/>
-              <w:right w:val="single" w:sz="6" w:space="0" w:color="D0D7DE"/>
-            </w:tcBorders>
-            <w:shd w:fill="F8FAFC"/>
-          </w:tcPr>
-          <w:p>
-            <w:pPr>
-              <w:spacing w:after="0"/>
-              <w:jc w:val="left"/>
-            </w:pPr>
-            <w:r/>
-            <w:r>
-              <w:rPr>
-                <w:rFonts w:ascii="Times New Roman" w:hAnsi="Times New Roman" w:eastAsia="Times New Roman"/>
-                <w:b w:val="0"/>
-                <w:i w:val="0"/>
-                <w:color w:val="1F1F1F"/>
-                <w:sz w:val="21"/>
-              </w:rPr>
-              <w:t>Repo, report, diagram, CSV, and demo are ready</w:t>
+              <w:t>Repo, docs, report, diagram, Supabase SQL, CSV export, and demo are ready</w:t>
             </w:r>
           </w:p>
         </w:tc>
@@ -6177,204 +3335,1101 @@
     <w:p/>
     <w:p>
       <w:pPr>
-        <w:pStyle w:val="Heading1"/>
-        <w:pBdr>
-          <w:bottom w:val="single" w:sz="6" w:space="4" w:color="D9EAF7"/>
-        </w:pBdr>
+        <w:pStyle w:val="Heading2"/>
       </w:pPr>
       <w:r>
-        <w:rPr>
-          <w:rFonts w:ascii="Times New Roman" w:hAnsi="Times New Roman" w:eastAsia="Times New Roman"/>
-          <w:b/>
-          <w:i w:val="0"/>
-          <w:color w:val="12385B"/>
-          <w:sz w:val="36"/>
-        </w:rPr>
-        <w:t>Recommended Work Order</w:t>
+        <w:t>3. Recommended Work Order</w:t>
       </w:r>
     </w:p>
+    <w:tbl>
+      <w:tblPr>
+        <w:tblStyle w:val="TableGrid"/>
+        <w:tblW w:type="auto" w:w="0"/>
+        <w:jc w:val="center"/>
+        <w:tblLook w:firstColumn="1" w:firstRow="1" w:lastColumn="0" w:lastRow="0" w:noHBand="0" w:noVBand="1" w:val="04A0"/>
+      </w:tblPr>
+      <w:tblGrid>
+        <w:gridCol w:w="5184"/>
+        <w:gridCol w:w="5184"/>
+      </w:tblGrid>
+      <w:tr>
+        <w:tc>
+          <w:tcPr>
+            <w:tcW w:type="dxa" w:w="5184"/>
+            <w:shd w:fill="D9EAF7"/>
+            <w:vAlign w:val="center"/>
+          </w:tcPr>
+          <w:p>
+            <w:r/>
+            <w:r>
+              <w:rPr>
+                <w:b/>
+                <w:sz w:val="17"/>
+              </w:rPr>
+              <w:t>Order</w:t>
+            </w:r>
+          </w:p>
+        </w:tc>
+        <w:tc>
+          <w:tcPr>
+            <w:tcW w:type="dxa" w:w="5184"/>
+            <w:shd w:fill="D9EAF7"/>
+            <w:vAlign w:val="center"/>
+          </w:tcPr>
+          <w:p>
+            <w:r/>
+            <w:r>
+              <w:rPr>
+                <w:b/>
+                <w:sz w:val="17"/>
+              </w:rPr>
+              <w:t>Work</w:t>
+            </w:r>
+          </w:p>
+        </w:tc>
+      </w:tr>
+      <w:tr>
+        <w:tc>
+          <w:tcPr>
+            <w:tcW w:type="dxa" w:w="5184"/>
+            <w:vAlign w:val="top"/>
+          </w:tcPr>
+          <w:p>
+            <w:r/>
+            <w:r>
+              <w:rPr>
+                <w:b w:val="0"/>
+                <w:sz w:val="17"/>
+              </w:rPr>
+              <w:t>1</w:t>
+            </w:r>
+          </w:p>
+        </w:tc>
+        <w:tc>
+          <w:tcPr>
+            <w:tcW w:type="dxa" w:w="5184"/>
+            <w:vAlign w:val="top"/>
+          </w:tcPr>
+          <w:p>
+            <w:r/>
+            <w:r>
+              <w:rPr>
+                <w:b w:val="0"/>
+                <w:sz w:val="17"/>
+              </w:rPr>
+              <w:t>Create repo skeleton, requirements, .env.example, and Supabase SQL</w:t>
+            </w:r>
+          </w:p>
+        </w:tc>
+      </w:tr>
+      <w:tr>
+        <w:tc>
+          <w:tcPr>
+            <w:tcW w:type="dxa" w:w="5184"/>
+            <w:vAlign w:val="top"/>
+          </w:tcPr>
+          <w:p>
+            <w:r/>
+            <w:r>
+              <w:rPr>
+                <w:b w:val="0"/>
+                <w:sz w:val="17"/>
+              </w:rPr>
+              <w:t>2</w:t>
+            </w:r>
+          </w:p>
+        </w:tc>
+        <w:tc>
+          <w:tcPr>
+            <w:tcW w:type="dxa" w:w="5184"/>
+            <w:vAlign w:val="top"/>
+          </w:tcPr>
+          <w:p>
+            <w:r/>
+            <w:r>
+              <w:rPr>
+                <w:b w:val="0"/>
+                <w:sz w:val="17"/>
+              </w:rPr>
+              <w:t>Build Streamlit upload UI and file type detector</w:t>
+            </w:r>
+          </w:p>
+        </w:tc>
+      </w:tr>
+      <w:tr>
+        <w:tc>
+          <w:tcPr>
+            <w:tcW w:type="dxa" w:w="5184"/>
+            <w:vAlign w:val="top"/>
+          </w:tcPr>
+          <w:p>
+            <w:r/>
+            <w:r>
+              <w:rPr>
+                <w:b w:val="0"/>
+                <w:sz w:val="17"/>
+              </w:rPr>
+              <w:t>3</w:t>
+            </w:r>
+          </w:p>
+        </w:tc>
+        <w:tc>
+          <w:tcPr>
+            <w:tcW w:type="dxa" w:w="5184"/>
+            <w:vAlign w:val="top"/>
+          </w:tcPr>
+          <w:p>
+            <w:r/>
+            <w:r>
+              <w:rPr>
+                <w:b w:val="0"/>
+                <w:sz w:val="17"/>
+              </w:rPr>
+              <w:t>Build each modality processor independently with the extractor DataFrame schema</w:t>
+            </w:r>
+          </w:p>
+        </w:tc>
+      </w:tr>
+      <w:tr>
+        <w:tc>
+          <w:tcPr>
+            <w:tcW w:type="dxa" w:w="5184"/>
+            <w:vAlign w:val="top"/>
+          </w:tcPr>
+          <w:p>
+            <w:r/>
+            <w:r>
+              <w:rPr>
+                <w:b w:val="0"/>
+                <w:sz w:val="17"/>
+              </w:rPr>
+              <w:t>4</w:t>
+            </w:r>
+          </w:p>
+        </w:tc>
+        <w:tc>
+          <w:tcPr>
+            <w:tcW w:type="dxa" w:w="5184"/>
+            <w:vAlign w:val="top"/>
+          </w:tcPr>
+          <w:p>
+            <w:r/>
+            <w:r>
+              <w:rPr>
+                <w:b w:val="0"/>
+                <w:sz w:val="17"/>
+              </w:rPr>
+              <w:t>Build Student 6 integration and severity normalization</w:t>
+            </w:r>
+          </w:p>
+        </w:tc>
+      </w:tr>
+      <w:tr>
+        <w:tc>
+          <w:tcPr>
+            <w:tcW w:type="dxa" w:w="5184"/>
+            <w:vAlign w:val="top"/>
+          </w:tcPr>
+          <w:p>
+            <w:r/>
+            <w:r>
+              <w:rPr>
+                <w:b w:val="0"/>
+                <w:sz w:val="17"/>
+              </w:rPr>
+              <w:t>5</w:t>
+            </w:r>
+          </w:p>
+        </w:tc>
+        <w:tc>
+          <w:tcPr>
+            <w:tcW w:type="dxa" w:w="5184"/>
+            <w:vAlign w:val="top"/>
+          </w:tcPr>
+          <w:p>
+            <w:r/>
+            <w:r>
+              <w:rPr>
+                <w:b w:val="0"/>
+                <w:sz w:val="17"/>
+              </w:rPr>
+              <w:t>Build separate `src/llm_summarizer/` folder with fallback summary first</w:t>
+            </w:r>
+          </w:p>
+        </w:tc>
+      </w:tr>
+      <w:tr>
+        <w:tc>
+          <w:tcPr>
+            <w:tcW w:type="dxa" w:w="5184"/>
+            <w:vAlign w:val="top"/>
+          </w:tcPr>
+          <w:p>
+            <w:r/>
+            <w:r>
+              <w:rPr>
+                <w:b w:val="0"/>
+                <w:sz w:val="17"/>
+              </w:rPr>
+              <w:t>6</w:t>
+            </w:r>
+          </w:p>
+        </w:tc>
+        <w:tc>
+          <w:tcPr>
+            <w:tcW w:type="dxa" w:w="5184"/>
+            <w:vAlign w:val="top"/>
+          </w:tcPr>
+          <w:p>
+            <w:r/>
+            <w:r>
+              <w:rPr>
+                <w:b w:val="0"/>
+                <w:sz w:val="17"/>
+              </w:rPr>
+              <w:t>Connect Student 6 integration output to the LLM summary function</w:t>
+            </w:r>
+          </w:p>
+        </w:tc>
+      </w:tr>
+      <w:tr>
+        <w:tc>
+          <w:tcPr>
+            <w:tcW w:type="dxa" w:w="5184"/>
+            <w:vAlign w:val="top"/>
+          </w:tcPr>
+          <w:p>
+            <w:r/>
+            <w:r>
+              <w:rPr>
+                <w:b w:val="0"/>
+                <w:sz w:val="17"/>
+              </w:rPr>
+              <w:t>7</w:t>
+            </w:r>
+          </w:p>
+        </w:tc>
+        <w:tc>
+          <w:tcPr>
+            <w:tcW w:type="dxa" w:w="5184"/>
+            <w:vAlign w:val="top"/>
+          </w:tcPr>
+          <w:p>
+            <w:r/>
+            <w:r>
+              <w:rPr>
+                <w:b w:val="0"/>
+                <w:sz w:val="17"/>
+              </w:rPr>
+              <w:t>Build schema validators and ID generator</w:t>
+            </w:r>
+          </w:p>
+        </w:tc>
+      </w:tr>
+      <w:tr>
+        <w:tc>
+          <w:tcPr>
+            <w:tcW w:type="dxa" w:w="5184"/>
+            <w:vAlign w:val="top"/>
+          </w:tcPr>
+          <w:p>
+            <w:r/>
+            <w:r>
+              <w:rPr>
+                <w:b w:val="0"/>
+                <w:sz w:val="17"/>
+              </w:rPr>
+              <w:t>8</w:t>
+            </w:r>
+          </w:p>
+        </w:tc>
+        <w:tc>
+          <w:tcPr>
+            <w:tcW w:type="dxa" w:w="5184"/>
+            <w:vAlign w:val="top"/>
+          </w:tcPr>
+          <w:p>
+            <w:r/>
+            <w:r>
+              <w:rPr>
+                <w:b w:val="0"/>
+                <w:sz w:val="17"/>
+              </w:rPr>
+              <w:t>Build Supabase insert/query wrapper</w:t>
+            </w:r>
+          </w:p>
+        </w:tc>
+      </w:tr>
+      <w:tr>
+        <w:tc>
+          <w:tcPr>
+            <w:tcW w:type="dxa" w:w="5184"/>
+            <w:vAlign w:val="top"/>
+          </w:tcPr>
+          <w:p>
+            <w:r/>
+            <w:r>
+              <w:rPr>
+                <w:b w:val="0"/>
+                <w:sz w:val="17"/>
+              </w:rPr>
+              <w:t>9</w:t>
+            </w:r>
+          </w:p>
+        </w:tc>
+        <w:tc>
+          <w:tcPr>
+            <w:tcW w:type="dxa" w:w="5184"/>
+            <w:vAlign w:val="top"/>
+          </w:tcPr>
+          <w:p>
+            <w:r/>
+            <w:r>
+              <w:rPr>
+                <w:b w:val="0"/>
+                <w:sz w:val="17"/>
+              </w:rPr>
+              <w:t>Connect full upload -&gt; process -&gt; integrate -&gt; summarize -&gt; ID -&gt; insert flow</w:t>
+            </w:r>
+          </w:p>
+        </w:tc>
+      </w:tr>
+      <w:tr>
+        <w:tc>
+          <w:tcPr>
+            <w:tcW w:type="dxa" w:w="5184"/>
+            <w:vAlign w:val="top"/>
+          </w:tcPr>
+          <w:p>
+            <w:r/>
+            <w:r>
+              <w:rPr>
+                <w:b w:val="0"/>
+                <w:sz w:val="17"/>
+              </w:rPr>
+              <w:t>10</w:t>
+            </w:r>
+          </w:p>
+        </w:tc>
+        <w:tc>
+          <w:tcPr>
+            <w:tcW w:type="dxa" w:w="5184"/>
+            <w:vAlign w:val="top"/>
+          </w:tcPr>
+          <w:p>
+            <w:r/>
+            <w:r>
+              <w:rPr>
+                <w:b w:val="0"/>
+                <w:sz w:val="17"/>
+              </w:rPr>
+              <w:t>Build dashboard filters, selected incident summary display, and final CSV export</w:t>
+            </w:r>
+          </w:p>
+        </w:tc>
+      </w:tr>
+      <w:tr>
+        <w:tc>
+          <w:tcPr>
+            <w:tcW w:type="dxa" w:w="5184"/>
+            <w:vAlign w:val="top"/>
+          </w:tcPr>
+          <w:p>
+            <w:r/>
+            <w:r>
+              <w:rPr>
+                <w:b w:val="0"/>
+                <w:sz w:val="17"/>
+              </w:rPr>
+              <w:t>11</w:t>
+            </w:r>
+          </w:p>
+        </w:tc>
+        <w:tc>
+          <w:tcPr>
+            <w:tcW w:type="dxa" w:w="5184"/>
+            <w:vAlign w:val="top"/>
+          </w:tcPr>
+          <w:p>
+            <w:r/>
+            <w:r>
+              <w:rPr>
+                <w:b w:val="0"/>
+                <w:sz w:val="17"/>
+              </w:rPr>
+              <w:t>Add tests for schemas, LLM fallback, IDs, Supabase mapping, and dashboard smoke run</w:t>
+            </w:r>
+          </w:p>
+        </w:tc>
+      </w:tr>
+      <w:tr>
+        <w:tc>
+          <w:tcPr>
+            <w:tcW w:type="dxa" w:w="5184"/>
+            <w:vAlign w:val="top"/>
+          </w:tcPr>
+          <w:p>
+            <w:r/>
+            <w:r>
+              <w:rPr>
+                <w:b w:val="0"/>
+                <w:sz w:val="17"/>
+              </w:rPr>
+              <w:t>12</w:t>
+            </w:r>
+          </w:p>
+        </w:tc>
+        <w:tc>
+          <w:tcPr>
+            <w:tcW w:type="dxa" w:w="5184"/>
+            <w:vAlign w:val="top"/>
+          </w:tcPr>
+          <w:p>
+            <w:r/>
+            <w:r>
+              <w:rPr>
+                <w:b w:val="0"/>
+                <w:sz w:val="17"/>
+              </w:rPr>
+              <w:t>Create architecture diagram, write report, test fresh setup, and record final demo</w:t>
+            </w:r>
+          </w:p>
+        </w:tc>
+      </w:tr>
+    </w:tbl>
+    <w:p/>
     <w:p>
       <w:pPr>
-        <w:pStyle w:val="ListNumber"/>
+        <w:pStyle w:val="Heading2"/>
       </w:pPr>
       <w:r>
-        <w:rPr>
-          <w:rFonts w:ascii="Times New Roman" w:hAnsi="Times New Roman" w:eastAsia="Times New Roman"/>
-          <w:b w:val="0"/>
-          <w:i w:val="0"/>
-          <w:sz w:val="26"/>
-        </w:rPr>
-        <w:t>Finish repo skeleton and data layout.</w:t>
+        <w:t>4. LLM Summarizer Implementation Checklist</w:t>
       </w:r>
     </w:p>
+    <w:tbl>
+      <w:tblPr>
+        <w:tblStyle w:val="TableGrid"/>
+        <w:tblW w:type="auto" w:w="0"/>
+        <w:jc w:val="center"/>
+        <w:tblLook w:firstColumn="1" w:firstRow="1" w:lastColumn="0" w:lastRow="0" w:noHBand="0" w:noVBand="1" w:val="04A0"/>
+      </w:tblPr>
+      <w:tblGrid>
+        <w:gridCol w:w="5184"/>
+        <w:gridCol w:w="5184"/>
+      </w:tblGrid>
+      <w:tr>
+        <w:tc>
+          <w:tcPr>
+            <w:tcW w:type="dxa" w:w="5184"/>
+            <w:shd w:fill="D9EAF7"/>
+            <w:vAlign w:val="center"/>
+          </w:tcPr>
+          <w:p>
+            <w:r/>
+            <w:r>
+              <w:rPr>
+                <w:b/>
+                <w:sz w:val="17"/>
+              </w:rPr>
+              <w:t>Item</w:t>
+            </w:r>
+          </w:p>
+        </w:tc>
+        <w:tc>
+          <w:tcPr>
+            <w:tcW w:type="dxa" w:w="5184"/>
+            <w:shd w:fill="D9EAF7"/>
+            <w:vAlign w:val="center"/>
+          </w:tcPr>
+          <w:p>
+            <w:r/>
+            <w:r>
+              <w:rPr>
+                <w:b/>
+                <w:sz w:val="17"/>
+              </w:rPr>
+              <w:t>Required Detail</w:t>
+            </w:r>
+          </w:p>
+        </w:tc>
+      </w:tr>
+      <w:tr>
+        <w:tc>
+          <w:tcPr>
+            <w:tcW w:type="dxa" w:w="5184"/>
+            <w:vAlign w:val="top"/>
+          </w:tcPr>
+          <w:p>
+            <w:r/>
+            <w:r>
+              <w:rPr>
+                <w:b w:val="0"/>
+                <w:sz w:val="17"/>
+              </w:rPr>
+              <w:t>Folder</w:t>
+            </w:r>
+          </w:p>
+        </w:tc>
+        <w:tc>
+          <w:tcPr>
+            <w:tcW w:type="dxa" w:w="5184"/>
+            <w:vAlign w:val="top"/>
+          </w:tcPr>
+          <w:p>
+            <w:r/>
+            <w:r>
+              <w:rPr>
+                <w:b w:val="0"/>
+                <w:sz w:val="17"/>
+              </w:rPr>
+              <w:t>`src/llm_summarizer/`</w:t>
+            </w:r>
+          </w:p>
+        </w:tc>
+      </w:tr>
+      <w:tr>
+        <w:tc>
+          <w:tcPr>
+            <w:tcW w:type="dxa" w:w="5184"/>
+            <w:vAlign w:val="top"/>
+          </w:tcPr>
+          <w:p>
+            <w:r/>
+            <w:r>
+              <w:rPr>
+                <w:b w:val="0"/>
+                <w:sz w:val="17"/>
+              </w:rPr>
+              <w:t>Public function</w:t>
+            </w:r>
+          </w:p>
+        </w:tc>
+        <w:tc>
+          <w:tcPr>
+            <w:tcW w:type="dxa" w:w="5184"/>
+            <w:vAlign w:val="top"/>
+          </w:tcPr>
+          <w:p>
+            <w:r/>
+            <w:r>
+              <w:rPr>
+                <w:b w:val="0"/>
+                <w:sz w:val="17"/>
+              </w:rPr>
+              <w:t>`summarize_incident(incident_row: dict) -&gt; dict`</w:t>
+            </w:r>
+          </w:p>
+        </w:tc>
+      </w:tr>
+      <w:tr>
+        <w:tc>
+          <w:tcPr>
+            <w:tcW w:type="dxa" w:w="5184"/>
+            <w:vAlign w:val="top"/>
+          </w:tcPr>
+          <w:p>
+            <w:r/>
+            <w:r>
+              <w:rPr>
+                <w:b w:val="0"/>
+                <w:sz w:val="17"/>
+              </w:rPr>
+              <w:t>Required output</w:t>
+            </w:r>
+          </w:p>
+        </w:tc>
+        <w:tc>
+          <w:tcPr>
+            <w:tcW w:type="dxa" w:w="5184"/>
+            <w:vAlign w:val="top"/>
+          </w:tcPr>
+          <w:p>
+            <w:r/>
+            <w:r>
+              <w:rPr>
+                <w:b w:val="0"/>
+                <w:sz w:val="17"/>
+              </w:rPr>
+              <w:t>`incident_summary`, `summary_method`, `summary_model`</w:t>
+            </w:r>
+          </w:p>
+        </w:tc>
+      </w:tr>
+      <w:tr>
+        <w:tc>
+          <w:tcPr>
+            <w:tcW w:type="dxa" w:w="5184"/>
+            <w:vAlign w:val="top"/>
+          </w:tcPr>
+          <w:p>
+            <w:r/>
+            <w:r>
+              <w:rPr>
+                <w:b w:val="0"/>
+                <w:sz w:val="17"/>
+              </w:rPr>
+              <w:t>Caller</w:t>
+            </w:r>
+          </w:p>
+        </w:tc>
+        <w:tc>
+          <w:tcPr>
+            <w:tcW w:type="dxa" w:w="5184"/>
+            <w:vAlign w:val="top"/>
+          </w:tcPr>
+          <w:p>
+            <w:r/>
+            <w:r>
+              <w:rPr>
+                <w:b w:val="0"/>
+                <w:sz w:val="17"/>
+              </w:rPr>
+              <w:t>Student 6 integration flow calls it after `integrate_records(...)`</w:t>
+            </w:r>
+          </w:p>
+        </w:tc>
+      </w:tr>
+      <w:tr>
+        <w:tc>
+          <w:tcPr>
+            <w:tcW w:type="dxa" w:w="5184"/>
+            <w:vAlign w:val="top"/>
+          </w:tcPr>
+          <w:p>
+            <w:r/>
+            <w:r>
+              <w:rPr>
+                <w:b w:val="0"/>
+                <w:sz w:val="17"/>
+              </w:rPr>
+              <w:t>Timing</w:t>
+            </w:r>
+          </w:p>
+        </w:tc>
+        <w:tc>
+          <w:tcPr>
+            <w:tcW w:type="dxa" w:w="5184"/>
+            <w:vAlign w:val="top"/>
+          </w:tcPr>
+          <w:p>
+            <w:r/>
+            <w:r>
+              <w:rPr>
+                <w:b w:val="0"/>
+                <w:sz w:val="17"/>
+              </w:rPr>
+              <w:t>Before ID generation/Supabase insert is acceptable; before Supabase insert is required</w:t>
+            </w:r>
+          </w:p>
+        </w:tc>
+      </w:tr>
+      <w:tr>
+        <w:tc>
+          <w:tcPr>
+            <w:tcW w:type="dxa" w:w="5184"/>
+            <w:vAlign w:val="top"/>
+          </w:tcPr>
+          <w:p>
+            <w:r/>
+            <w:r>
+              <w:rPr>
+                <w:b w:val="0"/>
+                <w:sz w:val="17"/>
+              </w:rPr>
+              <w:t>Fallback</w:t>
+            </w:r>
+          </w:p>
+        </w:tc>
+        <w:tc>
+          <w:tcPr>
+            <w:tcW w:type="dxa" w:w="5184"/>
+            <w:vAlign w:val="top"/>
+          </w:tcPr>
+          <w:p>
+            <w:r/>
+            <w:r>
+              <w:rPr>
+                <w:b w:val="0"/>
+                <w:sz w:val="17"/>
+              </w:rPr>
+              <w:t>Rule-based fallback must work without any LLM model</w:t>
+            </w:r>
+          </w:p>
+        </w:tc>
+      </w:tr>
+      <w:tr>
+        <w:tc>
+          <w:tcPr>
+            <w:tcW w:type="dxa" w:w="5184"/>
+            <w:vAlign w:val="top"/>
+          </w:tcPr>
+          <w:p>
+            <w:r/>
+            <w:r>
+              <w:rPr>
+                <w:b w:val="0"/>
+                <w:sz w:val="17"/>
+              </w:rPr>
+              <w:t>Database update</w:t>
+            </w:r>
+          </w:p>
+        </w:tc>
+        <w:tc>
+          <w:tcPr>
+            <w:tcW w:type="dxa" w:w="5184"/>
+            <w:vAlign w:val="top"/>
+          </w:tcPr>
+          <w:p>
+            <w:r/>
+            <w:r>
+              <w:rPr>
+                <w:b w:val="0"/>
+                <w:sz w:val="17"/>
+              </w:rPr>
+              <w:t>Summary fields are included in the payload inserted into the `incidents` table</w:t>
+            </w:r>
+          </w:p>
+        </w:tc>
+      </w:tr>
+      <w:tr>
+        <w:tc>
+          <w:tcPr>
+            <w:tcW w:type="dxa" w:w="5184"/>
+            <w:vAlign w:val="top"/>
+          </w:tcPr>
+          <w:p>
+            <w:r/>
+            <w:r>
+              <w:rPr>
+                <w:b w:val="0"/>
+                <w:sz w:val="17"/>
+              </w:rPr>
+              <w:t>Final CSV</w:t>
+            </w:r>
+          </w:p>
+        </w:tc>
+        <w:tc>
+          <w:tcPr>
+            <w:tcW w:type="dxa" w:w="5184"/>
+            <w:vAlign w:val="top"/>
+          </w:tcPr>
+          <w:p>
+            <w:r/>
+            <w:r>
+              <w:rPr>
+                <w:b w:val="0"/>
+                <w:sz w:val="17"/>
+              </w:rPr>
+              <w:t>Summary fields stay out of the required six-column final export</w:t>
+            </w:r>
+          </w:p>
+        </w:tc>
+      </w:tr>
+    </w:tbl>
+    <w:p/>
     <w:p>
       <w:pPr>
-        <w:pStyle w:val="ListNumber"/>
+        <w:pStyle w:val="Heading2"/>
       </w:pPr>
       <w:r>
-        <w:rPr>
-          <w:rFonts w:ascii="Times New Roman" w:hAnsi="Times New Roman" w:eastAsia="Times New Roman"/>
-          <w:b w:val="0"/>
-          <w:i w:val="0"/>
-          <w:sz w:val="26"/>
-        </w:rPr>
-        <w:t>Build each modality processor independently.</w:t>
+        <w:t>5. Removed / Not Required Tickets</w:t>
       </w:r>
     </w:p>
-    <w:p>
-      <w:pPr>
-        <w:pStyle w:val="ListNumber"/>
-      </w:pPr>
-      <w:r>
-        <w:rPr>
-          <w:rFonts w:ascii="Times New Roman" w:hAnsi="Times New Roman" w:eastAsia="Times New Roman"/>
-          <w:b w:val="0"/>
-          <w:i w:val="0"/>
-          <w:sz w:val="26"/>
-        </w:rPr>
-        <w:t>Standardize intermediate CSVs.</w:t>
-      </w:r>
-    </w:p>
-    <w:p>
-      <w:pPr>
-        <w:pStyle w:val="ListNumber"/>
-      </w:pPr>
-      <w:r>
-        <w:rPr>
-          <w:rFonts w:ascii="Times New Roman" w:hAnsi="Times New Roman" w:eastAsia="Times New Roman"/>
-          <w:b w:val="0"/>
-          <w:i w:val="0"/>
-          <w:sz w:val="26"/>
-        </w:rPr>
-        <w:t>Build integration, severity, and schema validation.</w:t>
-      </w:r>
-    </w:p>
-    <w:p>
-      <w:pPr>
-        <w:pStyle w:val="ListNumber"/>
-      </w:pPr>
-      <w:r>
-        <w:rPr>
-          <w:rFonts w:ascii="Times New Roman" w:hAnsi="Times New Roman" w:eastAsia="Times New Roman"/>
-          <w:b w:val="0"/>
-          <w:i w:val="0"/>
-          <w:sz w:val="26"/>
-        </w:rPr>
-        <w:t>Build dashboard and summary.</w:t>
-      </w:r>
-    </w:p>
-    <w:p>
-      <w:pPr>
-        <w:pStyle w:val="ListNumber"/>
-      </w:pPr>
-      <w:r>
-        <w:rPr>
-          <w:rFonts w:ascii="Times New Roman" w:hAnsi="Times New Roman" w:eastAsia="Times New Roman"/>
-          <w:b w:val="0"/>
-          <w:i w:val="0"/>
-          <w:sz w:val="26"/>
-        </w:rPr>
-        <w:t>Add fast demo mode and cached outputs.</w:t>
-      </w:r>
-    </w:p>
-    <w:p>
-      <w:pPr>
-        <w:pStyle w:val="ListNumber"/>
-      </w:pPr>
-      <w:r>
-        <w:rPr>
-          <w:rFonts w:ascii="Times New Roman" w:hAnsi="Times New Roman" w:eastAsia="Times New Roman"/>
-          <w:b w:val="0"/>
-          <w:i w:val="0"/>
-          <w:sz w:val="26"/>
-        </w:rPr>
-        <w:t>Write report, diagram, and AWS plan.</w:t>
-      </w:r>
-    </w:p>
-    <w:p>
-      <w:pPr>
-        <w:pStyle w:val="ListNumber"/>
-      </w:pPr>
-      <w:r>
-        <w:rPr>
-          <w:rFonts w:ascii="Times New Roman" w:hAnsi="Times New Roman" w:eastAsia="Times New Roman"/>
-          <w:b w:val="0"/>
-          <w:i w:val="0"/>
-          <w:sz w:val="26"/>
-        </w:rPr>
-        <w:t>Test fresh setup and record final demo.</w:t>
-      </w:r>
-    </w:p>
+    <w:tbl>
+      <w:tblPr>
+        <w:tblStyle w:val="TableGrid"/>
+        <w:tblW w:type="auto" w:w="0"/>
+        <w:jc w:val="center"/>
+        <w:tblLook w:firstColumn="1" w:firstRow="1" w:lastColumn="0" w:lastRow="0" w:noHBand="0" w:noVBand="1" w:val="04A0"/>
+      </w:tblPr>
+      <w:tblGrid>
+        <w:gridCol w:w="5184"/>
+        <w:gridCol w:w="5184"/>
+      </w:tblGrid>
+      <w:tr>
+        <w:tc>
+          <w:tcPr>
+            <w:tcW w:type="dxa" w:w="5184"/>
+            <w:shd w:fill="D9EAF7"/>
+            <w:vAlign w:val="center"/>
+          </w:tcPr>
+          <w:p>
+            <w:r/>
+            <w:r>
+              <w:rPr>
+                <w:b/>
+                <w:sz w:val="17"/>
+              </w:rPr>
+              <w:t>Old Item</w:t>
+            </w:r>
+          </w:p>
+        </w:tc>
+        <w:tc>
+          <w:tcPr>
+            <w:tcW w:type="dxa" w:w="5184"/>
+            <w:shd w:fill="D9EAF7"/>
+            <w:vAlign w:val="center"/>
+          </w:tcPr>
+          <w:p>
+            <w:r/>
+            <w:r>
+              <w:rPr>
+                <w:b/>
+                <w:sz w:val="17"/>
+              </w:rPr>
+              <w:t>Status in Updated Architecture</w:t>
+            </w:r>
+          </w:p>
+        </w:tc>
+      </w:tr>
+      <w:tr>
+        <w:tc>
+          <w:tcPr>
+            <w:tcW w:type="dxa" w:w="5184"/>
+            <w:vAlign w:val="top"/>
+          </w:tcPr>
+          <w:p>
+            <w:r/>
+            <w:r>
+              <w:rPr>
+                <w:b w:val="0"/>
+                <w:sz w:val="17"/>
+              </w:rPr>
+              <w:t>Build `data/raw/INC_001` folder layout</w:t>
+            </w:r>
+          </w:p>
+        </w:tc>
+        <w:tc>
+          <w:tcPr>
+            <w:tcW w:type="dxa" w:w="5184"/>
+            <w:vAlign w:val="top"/>
+          </w:tcPr>
+          <w:p>
+            <w:r/>
+            <w:r>
+              <w:rPr>
+                <w:b w:val="0"/>
+                <w:sz w:val="17"/>
+              </w:rPr>
+              <w:t>Removed; input is Streamlit single-file upload</w:t>
+            </w:r>
+          </w:p>
+        </w:tc>
+      </w:tr>
+      <w:tr>
+        <w:tc>
+          <w:tcPr>
+            <w:tcW w:type="dxa" w:w="5184"/>
+            <w:vAlign w:val="top"/>
+          </w:tcPr>
+          <w:p>
+            <w:r/>
+            <w:r>
+              <w:rPr>
+                <w:b w:val="0"/>
+                <w:sz w:val="17"/>
+              </w:rPr>
+              <w:t>Build local ingestion script that organizes files into modality folders</w:t>
+            </w:r>
+          </w:p>
+        </w:tc>
+        <w:tc>
+          <w:tcPr>
+            <w:tcW w:type="dxa" w:w="5184"/>
+            <w:vAlign w:val="top"/>
+          </w:tcPr>
+          <w:p>
+            <w:r/>
+            <w:r>
+              <w:rPr>
+                <w:b w:val="0"/>
+                <w:sz w:val="17"/>
+              </w:rPr>
+              <w:t>Removed; file type detector routes uploaded file directly</w:t>
+            </w:r>
+          </w:p>
+        </w:tc>
+      </w:tr>
+      <w:tr>
+        <w:tc>
+          <w:tcPr>
+            <w:tcW w:type="dxa" w:w="5184"/>
+            <w:vAlign w:val="top"/>
+          </w:tcPr>
+          <w:p>
+            <w:r/>
+            <w:r>
+              <w:rPr>
+                <w:b w:val="0"/>
+                <w:sz w:val="17"/>
+              </w:rPr>
+              <w:t>Create intermediate CSV files per modality as main contract</w:t>
+            </w:r>
+          </w:p>
+        </w:tc>
+        <w:tc>
+          <w:tcPr>
+            <w:tcW w:type="dxa" w:w="5184"/>
+            <w:vAlign w:val="top"/>
+          </w:tcPr>
+          <w:p>
+            <w:r/>
+            <w:r>
+              <w:rPr>
+                <w:b w:val="0"/>
+                <w:sz w:val="17"/>
+              </w:rPr>
+              <w:t>Replaced by pandas DataFrame contract</w:t>
+            </w:r>
+          </w:p>
+        </w:tc>
+      </w:tr>
+      <w:tr>
+        <w:tc>
+          <w:tcPr>
+            <w:tcW w:type="dxa" w:w="5184"/>
+            <w:vAlign w:val="top"/>
+          </w:tcPr>
+          <w:p>
+            <w:r/>
+            <w:r>
+              <w:rPr>
+                <w:b w:val="0"/>
+                <w:sz w:val="17"/>
+              </w:rPr>
+              <w:t>Build merge script that writes local `data/final/final_incidents.csv` as source of truth</w:t>
+            </w:r>
+          </w:p>
+        </w:tc>
+        <w:tc>
+          <w:tcPr>
+            <w:tcW w:type="dxa" w:w="5184"/>
+            <w:vAlign w:val="top"/>
+          </w:tcPr>
+          <w:p>
+            <w:r/>
+            <w:r>
+              <w:rPr>
+                <w:b w:val="0"/>
+                <w:sz w:val="17"/>
+              </w:rPr>
+              <w:t>Replaced by Supabase table and export from Supabase</w:t>
+            </w:r>
+          </w:p>
+        </w:tc>
+      </w:tr>
+      <w:tr>
+        <w:tc>
+          <w:tcPr>
+            <w:tcW w:type="dxa" w:w="5184"/>
+            <w:vAlign w:val="top"/>
+          </w:tcPr>
+          <w:p>
+            <w:r/>
+            <w:r>
+              <w:rPr>
+                <w:b w:val="0"/>
+                <w:sz w:val="17"/>
+              </w:rPr>
+              <w:t>Add upload or watch-folder flow</w:t>
+            </w:r>
+          </w:p>
+        </w:tc>
+        <w:tc>
+          <w:tcPr>
+            <w:tcW w:type="dxa" w:w="5184"/>
+            <w:vAlign w:val="top"/>
+          </w:tcPr>
+          <w:p>
+            <w:r/>
+            <w:r>
+              <w:rPr>
+                <w:b w:val="0"/>
+                <w:sz w:val="17"/>
+              </w:rPr>
+              <w:t>Replaced by required Streamlit upload only</w:t>
+            </w:r>
+          </w:p>
+        </w:tc>
+      </w:tr>
+      <w:tr>
+        <w:tc>
+          <w:tcPr>
+            <w:tcW w:type="dxa" w:w="5184"/>
+            <w:vAlign w:val="top"/>
+          </w:tcPr>
+          <w:p>
+            <w:r/>
+            <w:r>
+              <w:rPr>
+                <w:b w:val="0"/>
+                <w:sz w:val="17"/>
+              </w:rPr>
+              <w:t>Prepare AWS no-billing plan</w:t>
+            </w:r>
+          </w:p>
+        </w:tc>
+        <w:tc>
+          <w:tcPr>
+            <w:tcW w:type="dxa" w:w="5184"/>
+            <w:vAlign w:val="top"/>
+          </w:tcPr>
+          <w:p>
+            <w:r/>
+            <w:r>
+              <w:rPr>
+                <w:b w:val="0"/>
+                <w:sz w:val="17"/>
+              </w:rPr>
+              <w:t>Removed from MVP; Supabase is the selected persistence layer</w:t>
+            </w:r>
+          </w:p>
+        </w:tc>
+      </w:tr>
+      <w:tr>
+        <w:tc>
+          <w:tcPr>
+            <w:tcW w:type="dxa" w:w="5184"/>
+            <w:vAlign w:val="top"/>
+          </w:tcPr>
+          <w:p>
+            <w:r/>
+            <w:r>
+              <w:rPr>
+                <w:b w:val="0"/>
+                <w:sz w:val="17"/>
+              </w:rPr>
+              <w:t>Put summary code inside integration only</w:t>
+            </w:r>
+          </w:p>
+        </w:tc>
+        <w:tc>
+          <w:tcPr>
+            <w:tcW w:type="dxa" w:w="5184"/>
+            <w:vAlign w:val="top"/>
+          </w:tcPr>
+          <w:p>
+            <w:r/>
+            <w:r>
+              <w:rPr>
+                <w:b w:val="0"/>
+                <w:sz w:val="17"/>
+              </w:rPr>
+              <w:t>Removed; LLM summary must be a separate folder/function called by Student 6</w:t>
+            </w:r>
+          </w:p>
+        </w:tc>
+      </w:tr>
+    </w:tbl>
+    <w:p/>
     <w:sectPr>
-      <w:headerReference w:type="default" r:id="rId9"/>
-      <w:footerReference w:type="default" r:id="rId10"/>
-      <w:pgSz w:w="15840" w:h="12240" w:orient="landscape"/>
-      <w:pgMar w:top="792" w:right="792" w:bottom="792" w:left="792" w:header="720" w:footer="720" w:gutter="0"/>
+      <w:pgSz w:w="12240" w:h="15840"/>
+      <w:pgMar w:top="936" w:right="936" w:bottom="936" w:left="936" w:header="720" w:footer="720" w:gutter="0"/>
       <w:cols w:space="720"/>
       <w:docGrid w:linePitch="360"/>
     </w:sectPr>
   </w:body>
 </w:document>
-</file>
-
-<file path=word/footer1.xml><?xml version="1.0" encoding="utf-8"?>
-<w:ftr xmlns:m="http://schemas.openxmlformats.org/officeDocument/2006/math" xmlns:mc="http://schemas.openxmlformats.org/markup-compatibility/2006" xmlns:mo="http://schemas.microsoft.com/office/mac/office/2008/main" xmlns:mv="urn:schemas-microsoft-com:mac:vml" xmlns:o="urn:schemas-microsoft-com:office:office" xmlns:r="http://schemas.openxmlformats.org/officeDocument/2006/relationships" xmlns:v="urn:schemas-microsoft-com:vml" xmlns:w10="urn:schemas-microsoft-com:office:word" xmlns:w14="http://schemas.microsoft.com/office/word/2010/wordml" xmlns:w="http://schemas.openxmlformats.org/wordprocessingml/2006/main" xmlns:wne="http://schemas.microsoft.com/office/word/2006/wordml" xmlns:wp14="http://schemas.microsoft.com/office/word/2010/wordprocessingDrawing" xmlns:wp="http://schemas.openxmlformats.org/drawingml/2006/wordprocessingDrawing" xmlns:wpc="http://schemas.microsoft.com/office/word/2010/wordprocessingCanvas" xmlns:wpg="http://schemas.microsoft.com/office/word/2010/wordprocessingGroup" xmlns:wpi="http://schemas.microsoft.com/office/word/2010/wordprocessingInk" xmlns:wps="http://schemas.microsoft.com/office/word/2010/wordprocessingShape" mc:Ignorable="w14 wp14">
-  <w:p>
-    <w:pPr>
-      <w:pStyle w:val="Footer"/>
-      <w:jc w:val="right"/>
-    </w:pPr>
-    <w:r/>
-    <w:r>
-      <w:rPr>
-        <w:rFonts w:ascii="Times New Roman" w:hAnsi="Times New Roman" w:eastAsia="Times New Roman"/>
-        <w:b w:val="0"/>
-        <w:i w:val="0"/>
-        <w:color w:val="666666"/>
-        <w:sz w:val="18"/>
-      </w:rPr>
-      <w:t xml:space="preserve">Group 2 · Class Prototype · Final Submission: June 26, 2026  |  </w:t>
-    </w:r>
-    <w:r>
-      <w:rPr>
-        <w:rFonts w:ascii="Times New Roman" w:hAnsi="Times New Roman" w:eastAsia="Times New Roman"/>
-        <w:b w:val="0"/>
-        <w:i w:val="0"/>
-        <w:color w:val="666666"/>
-        <w:sz w:val="18"/>
-      </w:rPr>
-      <w:t xml:space="preserve">Page </w:t>
-      <w:fldChar w:fldCharType="begin"/>
-      <w:instrText xml:space="preserve">PAGE</w:instrText>
-      <w:fldChar w:fldCharType="end"/>
-    </w:r>
-  </w:p>
-</w:ftr>
-</file>
-
-<file path=word/header1.xml><?xml version="1.0" encoding="utf-8"?>
-<w:hdr xmlns:m="http://schemas.openxmlformats.org/officeDocument/2006/math" xmlns:mc="http://schemas.openxmlformats.org/markup-compatibility/2006" xmlns:mo="http://schemas.microsoft.com/office/mac/office/2008/main" xmlns:mv="urn:schemas-microsoft-com:mac:vml" xmlns:o="urn:schemas-microsoft-com:office:office" xmlns:r="http://schemas.openxmlformats.org/officeDocument/2006/relationships" xmlns:v="urn:schemas-microsoft-com:vml" xmlns:w10="urn:schemas-microsoft-com:office:word" xmlns:w14="http://schemas.microsoft.com/office/word/2010/wordml" xmlns:w="http://schemas.openxmlformats.org/wordprocessingml/2006/main" xmlns:wne="http://schemas.microsoft.com/office/word/2006/wordml" xmlns:wp14="http://schemas.microsoft.com/office/word/2010/wordprocessingDrawing" xmlns:wp="http://schemas.openxmlformats.org/drawingml/2006/wordprocessingDrawing" xmlns:wpc="http://schemas.microsoft.com/office/word/2010/wordprocessingCanvas" xmlns:wpg="http://schemas.microsoft.com/office/word/2010/wordprocessingGroup" xmlns:wpi="http://schemas.microsoft.com/office/word/2010/wordprocessingInk" xmlns:wps="http://schemas.microsoft.com/office/word/2010/wordprocessingShape" mc:Ignorable="w14 wp14">
-  <w:p>
-    <w:pPr>
-      <w:pStyle w:val="Header"/>
-      <w:jc w:val="left"/>
-      <w:pBdr>
-        <w:bottom w:val="single" w:sz="4" w:space="1" w:color="D9DEE3"/>
-      </w:pBdr>
-    </w:pPr>
-    <w:r/>
-    <w:r>
-      <w:rPr>
-        <w:rFonts w:ascii="Times New Roman" w:hAnsi="Times New Roman" w:eastAsia="Times New Roman"/>
-        <w:b w:val="0"/>
-        <w:i w:val="0"/>
-        <w:color w:val="666666"/>
-        <w:sz w:val="19"/>
-      </w:rPr>
-      <w:t>Multimodal Crime / Incident Report Analyzer  |  Implementation Tickets</w:t>
-    </w:r>
-  </w:p>
-</w:hdr>
 </file>
 
 <file path=word/numbering.xml><?xml version="1.0" encoding="utf-8"?>
@@ -6740,13 +4795,9 @@
     <w:name w:val="Normal"/>
     <w:qFormat/>
     <w:rsid w:val="00FC693F"/>
-    <w:pPr>
-      <w:spacing w:after="120" w:line="259" w:lineRule="auto"/>
-    </w:pPr>
     <w:rPr>
-      <w:rFonts w:ascii="Times New Roman" w:hAnsi="Times New Roman" w:eastAsia="Times New Roman"/>
-      <w:color w:val="1F1F1F"/>
-      <w:sz w:val="26"/>
+      <w:rFonts w:ascii="Arial" w:hAnsi="Arial" w:eastAsia="Arial"/>
+      <w:sz w:val="19"/>
     </w:rPr>
   </w:style>
   <w:style w:type="paragraph" w:styleId="Header">
@@ -6804,15 +4855,15 @@
     <w:pPr>
       <w:keepNext/>
       <w:keepLines/>
-      <w:spacing w:before="240" w:after="120"/>
+      <w:spacing w:before="480" w:after="0"/>
       <w:outlineLvl w:val="0"/>
     </w:pPr>
     <w:rPr>
-      <w:rFonts w:asciiTheme="majorHAnsi" w:eastAsiaTheme="majorEastAsia" w:hAnsiTheme="majorHAnsi" w:cstheme="majorBidi" w:ascii="Times New Roman" w:hAnsi="Times New Roman" w:eastAsia="Times New Roman"/>
+      <w:rFonts w:asciiTheme="majorHAnsi" w:eastAsiaTheme="majorEastAsia" w:hAnsiTheme="majorHAnsi" w:cstheme="majorBidi" w:ascii="Arial" w:hAnsi="Arial" w:eastAsia="Arial"/>
       <w:b/>
       <w:bCs/>
-      <w:color w:val="12385B"/>
-      <w:sz w:val="36"/>
+      <w:color w:val="365F91" w:themeColor="accent1" w:themeShade="BF"/>
+      <w:sz w:val="28"/>
       <w:szCs w:val="28"/>
     </w:rPr>
   </w:style>
@@ -6828,15 +4879,15 @@
     <w:pPr>
       <w:keepNext/>
       <w:keepLines/>
-      <w:spacing w:before="240" w:after="120"/>
+      <w:spacing w:before="200" w:after="0"/>
       <w:outlineLvl w:val="1"/>
     </w:pPr>
     <w:rPr>
-      <w:rFonts w:asciiTheme="majorHAnsi" w:eastAsiaTheme="majorEastAsia" w:hAnsiTheme="majorHAnsi" w:cstheme="majorBidi" w:ascii="Times New Roman" w:hAnsi="Times New Roman" w:eastAsia="Times New Roman"/>
+      <w:rFonts w:asciiTheme="majorHAnsi" w:eastAsiaTheme="majorEastAsia" w:hAnsiTheme="majorHAnsi" w:cstheme="majorBidi" w:ascii="Arial" w:hAnsi="Arial" w:eastAsia="Arial"/>
       <w:b/>
       <w:bCs/>
-      <w:color w:val="1F4E79"/>
-      <w:sz w:val="30"/>
+      <w:color w:val="4F81BD" w:themeColor="accent1"/>
+      <w:sz w:val="26"/>
       <w:szCs w:val="26"/>
     </w:rPr>
   </w:style>
@@ -6852,15 +4903,14 @@
     <w:pPr>
       <w:keepNext/>
       <w:keepLines/>
-      <w:spacing w:before="240" w:after="120"/>
+      <w:spacing w:before="200" w:after="0"/>
       <w:outlineLvl w:val="2"/>
     </w:pPr>
     <w:rPr>
-      <w:rFonts w:asciiTheme="majorHAnsi" w:eastAsiaTheme="majorEastAsia" w:hAnsiTheme="majorHAnsi" w:cstheme="majorBidi" w:ascii="Times New Roman" w:hAnsi="Times New Roman" w:eastAsia="Times New Roman"/>
+      <w:rFonts w:asciiTheme="majorHAnsi" w:eastAsiaTheme="majorEastAsia" w:hAnsiTheme="majorHAnsi" w:cstheme="majorBidi" w:ascii="Arial" w:hAnsi="Arial" w:eastAsia="Arial"/>
       <w:b/>
       <w:bCs/>
-      <w:color w:val="12385B"/>
-      <w:sz w:val="27"/>
+      <w:color w:val="4F81BD" w:themeColor="accent1"/>
     </w:rPr>
   </w:style>
   <w:style w:type="paragraph" w:styleId="Heading4">
@@ -7276,13 +5326,8 @@
       <w:numPr>
         <w:numId w:val="1"/>
       </w:numPr>
-      <w:spacing w:after="80"/>
       <w:contextualSpacing/>
     </w:pPr>
-    <w:rPr>
-      <w:rFonts w:ascii="Times New Roman" w:hAnsi="Times New Roman" w:eastAsia="Times New Roman"/>
-      <w:sz w:val="26"/>
-    </w:rPr>
   </w:style>
   <w:style w:type="paragraph" w:styleId="ListBullet2">
     <w:name w:val="List Bullet 2"/>
@@ -7320,13 +5365,8 @@
       <w:numPr>
         <w:numId w:val="5"/>
       </w:numPr>
-      <w:spacing w:after="80"/>
       <w:contextualSpacing/>
     </w:pPr>
-    <w:rPr>
-      <w:rFonts w:ascii="Times New Roman" w:hAnsi="Times New Roman" w:eastAsia="Times New Roman"/>
-      <w:sz w:val="26"/>
-    </w:rPr>
   </w:style>
   <w:style w:type="paragraph" w:styleId="ListNumber2">
     <w:name w:val="List Number 2"/>
